--- a/docs/prd/Thai-Meet_PRD_v3.0_Final_KO.docx
+++ b/docs/prd/Thai-Meet_PRD_v3.0_Final_KO.docx
@@ -8,7 +8,7 @@
       </w:pPr>
       <w:r>
         <w:rPr>
-          <w:rFonts w:ascii="Noto Sans CJK KR" w:hAnsi="Noto Sans CJK KR" w:eastAsia="Noto Sans CJK KR"/>
+          <w:rFonts w:ascii="Malgun Gothic" w:hAnsi="Malgun Gothic" w:eastAsia="Noto Sans CJK KR"/>
           <w:b/>
           <w:color w:val="1F4E79"/>
           <w:sz w:val="56"/>
@@ -23,7 +23,7 @@
       </w:pPr>
       <w:r>
         <w:rPr>
-          <w:rFonts w:ascii="Noto Sans CJK KR" w:hAnsi="Noto Sans CJK KR" w:eastAsia="Noto Sans CJK KR"/>
+          <w:rFonts w:ascii="Malgun Gothic" w:hAnsi="Malgun Gothic" w:eastAsia="Noto Sans CJK KR"/>
           <w:b/>
           <w:i w:val="0"/>
           <w:color w:val="404040"/>
@@ -38,7 +38,7 @@
       </w:pPr>
       <w:r>
         <w:rPr>
-          <w:rFonts w:ascii="Noto Sans CJK KR" w:hAnsi="Noto Sans CJK KR" w:eastAsia="Noto Sans CJK KR"/>
+          <w:rFonts w:ascii="Malgun Gothic" w:hAnsi="Malgun Gothic" w:eastAsia="Noto Sans CJK KR"/>
           <w:b w:val="0"/>
           <w:i w:val="0"/>
           <w:color w:val="595959"/>
@@ -253,14 +253,13 @@
         <w:tc>
           <w:tcPr>
             <w:tcW w:type="dxa" w:w="2200"/>
-            <w:vAlign w:val="top"/>
-          </w:tcPr>
-          <w:p>
-            <w:r>
-              <w:rPr>
-                <w:rFonts w:ascii="Noto Sans CJK KR" w:hAnsi="Noto Sans CJK KR" w:eastAsia="Noto Sans CJK KR"/>
-                <w:b w:val="0"/>
-                <w:sz w:val="17"/>
+            <w:vAlign w:val="center"/>
+          </w:tcPr>
+          <w:p>
+            <w:r>
+              <w:rPr>
+                <w:rFonts w:ascii="Malgun Gothic" w:hAnsi="Malgun Gothic"/>
+                <w:sz w:val="18"/>
               </w:rPr>
               <w:t>핵심 방향</w:t>
             </w:r>
@@ -269,16 +268,15 @@
         <w:tc>
           <w:tcPr>
             <w:tcW w:type="dxa" w:w="7800"/>
-            <w:vAlign w:val="top"/>
-          </w:tcPr>
-          <w:p>
-            <w:r>
-              <w:rPr>
-                <w:rFonts w:ascii="Noto Sans CJK KR" w:hAnsi="Noto Sans CJK KR" w:eastAsia="Noto Sans CJK KR"/>
-                <w:b w:val="0"/>
-                <w:sz w:val="17"/>
-              </w:rPr>
-              <w:t>ThaiFriendly식 검색/프로필 탐색 + LINE/Facebook 연락처 공유 + Public ID 재생성 + 광고 수익 우선 + Low-Friction Safety</w:t>
+            <w:vAlign w:val="center"/>
+          </w:tcPr>
+          <w:p>
+            <w:r>
+              <w:rPr>
+                <w:rFonts w:ascii="Malgun Gothic" w:hAnsi="Malgun Gothic"/>
+                <w:sz w:val="18"/>
+              </w:rPr>
+              <w:t>ThaiFriendly/MEEFF식 Discover + Swipe + Chat + List + My 5-tab 모바일 IA, LINE-first Contact Card, Public Meet ID 재생성, 광고는 Discover Native 중심으로 약하게 허용, Low-Friction Safety</w:t>
             </w:r>
           </w:p>
         </w:tc>
@@ -387,7 +385,7 @@
       </w:pPr>
       <w:r>
         <w:rPr>
-          <w:rFonts w:ascii="Noto Sans CJK KR" w:hAnsi="Noto Sans CJK KR" w:eastAsia="Noto Sans CJK KR"/>
+          <w:rFonts w:ascii="Malgun Gothic" w:hAnsi="Malgun Gothic" w:eastAsia="Noto Sans CJK KR"/>
           <w:color w:val="1F4E79"/>
         </w:rPr>
         <w:t>목차</w:t>
@@ -399,7 +397,7 @@
       </w:pPr>
       <w:r>
         <w:rPr>
-          <w:rFonts w:ascii="Noto Sans CJK KR" w:hAnsi="Noto Sans CJK KR" w:eastAsia="Noto Sans CJK KR"/>
+          <w:rFonts w:ascii="Malgun Gothic" w:hAnsi="Malgun Gothic" w:eastAsia="Noto Sans CJK KR"/>
           <w:b w:val="0"/>
           <w:i w:val="0"/>
           <w:sz w:val="18"/>
@@ -413,7 +411,7 @@
       </w:pPr>
       <w:r>
         <w:rPr>
-          <w:rFonts w:ascii="Noto Sans CJK KR" w:hAnsi="Noto Sans CJK KR" w:eastAsia="Noto Sans CJK KR"/>
+          <w:rFonts w:ascii="Malgun Gothic" w:hAnsi="Malgun Gothic" w:eastAsia="Noto Sans CJK KR"/>
           <w:b w:val="0"/>
           <w:i w:val="0"/>
           <w:sz w:val="18"/>
@@ -427,7 +425,7 @@
       </w:pPr>
       <w:r>
         <w:rPr>
-          <w:rFonts w:ascii="Noto Sans CJK KR" w:hAnsi="Noto Sans CJK KR" w:eastAsia="Noto Sans CJK KR"/>
+          <w:rFonts w:ascii="Malgun Gothic" w:hAnsi="Malgun Gothic" w:eastAsia="Noto Sans CJK KR"/>
           <w:b w:val="0"/>
           <w:i w:val="0"/>
           <w:sz w:val="18"/>
@@ -441,7 +439,7 @@
       </w:pPr>
       <w:r>
         <w:rPr>
-          <w:rFonts w:ascii="Noto Sans CJK KR" w:hAnsi="Noto Sans CJK KR" w:eastAsia="Noto Sans CJK KR"/>
+          <w:rFonts w:ascii="Malgun Gothic" w:hAnsi="Malgun Gothic" w:eastAsia="Noto Sans CJK KR"/>
           <w:b w:val="0"/>
           <w:i w:val="0"/>
           <w:sz w:val="18"/>
@@ -455,7 +453,7 @@
       </w:pPr>
       <w:r>
         <w:rPr>
-          <w:rFonts w:ascii="Noto Sans CJK KR" w:hAnsi="Noto Sans CJK KR" w:eastAsia="Noto Sans CJK KR"/>
+          <w:rFonts w:ascii="Malgun Gothic" w:hAnsi="Malgun Gothic" w:eastAsia="Noto Sans CJK KR"/>
           <w:b w:val="0"/>
           <w:i w:val="0"/>
           <w:sz w:val="18"/>
@@ -469,7 +467,7 @@
       </w:pPr>
       <w:r>
         <w:rPr>
-          <w:rFonts w:ascii="Noto Sans CJK KR" w:hAnsi="Noto Sans CJK KR" w:eastAsia="Noto Sans CJK KR"/>
+          <w:rFonts w:ascii="Malgun Gothic" w:hAnsi="Malgun Gothic" w:eastAsia="Noto Sans CJK KR"/>
           <w:b w:val="0"/>
           <w:i w:val="0"/>
           <w:sz w:val="18"/>
@@ -483,7 +481,7 @@
       </w:pPr>
       <w:r>
         <w:rPr>
-          <w:rFonts w:ascii="Noto Sans CJK KR" w:hAnsi="Noto Sans CJK KR" w:eastAsia="Noto Sans CJK KR"/>
+          <w:rFonts w:ascii="Malgun Gothic" w:hAnsi="Malgun Gothic" w:eastAsia="Noto Sans CJK KR"/>
           <w:b w:val="0"/>
           <w:i w:val="0"/>
           <w:sz w:val="18"/>
@@ -497,7 +495,7 @@
       </w:pPr>
       <w:r>
         <w:rPr>
-          <w:rFonts w:ascii="Noto Sans CJK KR" w:hAnsi="Noto Sans CJK KR" w:eastAsia="Noto Sans CJK KR"/>
+          <w:rFonts w:ascii="Malgun Gothic" w:hAnsi="Malgun Gothic" w:eastAsia="Noto Sans CJK KR"/>
           <w:b w:val="0"/>
           <w:i w:val="0"/>
           <w:sz w:val="18"/>
@@ -511,7 +509,7 @@
       </w:pPr>
       <w:r>
         <w:rPr>
-          <w:rFonts w:ascii="Noto Sans CJK KR" w:hAnsi="Noto Sans CJK KR" w:eastAsia="Noto Sans CJK KR"/>
+          <w:rFonts w:ascii="Malgun Gothic" w:hAnsi="Malgun Gothic" w:eastAsia="Noto Sans CJK KR"/>
           <w:b w:val="0"/>
           <w:i w:val="0"/>
           <w:sz w:val="18"/>
@@ -525,7 +523,7 @@
       </w:pPr>
       <w:r>
         <w:rPr>
-          <w:rFonts w:ascii="Noto Sans CJK KR" w:hAnsi="Noto Sans CJK KR" w:eastAsia="Noto Sans CJK KR"/>
+          <w:rFonts w:ascii="Malgun Gothic" w:hAnsi="Malgun Gothic" w:eastAsia="Noto Sans CJK KR"/>
           <w:b w:val="0"/>
           <w:i w:val="0"/>
           <w:sz w:val="18"/>
@@ -539,7 +537,7 @@
       </w:pPr>
       <w:r>
         <w:rPr>
-          <w:rFonts w:ascii="Noto Sans CJK KR" w:hAnsi="Noto Sans CJK KR" w:eastAsia="Noto Sans CJK KR"/>
+          <w:rFonts w:ascii="Malgun Gothic" w:hAnsi="Malgun Gothic" w:eastAsia="Noto Sans CJK KR"/>
           <w:b w:val="0"/>
           <w:i w:val="0"/>
           <w:sz w:val="18"/>
@@ -553,7 +551,7 @@
       </w:pPr>
       <w:r>
         <w:rPr>
-          <w:rFonts w:ascii="Noto Sans CJK KR" w:hAnsi="Noto Sans CJK KR" w:eastAsia="Noto Sans CJK KR"/>
+          <w:rFonts w:ascii="Malgun Gothic" w:hAnsi="Malgun Gothic" w:eastAsia="Noto Sans CJK KR"/>
           <w:b w:val="0"/>
           <w:i w:val="0"/>
           <w:sz w:val="18"/>
@@ -567,7 +565,7 @@
       </w:pPr>
       <w:r>
         <w:rPr>
-          <w:rFonts w:ascii="Noto Sans CJK KR" w:hAnsi="Noto Sans CJK KR" w:eastAsia="Noto Sans CJK KR"/>
+          <w:rFonts w:ascii="Malgun Gothic" w:hAnsi="Malgun Gothic" w:eastAsia="Noto Sans CJK KR"/>
           <w:b w:val="0"/>
           <w:i w:val="0"/>
           <w:sz w:val="18"/>
@@ -581,7 +579,7 @@
       </w:pPr>
       <w:r>
         <w:rPr>
-          <w:rFonts w:ascii="Noto Sans CJK KR" w:hAnsi="Noto Sans CJK KR" w:eastAsia="Noto Sans CJK KR"/>
+          <w:rFonts w:ascii="Malgun Gothic" w:hAnsi="Malgun Gothic" w:eastAsia="Noto Sans CJK KR"/>
           <w:b w:val="0"/>
           <w:i w:val="0"/>
           <w:sz w:val="18"/>
@@ -595,7 +593,7 @@
       </w:pPr>
       <w:r>
         <w:rPr>
-          <w:rFonts w:ascii="Noto Sans CJK KR" w:hAnsi="Noto Sans CJK KR" w:eastAsia="Noto Sans CJK KR"/>
+          <w:rFonts w:ascii="Malgun Gothic" w:hAnsi="Malgun Gothic" w:eastAsia="Noto Sans CJK KR"/>
           <w:b w:val="0"/>
           <w:i w:val="0"/>
           <w:sz w:val="18"/>
@@ -609,7 +607,7 @@
       </w:pPr>
       <w:r>
         <w:rPr>
-          <w:rFonts w:ascii="Noto Sans CJK KR" w:hAnsi="Noto Sans CJK KR" w:eastAsia="Noto Sans CJK KR"/>
+          <w:rFonts w:ascii="Malgun Gothic" w:hAnsi="Malgun Gothic" w:eastAsia="Noto Sans CJK KR"/>
           <w:b w:val="0"/>
           <w:i w:val="0"/>
           <w:sz w:val="18"/>
@@ -623,7 +621,7 @@
       </w:pPr>
       <w:r>
         <w:rPr>
-          <w:rFonts w:ascii="Noto Sans CJK KR" w:hAnsi="Noto Sans CJK KR" w:eastAsia="Noto Sans CJK KR"/>
+          <w:rFonts w:ascii="Malgun Gothic" w:hAnsi="Malgun Gothic" w:eastAsia="Noto Sans CJK KR"/>
           <w:b w:val="0"/>
           <w:i w:val="0"/>
           <w:sz w:val="18"/>
@@ -637,7 +635,7 @@
       </w:pPr>
       <w:r>
         <w:rPr>
-          <w:rFonts w:ascii="Noto Sans CJK KR" w:hAnsi="Noto Sans CJK KR" w:eastAsia="Noto Sans CJK KR"/>
+          <w:rFonts w:ascii="Malgun Gothic" w:hAnsi="Malgun Gothic" w:eastAsia="Noto Sans CJK KR"/>
           <w:b w:val="0"/>
           <w:i w:val="0"/>
           <w:sz w:val="18"/>
@@ -651,7 +649,7 @@
       </w:pPr>
       <w:r>
         <w:rPr>
-          <w:rFonts w:ascii="Noto Sans CJK KR" w:hAnsi="Noto Sans CJK KR" w:eastAsia="Noto Sans CJK KR"/>
+          <w:rFonts w:ascii="Malgun Gothic" w:hAnsi="Malgun Gothic" w:eastAsia="Noto Sans CJK KR"/>
           <w:b w:val="0"/>
           <w:i w:val="0"/>
           <w:sz w:val="18"/>
@@ -665,7 +663,7 @@
       </w:pPr>
       <w:r>
         <w:rPr>
-          <w:rFonts w:ascii="Noto Sans CJK KR" w:hAnsi="Noto Sans CJK KR" w:eastAsia="Noto Sans CJK KR"/>
+          <w:rFonts w:ascii="Malgun Gothic" w:hAnsi="Malgun Gothic" w:eastAsia="Noto Sans CJK KR"/>
           <w:b w:val="0"/>
           <w:i w:val="0"/>
           <w:sz w:val="18"/>
@@ -679,7 +677,7 @@
       </w:pPr>
       <w:r>
         <w:rPr>
-          <w:rFonts w:ascii="Noto Sans CJK KR" w:hAnsi="Noto Sans CJK KR" w:eastAsia="Noto Sans CJK KR"/>
+          <w:rFonts w:ascii="Malgun Gothic" w:hAnsi="Malgun Gothic" w:eastAsia="Noto Sans CJK KR"/>
           <w:b w:val="0"/>
           <w:i w:val="0"/>
           <w:sz w:val="18"/>
@@ -693,7 +691,7 @@
       </w:pPr>
       <w:r>
         <w:rPr>
-          <w:rFonts w:ascii="Noto Sans CJK KR" w:hAnsi="Noto Sans CJK KR" w:eastAsia="Noto Sans CJK KR"/>
+          <w:rFonts w:ascii="Malgun Gothic" w:hAnsi="Malgun Gothic" w:eastAsia="Noto Sans CJK KR"/>
           <w:b w:val="0"/>
           <w:i w:val="0"/>
           <w:sz w:val="18"/>
@@ -707,7 +705,7 @@
       </w:pPr>
       <w:r>
         <w:rPr>
-          <w:rFonts w:ascii="Noto Sans CJK KR" w:hAnsi="Noto Sans CJK KR" w:eastAsia="Noto Sans CJK KR"/>
+          <w:rFonts w:ascii="Malgun Gothic" w:hAnsi="Malgun Gothic" w:eastAsia="Noto Sans CJK KR"/>
           <w:b w:val="0"/>
           <w:i w:val="0"/>
           <w:sz w:val="18"/>
@@ -721,12 +719,21 @@
       </w:pPr>
       <w:r>
         <w:rPr>
-          <w:rFonts w:ascii="Noto Sans CJK KR" w:hAnsi="Noto Sans CJK KR" w:eastAsia="Noto Sans CJK KR"/>
+          <w:rFonts w:ascii="Malgun Gothic" w:hAnsi="Malgun Gothic" w:eastAsia="Noto Sans CJK KR"/>
           <w:b w:val="0"/>
           <w:i w:val="0"/>
           <w:sz w:val="18"/>
         </w:rPr>
         <w:t>24. 오픈 이슈 및 최종 결정 필요 항목</w:t>
+      </w:r>
+    </w:p>
+    <w:p>
+      <w:pPr/>
+      <w:r>
+        <w:rPr>
+          <w:rFonts w:ascii="Malgun Gothic" w:hAnsi="Malgun Gothic"/>
+        </w:rPr>
+        <w:t>25. 2026-06-04 구현 착수 업데이트</w:t>
       </w:r>
     </w:p>
     <w:p>
@@ -737,10 +744,10 @@
       </w:pPr>
       <w:r>
         <w:rPr>
-          <w:rFonts w:ascii="Noto Sans CJK KR" w:hAnsi="Noto Sans CJK KR" w:eastAsia="Noto Sans CJK KR"/>
+          <w:rFonts w:ascii="Malgun Gothic" w:hAnsi="Malgun Gothic" w:eastAsia="Noto Sans CJK KR"/>
           <w:color w:val="1F4E79"/>
         </w:rPr>
-        <w:t>1. 문서 목적 및 v3.0 변경 요약</w:t>
+        <w:t>본 문서는 Thai Meet Android/iOS 모바일 앱의 MVP 개발 착수를 위해 개발자에게 전달하는 최종 제품 요구사항 문서(PRD)이다. 기존 v2.0 문서의 Flutter 앱, NestJS/AWS 백엔드, Low-Friction Safety 방향을 유지하되, Gate 0은 Thai local woman first Trust Loop를 검증하는 축소형 MVP로 고정한다. 최신 구현 기준은 Public Meet ID, Discover/Swipe, Chat, LINE-first ContactExchange, Contact Card, revoke/report/block, 5개 언어, Discover Native Ad의 약한 허용, 그리고 mock-first 로컬 smoke/contract gate이다. Facebook은 데이터 모델과 provider 확장성은 유지하되 Gate 0 UI에서는 숨기고 LINE 안정화 이후 Gate 1에서 노출한다.</w:t>
       </w:r>
     </w:p>
     <w:p>
@@ -749,7 +756,7 @@
       </w:pPr>
       <w:r>
         <w:rPr>
-          <w:rFonts w:ascii="Noto Sans CJK KR" w:hAnsi="Noto Sans CJK KR" w:eastAsia="Noto Sans CJK KR"/>
+          <w:rFonts w:ascii="Malgun Gothic" w:hAnsi="Malgun Gothic" w:eastAsia="Noto Sans CJK KR"/>
           <w:b w:val="0"/>
           <w:i w:val="0"/>
         </w:rPr>
@@ -764,7 +771,7 @@
       </w:pPr>
       <w:r>
         <w:rPr>
-          <w:rFonts w:ascii="Noto Sans CJK KR" w:hAnsi="Noto Sans CJK KR" w:eastAsia="Noto Sans CJK KR"/>
+          <w:rFonts w:ascii="Malgun Gothic" w:hAnsi="Malgun Gothic" w:eastAsia="Noto Sans CJK KR"/>
           <w:color w:val="2E74B5"/>
         </w:rPr>
         <w:t>1.1 v3.0에서 반드시 반영할 추가 요구사항</w:t>
@@ -1079,14 +1086,13 @@
         <w:tc>
           <w:tcPr>
             <w:tcW w:type="dxa" w:w="800"/>
-            <w:vAlign w:val="top"/>
-          </w:tcPr>
-          <w:p>
-            <w:r>
-              <w:rPr>
-                <w:rFonts w:ascii="Noto Sans CJK KR" w:hAnsi="Noto Sans CJK KR" w:eastAsia="Noto Sans CJK KR"/>
-                <w:b w:val="0"/>
-                <w:sz w:val="16"/>
+            <w:vAlign w:val="center"/>
+          </w:tcPr>
+          <w:p>
+            <w:r>
+              <w:rPr>
+                <w:rFonts w:ascii="Malgun Gothic" w:hAnsi="Malgun Gothic"/>
+                <w:sz w:val="18"/>
               </w:rPr>
               <w:t>4</w:t>
             </w:r>
@@ -1095,48 +1101,45 @@
         <w:tc>
           <w:tcPr>
             <w:tcW w:type="dxa" w:w="2800"/>
-            <w:vAlign w:val="top"/>
-          </w:tcPr>
-          <w:p>
-            <w:r>
-              <w:rPr>
-                <w:rFonts w:ascii="Noto Sans CJK KR" w:hAnsi="Noto Sans CJK KR" w:eastAsia="Noto Sans CJK KR"/>
-                <w:b w:val="0"/>
-                <w:sz w:val="16"/>
-              </w:rPr>
-              <w:t>LINE SNS 외 Facebook 계정 공유 필요</w:t>
+            <w:vAlign w:val="center"/>
+          </w:tcPr>
+          <w:p>
+            <w:r>
+              <w:rPr>
+                <w:rFonts w:ascii="Malgun Gothic" w:hAnsi="Malgun Gothic"/>
+                <w:sz w:val="18"/>
+              </w:rPr>
+              <w:t>다중 External Contact Provider 모델 필요</w:t>
             </w:r>
           </w:p>
         </w:tc>
         <w:tc>
           <w:tcPr>
             <w:tcW w:type="dxa" w:w="5200"/>
-            <w:vAlign w:val="top"/>
-          </w:tcPr>
-          <w:p>
-            <w:r>
-              <w:rPr>
-                <w:rFonts w:ascii="Noto Sans CJK KR" w:hAnsi="Noto Sans CJK KR" w:eastAsia="Noto Sans CJK KR"/>
-                <w:b w:val="0"/>
-                <w:sz w:val="16"/>
-              </w:rPr>
-              <w:t>ExternalContact/ContactExchange에 FACEBOOK 추가. Facebook 프로필 링크 또는 Messenger 링크를 채팅 카드로 공유.</w:t>
+            <w:vAlign w:val="center"/>
+          </w:tcPr>
+          <w:p>
+            <w:r>
+              <w:rPr>
+                <w:rFonts w:ascii="Malgun Gothic" w:hAnsi="Malgun Gothic"/>
+                <w:sz w:val="18"/>
+              </w:rPr>
+              <w:t>ExternalContact/ContactExchange는 LINE/FACEBOOK 등 다중 provider를 지원한다. Gate 0 UI는 LINE만 노출하고 Facebook은 feature flag로 숨긴 뒤 Gate 1에서 활성화한다.</w:t>
             </w:r>
           </w:p>
         </w:tc>
         <w:tc>
           <w:tcPr>
             <w:tcW w:type="dxa" w:w="1000"/>
-            <w:vAlign w:val="top"/>
-          </w:tcPr>
-          <w:p>
-            <w:r>
-              <w:rPr>
-                <w:rFonts w:ascii="Noto Sans CJK KR" w:hAnsi="Noto Sans CJK KR" w:eastAsia="Noto Sans CJK KR"/>
-                <w:b w:val="0"/>
-                <w:sz w:val="16"/>
-              </w:rPr>
-              <w:t>P0</w:t>
+            <w:vAlign w:val="center"/>
+          </w:tcPr>
+          <w:p>
+            <w:r>
+              <w:rPr>
+                <w:rFonts w:ascii="Malgun Gothic" w:hAnsi="Malgun Gothic"/>
+                <w:sz w:val="18"/>
+              </w:rPr>
+              <w:t>P0 schema / Gate 1 UI</w:t>
             </w:r>
           </w:p>
         </w:tc>
@@ -1217,7 +1220,7 @@
       </w:pPr>
       <w:r>
         <w:rPr>
-          <w:rFonts w:ascii="Noto Sans CJK KR" w:hAnsi="Noto Sans CJK KR" w:eastAsia="Noto Sans CJK KR"/>
+          <w:rFonts w:ascii="Malgun Gothic" w:hAnsi="Malgun Gothic" w:eastAsia="Noto Sans CJK KR"/>
           <w:color w:val="2E74B5"/>
         </w:rPr>
         <w:t>1.2 MVP 범위</w:t>
@@ -1613,48 +1616,45 @@
         <w:tc>
           <w:tcPr>
             <w:tcW w:type="dxa" w:w="2500"/>
-            <w:vAlign w:val="top"/>
-          </w:tcPr>
-          <w:p>
-            <w:r>
-              <w:rPr>
-                <w:rFonts w:ascii="Noto Sans CJK KR" w:hAnsi="Noto Sans CJK KR" w:eastAsia="Noto Sans CJK KR"/>
-                <w:b w:val="0"/>
-                <w:sz w:val="16"/>
-              </w:rPr>
-              <w:t>LINE/Facebook 공유</w:t>
+            <w:vAlign w:val="center"/>
+          </w:tcPr>
+          <w:p>
+            <w:r>
+              <w:rPr>
+                <w:rFonts w:ascii="Malgun Gothic" w:hAnsi="Malgun Gothic"/>
+                <w:sz w:val="18"/>
+              </w:rPr>
+              <w:t>LINE-first 공유</w:t>
             </w:r>
           </w:p>
         </w:tc>
         <w:tc>
           <w:tcPr>
             <w:tcW w:type="dxa" w:w="1500"/>
-            <w:vAlign w:val="top"/>
-          </w:tcPr>
-          <w:p>
-            <w:r>
-              <w:rPr>
-                <w:rFonts w:ascii="Noto Sans CJK KR" w:hAnsi="Noto Sans CJK KR" w:eastAsia="Noto Sans CJK KR"/>
-                <w:b w:val="0"/>
-                <w:sz w:val="16"/>
-              </w:rPr>
-              <w:t>포함</w:t>
+            <w:vAlign w:val="center"/>
+          </w:tcPr>
+          <w:p>
+            <w:r>
+              <w:rPr>
+                <w:rFonts w:ascii="Malgun Gothic" w:hAnsi="Malgun Gothic"/>
+                <w:sz w:val="18"/>
+              </w:rPr>
+              <w:t>Gate 0 포함</w:t>
             </w:r>
           </w:p>
         </w:tc>
         <w:tc>
           <w:tcPr>
             <w:tcW w:type="dxa" w:w="6000"/>
-            <w:vAlign w:val="top"/>
-          </w:tcPr>
-          <w:p>
-            <w:r>
-              <w:rPr>
-                <w:rFonts w:ascii="Noto Sans CJK KR" w:hAnsi="Noto Sans CJK KR" w:eastAsia="Noto Sans CJK KR"/>
-                <w:b w:val="0"/>
-                <w:sz w:val="16"/>
-              </w:rPr>
-              <w:t>채팅방 Contact Card 형태로 공유한다. 공개 프로필에는 기본 비노출.</w:t>
+            <w:vAlign w:val="center"/>
+          </w:tcPr>
+          <w:p>
+            <w:r>
+              <w:rPr>
+                <w:rFonts w:ascii="Malgun Gothic" w:hAnsi="Malgun Gothic"/>
+                <w:sz w:val="18"/>
+              </w:rPr>
+              <w:t>채팅방 LINE Contact Card 형태로 공유한다. Facebook Contact Card는 동일 모델로 준비하되 Gate 0 UI에서는 비노출한다.</w:t>
             </w:r>
           </w:p>
         </w:tc>
@@ -1719,7 +1719,7 @@
       </w:pPr>
       <w:r>
         <w:rPr>
-          <w:rFonts w:ascii="Noto Sans CJK KR" w:hAnsi="Noto Sans CJK KR" w:eastAsia="Noto Sans CJK KR"/>
+          <w:rFonts w:ascii="Malgun Gothic" w:hAnsi="Malgun Gothic" w:eastAsia="Noto Sans CJK KR"/>
           <w:color w:val="1F4E79"/>
         </w:rPr>
         <w:t>2. 서비스 포지셔닝과 MVP 전략</w:t>
@@ -1731,7 +1731,7 @@
       </w:pPr>
       <w:r>
         <w:rPr>
-          <w:rFonts w:ascii="Noto Sans CJK KR" w:hAnsi="Noto Sans CJK KR" w:eastAsia="Noto Sans CJK KR"/>
+          <w:rFonts w:ascii="Malgun Gothic" w:hAnsi="Malgun Gothic" w:eastAsia="Noto Sans CJK KR"/>
           <w:b w:val="0"/>
           <w:i w:val="0"/>
         </w:rPr>
@@ -1983,7 +1983,7 @@
       </w:pPr>
       <w:r>
         <w:rPr>
-          <w:rFonts w:ascii="Noto Sans CJK KR" w:hAnsi="Noto Sans CJK KR" w:eastAsia="Noto Sans CJK KR"/>
+          <w:rFonts w:ascii="Malgun Gothic" w:hAnsi="Malgun Gothic" w:eastAsia="Noto Sans CJK KR"/>
           <w:color w:val="2E74B5"/>
         </w:rPr>
         <w:t>2.1 MVP 원칙</w:t>
@@ -1996,7 +1996,7 @@
       </w:pPr>
       <w:r>
         <w:rPr>
-          <w:rFonts w:ascii="Noto Sans CJK KR" w:hAnsi="Noto Sans CJK KR" w:eastAsia="Noto Sans CJK KR"/>
+          <w:rFonts w:ascii="Malgun Gothic" w:hAnsi="Malgun Gothic" w:eastAsia="Noto Sans CJK KR"/>
           <w:b w:val="0"/>
           <w:i w:val="0"/>
         </w:rPr>
@@ -2010,7 +2010,7 @@
       </w:pPr>
       <w:r>
         <w:rPr>
-          <w:rFonts w:ascii="Noto Sans CJK KR" w:hAnsi="Noto Sans CJK KR" w:eastAsia="Noto Sans CJK KR"/>
+          <w:rFonts w:ascii="Malgun Gothic" w:hAnsi="Malgun Gothic" w:eastAsia="Noto Sans CJK KR"/>
           <w:b w:val="0"/>
           <w:i w:val="0"/>
         </w:rPr>
@@ -2024,7 +2024,7 @@
       </w:pPr>
       <w:r>
         <w:rPr>
-          <w:rFonts w:ascii="Noto Sans CJK KR" w:hAnsi="Noto Sans CJK KR" w:eastAsia="Noto Sans CJK KR"/>
+          <w:rFonts w:ascii="Malgun Gothic" w:hAnsi="Malgun Gothic" w:eastAsia="Noto Sans CJK KR"/>
           <w:b w:val="0"/>
           <w:i w:val="0"/>
         </w:rPr>
@@ -2038,7 +2038,7 @@
       </w:pPr>
       <w:r>
         <w:rPr>
-          <w:rFonts w:ascii="Noto Sans CJK KR" w:hAnsi="Noto Sans CJK KR" w:eastAsia="Noto Sans CJK KR"/>
+          <w:rFonts w:ascii="Malgun Gothic" w:hAnsi="Malgun Gothic" w:eastAsia="Noto Sans CJK KR"/>
           <w:b w:val="0"/>
           <w:i w:val="0"/>
         </w:rPr>
@@ -2052,7 +2052,7 @@
       </w:pPr>
       <w:r>
         <w:rPr>
-          <w:rFonts w:ascii="Noto Sans CJK KR" w:hAnsi="Noto Sans CJK KR" w:eastAsia="Noto Sans CJK KR"/>
+          <w:rFonts w:ascii="Malgun Gothic" w:hAnsi="Malgun Gothic" w:eastAsia="Noto Sans CJK KR"/>
           <w:b w:val="0"/>
           <w:i w:val="0"/>
         </w:rPr>
@@ -2066,7 +2066,7 @@
       </w:pPr>
       <w:r>
         <w:rPr>
-          <w:rFonts w:ascii="Noto Sans CJK KR" w:hAnsi="Noto Sans CJK KR" w:eastAsia="Noto Sans CJK KR"/>
+          <w:rFonts w:ascii="Malgun Gothic" w:hAnsi="Malgun Gothic" w:eastAsia="Noto Sans CJK KR"/>
           <w:b w:val="0"/>
           <w:i w:val="0"/>
         </w:rPr>
@@ -2081,7 +2081,7 @@
       </w:pPr>
       <w:r>
         <w:rPr>
-          <w:rFonts w:ascii="Noto Sans CJK KR" w:hAnsi="Noto Sans CJK KR" w:eastAsia="Noto Sans CJK KR"/>
+          <w:rFonts w:ascii="Malgun Gothic" w:hAnsi="Malgun Gothic" w:eastAsia="Noto Sans CJK KR"/>
           <w:color w:val="1F4E79"/>
         </w:rPr>
         <w:t>3. 벤치마크 요약: ThaiFriendly 화면 분석</w:t>
@@ -2093,7 +2093,7 @@
       </w:pPr>
       <w:r>
         <w:rPr>
-          <w:rFonts w:ascii="Noto Sans CJK KR" w:hAnsi="Noto Sans CJK KR" w:eastAsia="Noto Sans CJK KR"/>
+          <w:rFonts w:ascii="Malgun Gothic" w:hAnsi="Malgun Gothic" w:eastAsia="Noto Sans CJK KR"/>
           <w:b w:val="0"/>
           <w:i w:val="0"/>
         </w:rPr>
@@ -2290,14 +2290,13 @@
         <w:tc>
           <w:tcPr>
             <w:tcW w:type="dxa" w:w="1000"/>
-            <w:vAlign w:val="top"/>
-          </w:tcPr>
-          <w:p>
-            <w:r>
-              <w:rPr>
-                <w:rFonts w:ascii="Noto Sans CJK KR" w:hAnsi="Noto Sans CJK KR" w:eastAsia="Noto Sans CJK KR"/>
-                <w:b w:val="0"/>
-                <w:sz w:val="15"/>
+            <w:vAlign w:val="center"/>
+          </w:tcPr>
+          <w:p>
+            <w:r>
+              <w:rPr>
+                <w:rFonts w:ascii="Malgun Gothic" w:hAnsi="Malgun Gothic"/>
+                <w:sz w:val="18"/>
               </w:rPr>
               <w:t>3,5</w:t>
             </w:r>
@@ -2306,14 +2305,13 @@
         <w:tc>
           <w:tcPr>
             <w:tcW w:type="dxa" w:w="4200"/>
-            <w:vAlign w:val="top"/>
-          </w:tcPr>
-          <w:p>
-            <w:r>
-              <w:rPr>
-                <w:rFonts w:ascii="Noto Sans CJK KR" w:hAnsi="Noto Sans CJK KR" w:eastAsia="Noto Sans CJK KR"/>
-                <w:b w:val="0"/>
-                <w:sz w:val="15"/>
+            <w:vAlign w:val="center"/>
+          </w:tcPr>
+          <w:p>
+            <w:r>
+              <w:rPr>
+                <w:rFonts w:ascii="Malgun Gothic" w:hAnsi="Malgun Gothic"/>
+                <w:sz w:val="18"/>
               </w:rPr>
               <w:t>프로필 상세, Chat CTA, Photo Verified, Last Active, Private Notes, Report/Block</w:t>
             </w:r>
@@ -2322,16 +2320,15 @@
         <w:tc>
           <w:tcPr>
             <w:tcW w:type="dxa" w:w="4800"/>
-            <w:vAlign w:val="top"/>
-          </w:tcPr>
-          <w:p>
-            <w:r>
-              <w:rPr>
-                <w:rFonts w:ascii="Noto Sans CJK KR" w:hAnsi="Noto Sans CJK KR" w:eastAsia="Noto Sans CJK KR"/>
-                <w:b w:val="0"/>
-                <w:sz w:val="15"/>
-              </w:rPr>
-              <w:t>프로필 상세 화면. 큰 Chat CTA, LINE/Facebook 공유 가능 상태, 개인 메모, 신고/차단 버튼 배치.</w:t>
+            <w:vAlign w:val="center"/>
+          </w:tcPr>
+          <w:p>
+            <w:r>
+              <w:rPr>
+                <w:rFonts w:ascii="Malgun Gothic" w:hAnsi="Malgun Gothic"/>
+                <w:sz w:val="18"/>
+              </w:rPr>
+              <w:t>프로필 상세 화면. 큰 Chat CTA, LINE 공유 가능 상태, 개인 메모, 신고/차단 버튼 배치. Facebook 공유 가능 표시는 Gate 1까지 숨김.</w:t>
             </w:r>
           </w:p>
         </w:tc>
@@ -2440,14 +2437,13 @@
         <w:tc>
           <w:tcPr>
             <w:tcW w:type="dxa" w:w="1000"/>
-            <w:vAlign w:val="top"/>
-          </w:tcPr>
-          <w:p>
-            <w:r>
-              <w:rPr>
-                <w:rFonts w:ascii="Noto Sans CJK KR" w:hAnsi="Noto Sans CJK KR" w:eastAsia="Noto Sans CJK KR"/>
-                <w:b w:val="0"/>
-                <w:sz w:val="15"/>
+            <w:vAlign w:val="center"/>
+          </w:tcPr>
+          <w:p>
+            <w:r>
+              <w:rPr>
+                <w:rFonts w:ascii="Malgun Gothic" w:hAnsi="Malgun Gothic"/>
+                <w:sz w:val="18"/>
               </w:rPr>
               <w:t>8</w:t>
             </w:r>
@@ -2456,14 +2452,13 @@
         <w:tc>
           <w:tcPr>
             <w:tcW w:type="dxa" w:w="4200"/>
-            <w:vAlign w:val="top"/>
-          </w:tcPr>
-          <w:p>
-            <w:r>
-              <w:rPr>
-                <w:rFonts w:ascii="Noto Sans CJK KR" w:hAnsi="Noto Sans CJK KR" w:eastAsia="Noto Sans CJK KR"/>
-                <w:b w:val="0"/>
-                <w:sz w:val="15"/>
+            <w:vAlign w:val="center"/>
+          </w:tcPr>
+          <w:p>
+            <w:r>
+              <w:rPr>
+                <w:rFonts w:ascii="Malgun Gothic" w:hAnsi="Malgun Gothic"/>
+                <w:sz w:val="18"/>
               </w:rPr>
               <w:t>Liked Me, Visited Me, Favorites, My Likes, My Notes 등 Activity 메뉴</w:t>
             </w:r>
@@ -2472,16 +2467,15 @@
         <w:tc>
           <w:tcPr>
             <w:tcW w:type="dxa" w:w="4800"/>
-            <w:vAlign w:val="top"/>
-          </w:tcPr>
-          <w:p>
-            <w:r>
-              <w:rPr>
-                <w:rFonts w:ascii="Noto Sans CJK KR" w:hAnsi="Noto Sans CJK KR" w:eastAsia="Noto Sans CJK KR"/>
-                <w:b w:val="0"/>
-                <w:sz w:val="15"/>
-              </w:rPr>
-              <w:t>Activity 탭. 광고 시청으로 일부 잠금 해제 가능.</w:t>
+            <w:vAlign w:val="center"/>
+          </w:tcPr>
+          <w:p>
+            <w:r>
+              <w:rPr>
+                <w:rFonts w:ascii="Malgun Gothic" w:hAnsi="Malgun Gothic"/>
+                <w:sz w:val="18"/>
+              </w:rPr>
+              <w:t>Gate 0에서는 별도 Activity 탭을 두지 않고 List 탭 안에 저장/방문/안전 액션을 약하게 통합한다.</w:t>
             </w:r>
           </w:p>
         </w:tc>
@@ -2540,14 +2534,13 @@
         <w:tc>
           <w:tcPr>
             <w:tcW w:type="dxa" w:w="1000"/>
-            <w:vAlign w:val="top"/>
-          </w:tcPr>
-          <w:p>
-            <w:r>
-              <w:rPr>
-                <w:rFonts w:ascii="Noto Sans CJK KR" w:hAnsi="Noto Sans CJK KR" w:eastAsia="Noto Sans CJK KR"/>
-                <w:b w:val="0"/>
-                <w:sz w:val="15"/>
+            <w:vAlign w:val="center"/>
+          </w:tcPr>
+          <w:p>
+            <w:r>
+              <w:rPr>
+                <w:rFonts w:ascii="Malgun Gothic" w:hAnsi="Malgun Gothic"/>
+                <w:sz w:val="18"/>
               </w:rPr>
               <w:t>11~16</w:t>
             </w:r>
@@ -2556,14 +2549,13 @@
         <w:tc>
           <w:tcPr>
             <w:tcW w:type="dxa" w:w="4200"/>
-            <w:vAlign w:val="top"/>
-          </w:tcPr>
-          <w:p>
-            <w:r>
-              <w:rPr>
-                <w:rFonts w:ascii="Noto Sans CJK KR" w:hAnsi="Noto Sans CJK KR" w:eastAsia="Noto Sans CJK KR"/>
-                <w:b w:val="0"/>
-                <w:sz w:val="15"/>
+            <w:vAlign w:val="center"/>
+          </w:tcPr>
+          <w:p>
+            <w:r>
+              <w:rPr>
+                <w:rFonts w:ascii="Malgun Gothic" w:hAnsi="Malgun Gothic"/>
+                <w:sz w:val="18"/>
               </w:rPr>
               <w:t>내 프로필, 프로필 편집, 사진/미리보기, 음성 소개, 인증 배지</w:t>
             </w:r>
@@ -2572,16 +2564,15 @@
         <w:tc>
           <w:tcPr>
             <w:tcW w:type="dxa" w:w="4800"/>
-            <w:vAlign w:val="top"/>
-          </w:tcPr>
-          <w:p>
-            <w:r>
-              <w:rPr>
-                <w:rFonts w:ascii="Noto Sans CJK KR" w:hAnsi="Noto Sans CJK KR" w:eastAsia="Noto Sans CJK KR"/>
-                <w:b w:val="0"/>
-                <w:sz w:val="15"/>
-              </w:rPr>
-              <w:t>My Profile 탭. Public Meet ID 관리와 ID 이미지 생성 화면 추가.</w:t>
+            <w:vAlign w:val="center"/>
+          </w:tcPr>
+          <w:p>
+            <w:r>
+              <w:rPr>
+                <w:rFonts w:ascii="Malgun Gothic" w:hAnsi="Malgun Gothic"/>
+                <w:sz w:val="18"/>
+              </w:rPr>
+              <w:t>My 탭. Public Meet ID 관리, ID 이미지 생성, LINE 설정, 언어 설정을 우선 배치한다.</w:t>
             </w:r>
           </w:p>
         </w:tc>
@@ -2590,14 +2581,13 @@
         <w:tc>
           <w:tcPr>
             <w:tcW w:type="dxa" w:w="1000"/>
-            <w:vAlign w:val="top"/>
-          </w:tcPr>
-          <w:p>
-            <w:r>
-              <w:rPr>
-                <w:rFonts w:ascii="Noto Sans CJK KR" w:hAnsi="Noto Sans CJK KR" w:eastAsia="Noto Sans CJK KR"/>
-                <w:b w:val="0"/>
-                <w:sz w:val="15"/>
+            <w:vAlign w:val="center"/>
+          </w:tcPr>
+          <w:p>
+            <w:r>
+              <w:rPr>
+                <w:rFonts w:ascii="Malgun Gothic" w:hAnsi="Malgun Gothic"/>
+                <w:sz w:val="18"/>
               </w:rPr>
               <w:t>17,18</w:t>
             </w:r>
@@ -2606,14 +2596,13 @@
         <w:tc>
           <w:tcPr>
             <w:tcW w:type="dxa" w:w="4200"/>
-            <w:vAlign w:val="top"/>
-          </w:tcPr>
-          <w:p>
-            <w:r>
-              <w:rPr>
-                <w:rFonts w:ascii="Noto Sans CJK KR" w:hAnsi="Noto Sans CJK KR" w:eastAsia="Noto Sans CJK KR"/>
-                <w:b w:val="0"/>
-                <w:sz w:val="15"/>
+            <w:vAlign w:val="center"/>
+          </w:tcPr>
+          <w:p>
+            <w:r>
+              <w:rPr>
+                <w:rFonts w:ascii="Malgun Gothic" w:hAnsi="Malgun Gothic"/>
+                <w:sz w:val="18"/>
               </w:rPr>
               <w:t>메시지 Inbox/Outbox/Unread 빈 화면</w:t>
             </w:r>
@@ -2622,16 +2611,15 @@
         <w:tc>
           <w:tcPr>
             <w:tcW w:type="dxa" w:w="4800"/>
-            <w:vAlign w:val="top"/>
-          </w:tcPr>
-          <w:p>
-            <w:r>
-              <w:rPr>
-                <w:rFonts w:ascii="Noto Sans CJK KR" w:hAnsi="Noto Sans CJK KR" w:eastAsia="Noto Sans CJK KR"/>
-                <w:b w:val="0"/>
-                <w:sz w:val="15"/>
-              </w:rPr>
-              <w:t>Chat 탭. Empty State와 광고 보상형 첫 메시지 CTA 제공.</w:t>
+            <w:vAlign w:val="center"/>
+          </w:tcPr>
+          <w:p>
+            <w:r>
+              <w:rPr>
+                <w:rFonts w:ascii="Malgun Gothic" w:hAnsi="Malgun Gothic"/>
+                <w:sz w:val="18"/>
+              </w:rPr>
+              <w:t>Chat 탭. Empty State와 LINE Contact Card CTA 제공. 채팅 상세에는 광고를 넣지 않는다.</w:t>
             </w:r>
           </w:p>
         </w:tc>
@@ -2696,7 +2684,7 @@
       </w:pPr>
       <w:r>
         <w:rPr>
-          <w:rFonts w:ascii="Noto Sans CJK KR" w:hAnsi="Noto Sans CJK KR" w:eastAsia="Noto Sans CJK KR"/>
+          <w:rFonts w:ascii="Malgun Gothic" w:hAnsi="Malgun Gothic" w:eastAsia="Noto Sans CJK KR"/>
           <w:color w:val="1F4E79"/>
         </w:rPr>
         <w:t>4. 사용자 유형 및 핵심 시나리오</w:t>
@@ -3098,7 +3086,7 @@
       </w:pPr>
       <w:r>
         <w:rPr>
-          <w:rFonts w:ascii="Noto Sans CJK KR" w:hAnsi="Noto Sans CJK KR" w:eastAsia="Noto Sans CJK KR"/>
+          <w:rFonts w:ascii="Malgun Gothic" w:hAnsi="Malgun Gothic" w:eastAsia="Noto Sans CJK KR"/>
           <w:color w:val="2E74B5"/>
         </w:rPr>
         <w:t>4.1 핵심 사용자 여정</w:t>
@@ -3450,7 +3438,7 @@
       </w:pPr>
       <w:r>
         <w:rPr>
-          <w:rFonts w:ascii="Noto Sans CJK KR" w:hAnsi="Noto Sans CJK KR" w:eastAsia="Noto Sans CJK KR"/>
+          <w:rFonts w:ascii="Malgun Gothic" w:hAnsi="Malgun Gothic" w:eastAsia="Noto Sans CJK KR"/>
           <w:color w:val="1F4E79"/>
         </w:rPr>
         <w:t>5. MVP 기능 요구사항</w:t>
@@ -3464,7 +3452,7 @@
       </w:pPr>
       <w:r>
         <w:rPr>
-          <w:rFonts w:ascii="Noto Sans CJK KR" w:hAnsi="Noto Sans CJK KR" w:eastAsia="Noto Sans CJK KR"/>
+          <w:rFonts w:ascii="Malgun Gothic" w:hAnsi="Malgun Gothic" w:eastAsia="Noto Sans CJK KR"/>
           <w:color w:val="2E74B5"/>
         </w:rPr>
         <w:t>5.1 기능 우선순위</w:t>
@@ -3560,15 +3548,14 @@
         <w:tc>
           <w:tcPr>
             <w:tcW w:type="dxa" w:w="1000"/>
-            <w:vAlign w:val="top"/>
+            <w:vAlign w:val="center"/>
             <w:shd w:fill="E2F0D9"/>
           </w:tcPr>
           <w:p>
             <w:r>
               <w:rPr>
-                <w:rFonts w:ascii="Noto Sans CJK KR" w:hAnsi="Noto Sans CJK KR" w:eastAsia="Noto Sans CJK KR"/>
-                <w:b w:val="0"/>
-                <w:sz w:val="15"/>
+                <w:rFonts w:ascii="Malgun Gothic" w:hAnsi="Malgun Gothic"/>
+                <w:sz w:val="18"/>
               </w:rPr>
               <w:t>P0</w:t>
             </w:r>
@@ -3577,14 +3564,13 @@
         <w:tc>
           <w:tcPr>
             <w:tcW w:type="dxa" w:w="2900"/>
-            <w:vAlign w:val="top"/>
-          </w:tcPr>
-          <w:p>
-            <w:r>
-              <w:rPr>
-                <w:rFonts w:ascii="Noto Sans CJK KR" w:hAnsi="Noto Sans CJK KR" w:eastAsia="Noto Sans CJK KR"/>
-                <w:b w:val="0"/>
-                <w:sz w:val="15"/>
+            <w:vAlign w:val="center"/>
+          </w:tcPr>
+          <w:p>
+            <w:r>
+              <w:rPr>
+                <w:rFonts w:ascii="Malgun Gothic" w:hAnsi="Malgun Gothic"/>
+                <w:sz w:val="18"/>
               </w:rPr>
               <w:t>소셜 로그인/회원가입</w:t>
             </w:r>
@@ -3593,16 +3579,15 @@
         <w:tc>
           <w:tcPr>
             <w:tcW w:type="dxa" w:w="6100"/>
-            <w:vAlign w:val="top"/>
-          </w:tcPr>
-          <w:p>
-            <w:r>
-              <w:rPr>
-                <w:rFonts w:ascii="Noto Sans CJK KR" w:hAnsi="Noto Sans CJK KR" w:eastAsia="Noto Sans CJK KR"/>
-                <w:b w:val="0"/>
-                <w:sz w:val="15"/>
-              </w:rPr>
-              <w:t>LINE, Facebook, Kakao, WhatsApp OTP, Apple. UserIdentity 구조 사용.</w:t>
+            <w:vAlign w:val="center"/>
+          </w:tcPr>
+          <w:p>
+            <w:r>
+              <w:rPr>
+                <w:rFonts w:ascii="Malgun Gothic" w:hAnsi="Malgun Gothic"/>
+                <w:sz w:val="18"/>
+              </w:rPr>
+              <w:t>LINE 우선. Apple/Google 등 보조 로그인은 선택 가능. Facebook/Kakao/WhatsApp은 provider 모델은 열어두되 Gate 0 UI 우선순위에서는 제외한다.</w:t>
             </w:r>
           </w:p>
         </w:tc>
@@ -3968,15 +3953,14 @@
         <w:tc>
           <w:tcPr>
             <w:tcW w:type="dxa" w:w="1000"/>
-            <w:vAlign w:val="top"/>
+            <w:vAlign w:val="center"/>
             <w:shd w:fill="E2F0D9"/>
           </w:tcPr>
           <w:p>
             <w:r>
               <w:rPr>
-                <w:rFonts w:ascii="Noto Sans CJK KR" w:hAnsi="Noto Sans CJK KR" w:eastAsia="Noto Sans CJK KR"/>
-                <w:b w:val="0"/>
-                <w:sz w:val="15"/>
+                <w:rFonts w:ascii="Malgun Gothic" w:hAnsi="Malgun Gothic"/>
+                <w:sz w:val="18"/>
               </w:rPr>
               <w:t>P0</w:t>
             </w:r>
@@ -3985,14 +3969,13 @@
         <w:tc>
           <w:tcPr>
             <w:tcW w:type="dxa" w:w="2900"/>
-            <w:vAlign w:val="top"/>
-          </w:tcPr>
-          <w:p>
-            <w:r>
-              <w:rPr>
-                <w:rFonts w:ascii="Noto Sans CJK KR" w:hAnsi="Noto Sans CJK KR" w:eastAsia="Noto Sans CJK KR"/>
-                <w:b w:val="0"/>
-                <w:sz w:val="15"/>
+            <w:vAlign w:val="center"/>
+          </w:tcPr>
+          <w:p>
+            <w:r>
+              <w:rPr>
+                <w:rFonts w:ascii="Malgun Gothic" w:hAnsi="Malgun Gothic"/>
+                <w:sz w:val="18"/>
               </w:rPr>
               <w:t>LINE Contact Card</w:t>
             </w:r>
@@ -4001,16 +3984,15 @@
         <w:tc>
           <w:tcPr>
             <w:tcW w:type="dxa" w:w="6100"/>
-            <w:vAlign w:val="top"/>
-          </w:tcPr>
-          <w:p>
-            <w:r>
-              <w:rPr>
-                <w:rFonts w:ascii="Noto Sans CJK KR" w:hAnsi="Noto Sans CJK KR" w:eastAsia="Noto Sans CJK KR"/>
-                <w:b w:val="0"/>
-                <w:sz w:val="15"/>
-              </w:rPr>
-              <w:t>LINE ID/QR/친구추가 링크를 채팅방에 공유.</w:t>
+            <w:vAlign w:val="center"/>
+          </w:tcPr>
+          <w:p>
+            <w:r>
+              <w:rPr>
+                <w:rFonts w:ascii="Malgun Gothic" w:hAnsi="Malgun Gothic"/>
+                <w:sz w:val="18"/>
+              </w:rPr>
+              <w:t>LINE ID/QR/친구추가 링크를 ContactExchange 권한 객체로 관리하고 채팅방에는 raw LINE 값을 복사하지 않는다.</w:t>
             </w:r>
           </w:p>
         </w:tc>
@@ -4019,31 +4001,29 @@
         <w:tc>
           <w:tcPr>
             <w:tcW w:type="dxa" w:w="1000"/>
-            <w:vAlign w:val="top"/>
+            <w:vAlign w:val="center"/>
             <w:shd w:fill="E2F0D9"/>
           </w:tcPr>
           <w:p>
             <w:r>
               <w:rPr>
-                <w:rFonts w:ascii="Noto Sans CJK KR" w:hAnsi="Noto Sans CJK KR" w:eastAsia="Noto Sans CJK KR"/>
-                <w:b w:val="0"/>
-                <w:sz w:val="15"/>
-              </w:rPr>
-              <w:t>P0</w:t>
+                <w:rFonts w:ascii="Malgun Gothic" w:hAnsi="Malgun Gothic"/>
+                <w:sz w:val="18"/>
+              </w:rPr>
+              <w:t>P1 / Gate 1</w:t>
             </w:r>
           </w:p>
         </w:tc>
         <w:tc>
           <w:tcPr>
             <w:tcW w:type="dxa" w:w="2900"/>
-            <w:vAlign w:val="top"/>
-          </w:tcPr>
-          <w:p>
-            <w:r>
-              <w:rPr>
-                <w:rFonts w:ascii="Noto Sans CJK KR" w:hAnsi="Noto Sans CJK KR" w:eastAsia="Noto Sans CJK KR"/>
-                <w:b w:val="0"/>
-                <w:sz w:val="15"/>
+            <w:vAlign w:val="center"/>
+          </w:tcPr>
+          <w:p>
+            <w:r>
+              <w:rPr>
+                <w:rFonts w:ascii="Malgun Gothic" w:hAnsi="Malgun Gothic"/>
+                <w:sz w:val="18"/>
               </w:rPr>
               <w:t>Facebook Contact Card</w:t>
             </w:r>
@@ -4052,16 +4032,15 @@
         <w:tc>
           <w:tcPr>
             <w:tcW w:type="dxa" w:w="6100"/>
-            <w:vAlign w:val="top"/>
-          </w:tcPr>
-          <w:p>
-            <w:r>
-              <w:rPr>
-                <w:rFonts w:ascii="Noto Sans CJK KR" w:hAnsi="Noto Sans CJK KR" w:eastAsia="Noto Sans CJK KR"/>
-                <w:b w:val="0"/>
-                <w:sz w:val="15"/>
-              </w:rPr>
-              <w:t>Facebook 프로필 링크 또는 Messenger 링크를 채팅방에 공유.</w:t>
+            <w:vAlign w:val="center"/>
+          </w:tcPr>
+          <w:p>
+            <w:r>
+              <w:rPr>
+                <w:rFonts w:ascii="Malgun Gothic" w:hAnsi="Malgun Gothic"/>
+                <w:sz w:val="18"/>
+              </w:rPr>
+              <w:t>Facebook 프로필 링크 또는 Messenger 링크 공유는 동일 ContactExchange 모델로 준비하되 Gate 0 UI에서는 숨긴다.</w:t>
             </w:r>
           </w:p>
         </w:tc>
@@ -4070,31 +4049,29 @@
         <w:tc>
           <w:tcPr>
             <w:tcW w:type="dxa" w:w="1000"/>
-            <w:vAlign w:val="top"/>
+            <w:vAlign w:val="center"/>
             <w:shd w:fill="E2F0D9"/>
           </w:tcPr>
           <w:p>
             <w:r>
               <w:rPr>
-                <w:rFonts w:ascii="Noto Sans CJK KR" w:hAnsi="Noto Sans CJK KR" w:eastAsia="Noto Sans CJK KR"/>
-                <w:b w:val="0"/>
-                <w:sz w:val="15"/>
-              </w:rPr>
-              <w:t>P0</w:t>
+                <w:rFonts w:ascii="Malgun Gothic" w:hAnsi="Malgun Gothic"/>
+                <w:sz w:val="18"/>
+              </w:rPr>
+              <w:t>P0 scaffold</w:t>
             </w:r>
           </w:p>
         </w:tc>
         <w:tc>
           <w:tcPr>
             <w:tcW w:type="dxa" w:w="2900"/>
-            <w:vAlign w:val="top"/>
-          </w:tcPr>
-          <w:p>
-            <w:r>
-              <w:rPr>
-                <w:rFonts w:ascii="Noto Sans CJK KR" w:hAnsi="Noto Sans CJK KR" w:eastAsia="Noto Sans CJK KR"/>
-                <w:b w:val="0"/>
-                <w:sz w:val="15"/>
+            <w:vAlign w:val="center"/>
+          </w:tcPr>
+          <w:p>
+            <w:r>
+              <w:rPr>
+                <w:rFonts w:ascii="Malgun Gothic" w:hAnsi="Malgun Gothic"/>
+                <w:sz w:val="18"/>
               </w:rPr>
               <w:t>광고 수익화</w:t>
             </w:r>
@@ -4103,16 +4080,15 @@
         <w:tc>
           <w:tcPr>
             <w:tcW w:type="dxa" w:w="6100"/>
-            <w:vAlign w:val="top"/>
-          </w:tcPr>
-          <w:p>
-            <w:r>
-              <w:rPr>
-                <w:rFonts w:ascii="Noto Sans CJK KR" w:hAnsi="Noto Sans CJK KR" w:eastAsia="Noto Sans CJK KR"/>
-                <w:b w:val="0"/>
-                <w:sz w:val="15"/>
-              </w:rPr>
-              <w:t>AdMob Banner/Native/Rewarded. Remote Config로 placement와 frequency cap 조정.</w:t>
+            <w:vAlign w:val="center"/>
+          </w:tcPr>
+          <w:p>
+            <w:r>
+              <w:rPr>
+                <w:rFonts w:ascii="Malgun Gothic" w:hAnsi="Malgun Gothic"/>
+                <w:sz w:val="18"/>
+              </w:rPr>
+              <w:t>Gate 0은 Discover Native Ad 슬롯을 약하게 허용하고 Reward ledger/flag를 준비한다. Rewarded/Interstitial UI는 LINE Trust Loop 안정화 이후 확대한다.</w:t>
             </w:r>
           </w:p>
         </w:tc>
@@ -4223,31 +4199,29 @@
         <w:tc>
           <w:tcPr>
             <w:tcW w:type="dxa" w:w="1000"/>
-            <w:vAlign w:val="top"/>
+            <w:vAlign w:val="center"/>
             <w:shd w:fill="E2F0D9"/>
           </w:tcPr>
           <w:p>
             <w:r>
               <w:rPr>
-                <w:rFonts w:ascii="Noto Sans CJK KR" w:hAnsi="Noto Sans CJK KR" w:eastAsia="Noto Sans CJK KR"/>
-                <w:b w:val="0"/>
-                <w:sz w:val="15"/>
-              </w:rPr>
-              <w:t>P0</w:t>
+                <w:rFonts w:ascii="Malgun Gothic" w:hAnsi="Malgun Gothic"/>
+                <w:sz w:val="18"/>
+              </w:rPr>
+              <w:t>P1</w:t>
             </w:r>
           </w:p>
         </w:tc>
         <w:tc>
           <w:tcPr>
             <w:tcW w:type="dxa" w:w="2900"/>
-            <w:vAlign w:val="top"/>
-          </w:tcPr>
-          <w:p>
-            <w:r>
-              <w:rPr>
-                <w:rFonts w:ascii="Noto Sans CJK KR" w:hAnsi="Noto Sans CJK KR" w:eastAsia="Noto Sans CJK KR"/>
-                <w:b w:val="0"/>
-                <w:sz w:val="15"/>
+            <w:vAlign w:val="center"/>
+          </w:tcPr>
+          <w:p>
+            <w:r>
+              <w:rPr>
+                <w:rFonts w:ascii="Malgun Gothic" w:hAnsi="Malgun Gothic"/>
+                <w:sz w:val="18"/>
               </w:rPr>
               <w:t>관리자 MVP</w:t>
             </w:r>
@@ -4256,16 +4230,15 @@
         <w:tc>
           <w:tcPr>
             <w:tcW w:type="dxa" w:w="6100"/>
-            <w:vAlign w:val="top"/>
-          </w:tcPr>
-          <w:p>
-            <w:r>
-              <w:rPr>
-                <w:rFonts w:ascii="Noto Sans CJK KR" w:hAnsi="Noto Sans CJK KR" w:eastAsia="Noto Sans CJK KR"/>
-                <w:b w:val="0"/>
-                <w:sz w:val="15"/>
-              </w:rPr>
-              <w:t>사용자/신고/사진/ID/광고 이벤트/제재 관리.</w:t>
+            <w:vAlign w:val="center"/>
+          </w:tcPr>
+          <w:p>
+            <w:r>
+              <w:rPr>
+                <w:rFonts w:ascii="Malgun Gothic" w:hAnsi="Malgun Gothic"/>
+                <w:sz w:val="18"/>
+              </w:rPr>
+              <w:t>Gate 0에서는 report/block/audit 데이터 계약을 우선 남긴다. 관리자 UI는 운영 필요성이 확인된 뒤 구현한다.</w:t>
             </w:r>
           </w:p>
         </w:tc>
@@ -4432,7 +4405,7 @@
       </w:pPr>
       <w:r>
         <w:rPr>
-          <w:rFonts w:ascii="Noto Sans CJK KR" w:hAnsi="Noto Sans CJK KR" w:eastAsia="Noto Sans CJK KR"/>
+          <w:rFonts w:ascii="Malgun Gothic" w:hAnsi="Malgun Gothic" w:eastAsia="Noto Sans CJK KR"/>
           <w:color w:val="2E74B5"/>
         </w:rPr>
         <w:t>5.2 MVP 제외 기능</w:t>
@@ -4445,7 +4418,7 @@
       </w:pPr>
       <w:r>
         <w:rPr>
-          <w:rFonts w:ascii="Noto Sans CJK KR" w:hAnsi="Noto Sans CJK KR" w:eastAsia="Noto Sans CJK KR"/>
+          <w:rFonts w:ascii="Malgun Gothic" w:hAnsi="Malgun Gothic" w:eastAsia="Noto Sans CJK KR"/>
           <w:b w:val="0"/>
           <w:i w:val="0"/>
         </w:rPr>
@@ -4459,7 +4432,7 @@
       </w:pPr>
       <w:r>
         <w:rPr>
-          <w:rFonts w:ascii="Noto Sans CJK KR" w:hAnsi="Noto Sans CJK KR" w:eastAsia="Noto Sans CJK KR"/>
+          <w:rFonts w:ascii="Malgun Gothic" w:hAnsi="Malgun Gothic" w:eastAsia="Noto Sans CJK KR"/>
           <w:b w:val="0"/>
           <w:i w:val="0"/>
         </w:rPr>
@@ -4473,7 +4446,7 @@
       </w:pPr>
       <w:r>
         <w:rPr>
-          <w:rFonts w:ascii="Noto Sans CJK KR" w:hAnsi="Noto Sans CJK KR" w:eastAsia="Noto Sans CJK KR"/>
+          <w:rFonts w:ascii="Malgun Gothic" w:hAnsi="Malgun Gothic" w:eastAsia="Noto Sans CJK KR"/>
           <w:b w:val="0"/>
           <w:i w:val="0"/>
         </w:rPr>
@@ -4487,7 +4460,7 @@
       </w:pPr>
       <w:r>
         <w:rPr>
-          <w:rFonts w:ascii="Noto Sans CJK KR" w:hAnsi="Noto Sans CJK KR" w:eastAsia="Noto Sans CJK KR"/>
+          <w:rFonts w:ascii="Malgun Gothic" w:hAnsi="Malgun Gothic" w:eastAsia="Noto Sans CJK KR"/>
           <w:b w:val="0"/>
           <w:i w:val="0"/>
         </w:rPr>
@@ -4501,7 +4474,7 @@
       </w:pPr>
       <w:r>
         <w:rPr>
-          <w:rFonts w:ascii="Noto Sans CJK KR" w:hAnsi="Noto Sans CJK KR" w:eastAsia="Noto Sans CJK KR"/>
+          <w:rFonts w:ascii="Malgun Gothic" w:hAnsi="Malgun Gothic" w:eastAsia="Noto Sans CJK KR"/>
           <w:b w:val="0"/>
           <w:i w:val="0"/>
         </w:rPr>
@@ -4515,7 +4488,7 @@
       </w:pPr>
       <w:r>
         <w:rPr>
-          <w:rFonts w:ascii="Noto Sans CJK KR" w:hAnsi="Noto Sans CJK KR" w:eastAsia="Noto Sans CJK KR"/>
+          <w:rFonts w:ascii="Malgun Gothic" w:hAnsi="Malgun Gothic" w:eastAsia="Noto Sans CJK KR"/>
           <w:b w:val="0"/>
           <w:i w:val="0"/>
         </w:rPr>
@@ -4529,7 +4502,7 @@
       </w:pPr>
       <w:r>
         <w:rPr>
-          <w:rFonts w:ascii="Noto Sans CJK KR" w:hAnsi="Noto Sans CJK KR" w:eastAsia="Noto Sans CJK KR"/>
+          <w:rFonts w:ascii="Malgun Gothic" w:hAnsi="Malgun Gothic" w:eastAsia="Noto Sans CJK KR"/>
           <w:b w:val="0"/>
           <w:i w:val="0"/>
         </w:rPr>
@@ -4543,7 +4516,7 @@
       </w:pPr>
       <w:r>
         <w:rPr>
-          <w:rFonts w:ascii="Noto Sans CJK KR" w:hAnsi="Noto Sans CJK KR" w:eastAsia="Noto Sans CJK KR"/>
+          <w:rFonts w:ascii="Malgun Gothic" w:hAnsi="Malgun Gothic" w:eastAsia="Noto Sans CJK KR"/>
           <w:b w:val="0"/>
           <w:i w:val="0"/>
         </w:rPr>
@@ -4558,7 +4531,7 @@
       </w:pPr>
       <w:r>
         <w:rPr>
-          <w:rFonts w:ascii="Noto Sans CJK KR" w:hAnsi="Noto Sans CJK KR" w:eastAsia="Noto Sans CJK KR"/>
+          <w:rFonts w:ascii="Malgun Gothic" w:hAnsi="Malgun Gothic" w:eastAsia="Noto Sans CJK KR"/>
           <w:color w:val="1F4E79"/>
         </w:rPr>
         <w:t>6. 회원가입, 로그인, Public Meet ID 요구사항</w:t>
@@ -4570,7 +4543,7 @@
       </w:pPr>
       <w:r>
         <w:rPr>
-          <w:rFonts w:ascii="Noto Sans CJK KR" w:hAnsi="Noto Sans CJK KR" w:eastAsia="Noto Sans CJK KR"/>
+          <w:rFonts w:ascii="Malgun Gothic" w:hAnsi="Malgun Gothic" w:eastAsia="Noto Sans CJK KR"/>
           <w:b w:val="0"/>
           <w:i w:val="0"/>
         </w:rPr>
@@ -4637,7 +4610,7 @@
       </w:pPr>
       <w:r>
         <w:rPr>
-          <w:rFonts w:ascii="Noto Sans CJK KR" w:hAnsi="Noto Sans CJK KR" w:eastAsia="Noto Sans CJK KR"/>
+          <w:rFonts w:ascii="Malgun Gothic" w:hAnsi="Malgun Gothic" w:eastAsia="Noto Sans CJK KR"/>
           <w:color w:val="2E74B5"/>
         </w:rPr>
         <w:t>6.1 로그인 수단</w:t>
@@ -5039,7 +5012,7 @@
       </w:pPr>
       <w:r>
         <w:rPr>
-          <w:rFonts w:ascii="Noto Sans CJK KR" w:hAnsi="Noto Sans CJK KR" w:eastAsia="Noto Sans CJK KR"/>
+          <w:rFonts w:ascii="Malgun Gothic" w:hAnsi="Malgun Gothic" w:eastAsia="Noto Sans CJK KR"/>
           <w:color w:val="2E74B5"/>
         </w:rPr>
         <w:t>6.2 회원가입 시 Public Meet ID 자동 생성</w:t>
@@ -5052,7 +5025,7 @@
       </w:pPr>
       <w:r>
         <w:rPr>
-          <w:rFonts w:ascii="Noto Sans CJK KR" w:hAnsi="Noto Sans CJK KR" w:eastAsia="Noto Sans CJK KR"/>
+          <w:rFonts w:ascii="Malgun Gothic" w:hAnsi="Malgun Gothic" w:eastAsia="Noto Sans CJK KR"/>
           <w:b w:val="0"/>
           <w:i w:val="0"/>
         </w:rPr>
@@ -5066,7 +5039,7 @@
       </w:pPr>
       <w:r>
         <w:rPr>
-          <w:rFonts w:ascii="Noto Sans CJK KR" w:hAnsi="Noto Sans CJK KR" w:eastAsia="Noto Sans CJK KR"/>
+          <w:rFonts w:ascii="Malgun Gothic" w:hAnsi="Malgun Gothic" w:eastAsia="Noto Sans CJK KR"/>
           <w:b w:val="0"/>
           <w:i w:val="0"/>
         </w:rPr>
@@ -5080,7 +5053,7 @@
       </w:pPr>
       <w:r>
         <w:rPr>
-          <w:rFonts w:ascii="Noto Sans CJK KR" w:hAnsi="Noto Sans CJK KR" w:eastAsia="Noto Sans CJK KR"/>
+          <w:rFonts w:ascii="Malgun Gothic" w:hAnsi="Malgun Gothic" w:eastAsia="Noto Sans CJK KR"/>
           <w:b w:val="0"/>
           <w:i w:val="0"/>
         </w:rPr>
@@ -5094,7 +5067,7 @@
       </w:pPr>
       <w:r>
         <w:rPr>
-          <w:rFonts w:ascii="Noto Sans CJK KR" w:hAnsi="Noto Sans CJK KR" w:eastAsia="Noto Sans CJK KR"/>
+          <w:rFonts w:ascii="Malgun Gothic" w:hAnsi="Malgun Gothic" w:eastAsia="Noto Sans CJK KR"/>
           <w:b w:val="0"/>
           <w:i w:val="0"/>
         </w:rPr>
@@ -5108,7 +5081,7 @@
       </w:pPr>
       <w:r>
         <w:rPr>
-          <w:rFonts w:ascii="Noto Sans CJK KR" w:hAnsi="Noto Sans CJK KR" w:eastAsia="Noto Sans CJK KR"/>
+          <w:rFonts w:ascii="Malgun Gothic" w:hAnsi="Malgun Gothic" w:eastAsia="Noto Sans CJK KR"/>
           <w:b w:val="0"/>
           <w:i w:val="0"/>
         </w:rPr>
@@ -5122,7 +5095,7 @@
       </w:pPr>
       <w:r>
         <w:rPr>
-          <w:rFonts w:ascii="Noto Sans CJK KR" w:hAnsi="Noto Sans CJK KR" w:eastAsia="Noto Sans CJK KR"/>
+          <w:rFonts w:ascii="Malgun Gothic" w:hAnsi="Malgun Gothic" w:eastAsia="Noto Sans CJK KR"/>
           <w:b w:val="0"/>
           <w:i w:val="0"/>
         </w:rPr>
@@ -5137,7 +5110,7 @@
       </w:pPr>
       <w:r>
         <w:rPr>
-          <w:rFonts w:ascii="Noto Sans CJK KR" w:hAnsi="Noto Sans CJK KR" w:eastAsia="Noto Sans CJK KR"/>
+          <w:rFonts w:ascii="Malgun Gothic" w:hAnsi="Malgun Gothic" w:eastAsia="Noto Sans CJK KR"/>
           <w:color w:val="2E74B5"/>
         </w:rPr>
         <w:t>6.3 ID 이미지 생성 요구사항</w:t>
@@ -5422,7 +5395,7 @@
       </w:pPr>
       <w:r>
         <w:rPr>
-          <w:rFonts w:ascii="Noto Sans CJK KR" w:hAnsi="Noto Sans CJK KR" w:eastAsia="Noto Sans CJK KR"/>
+          <w:rFonts w:ascii="Malgun Gothic" w:hAnsi="Malgun Gothic" w:eastAsia="Noto Sans CJK KR"/>
           <w:color w:val="2E74B5"/>
         </w:rPr>
         <w:t>6.4 Public ID 재생성/전환 UX</w:t>
@@ -5774,7 +5747,7 @@
       </w:pPr>
       <w:r>
         <w:rPr>
-          <w:rFonts w:ascii="Noto Sans CJK KR" w:hAnsi="Noto Sans CJK KR" w:eastAsia="Noto Sans CJK KR"/>
+          <w:rFonts w:ascii="Malgun Gothic" w:hAnsi="Malgun Gothic" w:eastAsia="Noto Sans CJK KR"/>
           <w:color w:val="2E74B5"/>
         </w:rPr>
         <w:t>6.5 초기 제한값</w:t>
@@ -5836,7 +5809,7 @@
       </w:pPr>
       <w:r>
         <w:rPr>
-          <w:rFonts w:ascii="Noto Sans CJK KR" w:hAnsi="Noto Sans CJK KR" w:eastAsia="Noto Sans CJK KR"/>
+          <w:rFonts w:ascii="Malgun Gothic" w:hAnsi="Malgun Gothic" w:eastAsia="Noto Sans CJK KR"/>
           <w:color w:val="1F4E79"/>
         </w:rPr>
         <w:t>7. LINE/Facebook 연락처 공유 기능</w:t>
@@ -5848,7 +5821,7 @@
       </w:pPr>
       <w:r>
         <w:rPr>
-          <w:rFonts w:ascii="Noto Sans CJK KR" w:hAnsi="Noto Sans CJK KR" w:eastAsia="Noto Sans CJK KR"/>
+          <w:rFonts w:ascii="Malgun Gothic" w:hAnsi="Malgun Gothic" w:eastAsia="Noto Sans CJK KR"/>
           <w:b w:val="0"/>
           <w:i w:val="0"/>
         </w:rPr>
@@ -5863,7 +5836,7 @@
       </w:pPr>
       <w:r>
         <w:rPr>
-          <w:rFonts w:ascii="Noto Sans CJK KR" w:hAnsi="Noto Sans CJK KR" w:eastAsia="Noto Sans CJK KR"/>
+          <w:rFonts w:ascii="Malgun Gothic" w:hAnsi="Malgun Gothic" w:eastAsia="Noto Sans CJK KR"/>
           <w:color w:val="2E74B5"/>
         </w:rPr>
         <w:t>7.1 External Contact Provider</w:t>
@@ -5980,14 +5953,13 @@
         <w:tc>
           <w:tcPr>
             <w:tcW w:type="dxa" w:w="1500"/>
-            <w:vAlign w:val="top"/>
-          </w:tcPr>
-          <w:p>
-            <w:r>
-              <w:rPr>
-                <w:rFonts w:ascii="Noto Sans CJK KR" w:hAnsi="Noto Sans CJK KR" w:eastAsia="Noto Sans CJK KR"/>
-                <w:b w:val="0"/>
-                <w:sz w:val="15"/>
+            <w:vAlign w:val="center"/>
+          </w:tcPr>
+          <w:p>
+            <w:r>
+              <w:rPr>
+                <w:rFonts w:ascii="Malgun Gothic" w:hAnsi="Malgun Gothic"/>
+                <w:sz w:val="18"/>
               </w:rPr>
               <w:t>LINE</w:t>
             </w:r>
@@ -5996,14 +5968,13 @@
         <w:tc>
           <w:tcPr>
             <w:tcW w:type="dxa" w:w="3500"/>
-            <w:vAlign w:val="top"/>
-          </w:tcPr>
-          <w:p>
-            <w:r>
-              <w:rPr>
-                <w:rFonts w:ascii="Noto Sans CJK KR" w:hAnsi="Noto Sans CJK KR" w:eastAsia="Noto Sans CJK KR"/>
-                <w:b w:val="0"/>
-                <w:sz w:val="15"/>
+            <w:vAlign w:val="center"/>
+          </w:tcPr>
+          <w:p>
+            <w:r>
+              <w:rPr>
+                <w:rFonts w:ascii="Malgun Gothic" w:hAnsi="Malgun Gothic"/>
+                <w:sz w:val="18"/>
               </w:rPr>
               <w:t>lineId, lineInviteUrl, lineQrImage</w:t>
             </w:r>
@@ -6012,30 +5983,28 @@
         <w:tc>
           <w:tcPr>
             <w:tcW w:type="dxa" w:w="3600"/>
-            <w:vAlign w:val="top"/>
-          </w:tcPr>
-          <w:p>
-            <w:r>
-              <w:rPr>
-                <w:rFonts w:ascii="Noto Sans CJK KR" w:hAnsi="Noto Sans CJK KR" w:eastAsia="Noto Sans CJK KR"/>
-                <w:b w:val="0"/>
-                <w:sz w:val="15"/>
-              </w:rPr>
-              <w:t>QR 보기, LINE ID 복사, LINE 열기, 신고, 차단</w:t>
+            <w:vAlign w:val="center"/>
+          </w:tcPr>
+          <w:p>
+            <w:r>
+              <w:rPr>
+                <w:rFonts w:ascii="Malgun Gothic" w:hAnsi="Malgun Gothic"/>
+                <w:sz w:val="18"/>
+              </w:rPr>
+              <w:t>Open LINE, QR 보기, 신고, 차단, revoke. Gate 0에서는 raw 값 복사 버튼 비활성.</w:t>
             </w:r>
           </w:p>
         </w:tc>
         <w:tc>
           <w:tcPr>
             <w:tcW w:type="dxa" w:w="1400"/>
-            <w:vAlign w:val="top"/>
-          </w:tcPr>
-          <w:p>
-            <w:r>
-              <w:rPr>
-                <w:rFonts w:ascii="Noto Sans CJK KR" w:hAnsi="Noto Sans CJK KR" w:eastAsia="Noto Sans CJK KR"/>
-                <w:b w:val="0"/>
-                <w:sz w:val="15"/>
+            <w:vAlign w:val="center"/>
+          </w:tcPr>
+          <w:p>
+            <w:r>
+              <w:rPr>
+                <w:rFonts w:ascii="Malgun Gothic" w:hAnsi="Malgun Gothic"/>
+                <w:sz w:val="18"/>
               </w:rPr>
               <w:t>태국 핵심 기능.</w:t>
             </w:r>
@@ -6046,14 +6015,13 @@
         <w:tc>
           <w:tcPr>
             <w:tcW w:type="dxa" w:w="1500"/>
-            <w:vAlign w:val="top"/>
-          </w:tcPr>
-          <w:p>
-            <w:r>
-              <w:rPr>
-                <w:rFonts w:ascii="Noto Sans CJK KR" w:hAnsi="Noto Sans CJK KR" w:eastAsia="Noto Sans CJK KR"/>
-                <w:b w:val="0"/>
-                <w:sz w:val="15"/>
+            <w:vAlign w:val="center"/>
+          </w:tcPr>
+          <w:p>
+            <w:r>
+              <w:rPr>
+                <w:rFonts w:ascii="Malgun Gothic" w:hAnsi="Malgun Gothic"/>
+                <w:sz w:val="18"/>
               </w:rPr>
               <w:t>FACEBOOK</w:t>
             </w:r>
@@ -6062,14 +6030,13 @@
         <w:tc>
           <w:tcPr>
             <w:tcW w:type="dxa" w:w="3500"/>
-            <w:vAlign w:val="top"/>
-          </w:tcPr>
-          <w:p>
-            <w:r>
-              <w:rPr>
-                <w:rFonts w:ascii="Noto Sans CJK KR" w:hAnsi="Noto Sans CJK KR" w:eastAsia="Noto Sans CJK KR"/>
-                <w:b w:val="0"/>
-                <w:sz w:val="15"/>
+            <w:vAlign w:val="center"/>
+          </w:tcPr>
+          <w:p>
+            <w:r>
+              <w:rPr>
+                <w:rFonts w:ascii="Malgun Gothic" w:hAnsi="Malgun Gothic"/>
+                <w:sz w:val="18"/>
               </w:rPr>
               <w:t>facebookProfileUrl, messengerUrl, displayName</w:t>
             </w:r>
@@ -6078,32 +6045,30 @@
         <w:tc>
           <w:tcPr>
             <w:tcW w:type="dxa" w:w="3600"/>
-            <w:vAlign w:val="top"/>
-          </w:tcPr>
-          <w:p>
-            <w:r>
-              <w:rPr>
-                <w:rFonts w:ascii="Noto Sans CJK KR" w:hAnsi="Noto Sans CJK KR" w:eastAsia="Noto Sans CJK KR"/>
-                <w:b w:val="0"/>
-                <w:sz w:val="15"/>
-              </w:rPr>
-              <w:t>Facebook 열기, 링크 복사, 신고, 차단</w:t>
+            <w:vAlign w:val="center"/>
+          </w:tcPr>
+          <w:p>
+            <w:r>
+              <w:rPr>
+                <w:rFonts w:ascii="Malgun Gothic" w:hAnsi="Malgun Gothic"/>
+                <w:sz w:val="18"/>
+              </w:rPr>
+              <w:t>Gate 1: Facebook 열기, 신고, 차단. raw 링크 복사 정책은 재검토.</w:t>
             </w:r>
           </w:p>
         </w:tc>
         <w:tc>
           <w:tcPr>
             <w:tcW w:type="dxa" w:w="1400"/>
-            <w:vAlign w:val="top"/>
-          </w:tcPr>
-          <w:p>
-            <w:r>
-              <w:rPr>
-                <w:rFonts w:ascii="Noto Sans CJK KR" w:hAnsi="Noto Sans CJK KR" w:eastAsia="Noto Sans CJK KR"/>
-                <w:b w:val="0"/>
-                <w:sz w:val="15"/>
-              </w:rPr>
-              <w:t>Facebook 로그인 providerUserId를 공개 URL로 사용하지 않는다.</w:t>
+            <w:vAlign w:val="center"/>
+          </w:tcPr>
+          <w:p>
+            <w:r>
+              <w:rPr>
+                <w:rFonts w:ascii="Malgun Gothic" w:hAnsi="Malgun Gothic"/>
+                <w:sz w:val="18"/>
+              </w:rPr>
+              <w:t>데이터 모델은 유지하되 Gate 0 UI에서는 비노출.</w:t>
             </w:r>
           </w:p>
         </w:tc>
@@ -6250,7 +6215,7 @@
       </w:pPr>
       <w:r>
         <w:rPr>
-          <w:rFonts w:ascii="Noto Sans CJK KR" w:hAnsi="Noto Sans CJK KR" w:eastAsia="Noto Sans CJK KR"/>
+          <w:rFonts w:ascii="Malgun Gothic" w:hAnsi="Malgun Gothic" w:eastAsia="Noto Sans CJK KR"/>
           <w:color w:val="2E74B5"/>
         </w:rPr>
         <w:t>7.2 공유 UX</w:t>
@@ -6263,7 +6228,7 @@
       </w:pPr>
       <w:r>
         <w:rPr>
-          <w:rFonts w:ascii="Noto Sans CJK KR" w:hAnsi="Noto Sans CJK KR" w:eastAsia="Noto Sans CJK KR"/>
+          <w:rFonts w:ascii="Malgun Gothic" w:hAnsi="Malgun Gothic" w:eastAsia="Noto Sans CJK KR"/>
           <w:b w:val="0"/>
           <w:i w:val="0"/>
         </w:rPr>
@@ -6277,7 +6242,7 @@
       </w:pPr>
       <w:r>
         <w:rPr>
-          <w:rFonts w:ascii="Noto Sans CJK KR" w:hAnsi="Noto Sans CJK KR" w:eastAsia="Noto Sans CJK KR"/>
+          <w:rFonts w:ascii="Malgun Gothic" w:hAnsi="Malgun Gothic" w:eastAsia="Noto Sans CJK KR"/>
           <w:b w:val="0"/>
           <w:i w:val="0"/>
         </w:rPr>
@@ -6291,7 +6256,7 @@
       </w:pPr>
       <w:r>
         <w:rPr>
-          <w:rFonts w:ascii="Noto Sans CJK KR" w:hAnsi="Noto Sans CJK KR" w:eastAsia="Noto Sans CJK KR"/>
+          <w:rFonts w:ascii="Malgun Gothic" w:hAnsi="Malgun Gothic" w:eastAsia="Noto Sans CJK KR"/>
           <w:b w:val="0"/>
           <w:i w:val="0"/>
         </w:rPr>
@@ -6305,7 +6270,7 @@
       </w:pPr>
       <w:r>
         <w:rPr>
-          <w:rFonts w:ascii="Noto Sans CJK KR" w:hAnsi="Noto Sans CJK KR" w:eastAsia="Noto Sans CJK KR"/>
+          <w:rFonts w:ascii="Malgun Gothic" w:hAnsi="Malgun Gothic" w:eastAsia="Noto Sans CJK KR"/>
           <w:b w:val="0"/>
           <w:i w:val="0"/>
         </w:rPr>
@@ -6319,7 +6284,7 @@
       </w:pPr>
       <w:r>
         <w:rPr>
-          <w:rFonts w:ascii="Noto Sans CJK KR" w:hAnsi="Noto Sans CJK KR" w:eastAsia="Noto Sans CJK KR"/>
+          <w:rFonts w:ascii="Malgun Gothic" w:hAnsi="Malgun Gothic" w:eastAsia="Noto Sans CJK KR"/>
           <w:b w:val="0"/>
           <w:i w:val="0"/>
         </w:rPr>
@@ -6333,7 +6298,7 @@
       </w:pPr>
       <w:r>
         <w:rPr>
-          <w:rFonts w:ascii="Noto Sans CJK KR" w:hAnsi="Noto Sans CJK KR" w:eastAsia="Noto Sans CJK KR"/>
+          <w:rFonts w:ascii="Malgun Gothic" w:hAnsi="Malgun Gothic" w:eastAsia="Noto Sans CJK KR"/>
           <w:b w:val="0"/>
           <w:i w:val="0"/>
         </w:rPr>
@@ -6347,7 +6312,7 @@
       </w:pPr>
       <w:r>
         <w:rPr>
-          <w:rFonts w:ascii="Noto Sans CJK KR" w:hAnsi="Noto Sans CJK KR" w:eastAsia="Noto Sans CJK KR"/>
+          <w:rFonts w:ascii="Malgun Gothic" w:hAnsi="Malgun Gothic" w:eastAsia="Noto Sans CJK KR"/>
           <w:b w:val="0"/>
           <w:i w:val="0"/>
         </w:rPr>
@@ -6362,7 +6327,7 @@
       </w:pPr>
       <w:r>
         <w:rPr>
-          <w:rFonts w:ascii="Noto Sans CJK KR" w:hAnsi="Noto Sans CJK KR" w:eastAsia="Noto Sans CJK KR"/>
+          <w:rFonts w:ascii="Malgun Gothic" w:hAnsi="Malgun Gothic" w:eastAsia="Noto Sans CJK KR"/>
           <w:color w:val="2E74B5"/>
         </w:rPr>
         <w:t>7.3 Contact Card UI 구성</w:t>
@@ -6658,14 +6623,13 @@
         <w:tc>
           <w:tcPr>
             <w:tcW w:type="dxa" w:w="2200"/>
-            <w:vAlign w:val="top"/>
-          </w:tcPr>
-          <w:p>
-            <w:r>
-              <w:rPr>
-                <w:rFonts w:ascii="Noto Sans CJK KR" w:hAnsi="Noto Sans CJK KR" w:eastAsia="Noto Sans CJK KR"/>
-                <w:b w:val="0"/>
-                <w:sz w:val="15"/>
+            <w:vAlign w:val="center"/>
+          </w:tcPr>
+          <w:p>
+            <w:r>
+              <w:rPr>
+                <w:rFonts w:ascii="Malgun Gothic" w:hAnsi="Malgun Gothic"/>
+                <w:sz w:val="18"/>
               </w:rPr>
               <w:t>보조 버튼</w:t>
             </w:r>
@@ -6674,32 +6638,30 @@
         <w:tc>
           <w:tcPr>
             <w:tcW w:type="dxa" w:w="3900"/>
-            <w:vAlign w:val="top"/>
-          </w:tcPr>
-          <w:p>
-            <w:r>
-              <w:rPr>
-                <w:rFonts w:ascii="Noto Sans CJK KR" w:hAnsi="Noto Sans CJK KR" w:eastAsia="Noto Sans CJK KR"/>
-                <w:b w:val="0"/>
-                <w:sz w:val="15"/>
-              </w:rPr>
-              <w:t>Copy ID / Copy Link</w:t>
+            <w:vAlign w:val="center"/>
+          </w:tcPr>
+          <w:p>
+            <w:r>
+              <w:rPr>
+                <w:rFonts w:ascii="Malgun Gothic" w:hAnsi="Malgun Gothic"/>
+                <w:sz w:val="18"/>
+              </w:rPr>
+              <w:t>Gate 0: raw copy 없음. 필요 시 Open LINE만 제공.</w:t>
             </w:r>
           </w:p>
         </w:tc>
         <w:tc>
           <w:tcPr>
             <w:tcW w:type="dxa" w:w="3900"/>
-            <w:vAlign w:val="top"/>
-          </w:tcPr>
-          <w:p>
-            <w:r>
-              <w:rPr>
-                <w:rFonts w:ascii="Noto Sans CJK KR" w:hAnsi="Noto Sans CJK KR" w:eastAsia="Noto Sans CJK KR"/>
-                <w:b w:val="0"/>
-                <w:sz w:val="15"/>
-              </w:rPr>
-              <w:t>Copy Link</w:t>
+            <w:vAlign w:val="center"/>
+          </w:tcPr>
+          <w:p>
+            <w:r>
+              <w:rPr>
+                <w:rFonts w:ascii="Malgun Gothic" w:hAnsi="Malgun Gothic"/>
+                <w:sz w:val="18"/>
+              </w:rPr>
+              <w:t>Gate 1에서 정책 재검토</w:t>
             </w:r>
           </w:p>
         </w:tc>
@@ -6816,7 +6778,7 @@
       </w:pPr>
       <w:r>
         <w:rPr>
-          <w:rFonts w:ascii="Noto Sans CJK KR" w:hAnsi="Noto Sans CJK KR" w:eastAsia="Noto Sans CJK KR"/>
+          <w:rFonts w:ascii="Malgun Gothic" w:hAnsi="Malgun Gothic" w:eastAsia="Noto Sans CJK KR"/>
           <w:color w:val="1F4E79"/>
         </w:rPr>
         <w:t>8. 광고 우선 수익 모델</w:t>
@@ -6828,7 +6790,7 @@
       </w:pPr>
       <w:r>
         <w:rPr>
-          <w:rFonts w:ascii="Noto Sans CJK KR" w:hAnsi="Noto Sans CJK KR" w:eastAsia="Noto Sans CJK KR"/>
+          <w:rFonts w:ascii="Malgun Gothic" w:hAnsi="Malgun Gothic" w:eastAsia="Noto Sans CJK KR"/>
           <w:b w:val="0"/>
           <w:i w:val="0"/>
         </w:rPr>
@@ -6843,7 +6805,7 @@
       </w:pPr>
       <w:r>
         <w:rPr>
-          <w:rFonts w:ascii="Noto Sans CJK KR" w:hAnsi="Noto Sans CJK KR" w:eastAsia="Noto Sans CJK KR"/>
+          <w:rFonts w:ascii="Malgun Gothic" w:hAnsi="Malgun Gothic" w:eastAsia="Noto Sans CJK KR"/>
           <w:color w:val="2E74B5"/>
         </w:rPr>
         <w:t>8.1 광고 플랫폼 및 구현</w:t>
@@ -7094,7 +7056,7 @@
       </w:pPr>
       <w:r>
         <w:rPr>
-          <w:rFonts w:ascii="Noto Sans CJK KR" w:hAnsi="Noto Sans CJK KR" w:eastAsia="Noto Sans CJK KR"/>
+          <w:rFonts w:ascii="Malgun Gothic" w:hAnsi="Malgun Gothic" w:eastAsia="Noto Sans CJK KR"/>
           <w:color w:val="2E74B5"/>
         </w:rPr>
         <w:t>8.2 광고 지면 설계</w:t>
@@ -7232,30 +7194,28 @@
         <w:tc>
           <w:tcPr>
             <w:tcW w:type="dxa" w:w="1700"/>
-            <w:vAlign w:val="top"/>
-          </w:tcPr>
-          <w:p>
-            <w:r>
-              <w:rPr>
-                <w:rFonts w:ascii="Noto Sans CJK KR" w:hAnsi="Noto Sans CJK KR" w:eastAsia="Noto Sans CJK KR"/>
-                <w:b w:val="0"/>
-                <w:sz w:val="14"/>
-              </w:rPr>
-              <w:t>Discover Grid</w:t>
+            <w:vAlign w:val="center"/>
+          </w:tcPr>
+          <w:p>
+            <w:r>
+              <w:rPr>
+                <w:rFonts w:ascii="Malgun Gothic" w:hAnsi="Malgun Gothic"/>
+                <w:sz w:val="18"/>
+              </w:rPr>
+              <w:t>Discover Grid/List</w:t>
             </w:r>
           </w:p>
         </w:tc>
         <w:tc>
           <w:tcPr>
             <w:tcW w:type="dxa" w:w="1600"/>
-            <w:vAlign w:val="top"/>
-          </w:tcPr>
-          <w:p>
-            <w:r>
-              <w:rPr>
-                <w:rFonts w:ascii="Noto Sans CJK KR" w:hAnsi="Noto Sans CJK KR" w:eastAsia="Noto Sans CJK KR"/>
-                <w:b w:val="0"/>
-                <w:sz w:val="14"/>
+            <w:vAlign w:val="center"/>
+          </w:tcPr>
+          <w:p>
+            <w:r>
+              <w:rPr>
+                <w:rFonts w:ascii="Malgun Gothic" w:hAnsi="Malgun Gothic"/>
+                <w:sz w:val="18"/>
               </w:rPr>
               <w:t>Native Ad</w:t>
             </w:r>
@@ -7264,48 +7224,45 @@
         <w:tc>
           <w:tcPr>
             <w:tcW w:type="dxa" w:w="3000"/>
-            <w:vAlign w:val="top"/>
-          </w:tcPr>
-          <w:p>
-            <w:r>
-              <w:rPr>
-                <w:rFonts w:ascii="Noto Sans CJK KR" w:hAnsi="Noto Sans CJK KR" w:eastAsia="Noto Sans CJK KR"/>
-                <w:b w:val="0"/>
-                <w:sz w:val="14"/>
-              </w:rPr>
-              <w:t>프로필 카드 사이. 예: 8~12개 프로필마다 1개</w:t>
+            <w:vAlign w:val="center"/>
+          </w:tcPr>
+          <w:p>
+            <w:r>
+              <w:rPr>
+                <w:rFonts w:ascii="Malgun Gothic" w:hAnsi="Malgun Gothic"/>
+                <w:sz w:val="18"/>
+              </w:rPr>
+              <w:t>프로필 카드/리스트 사이</w:t>
             </w:r>
           </w:p>
         </w:tc>
         <w:tc>
           <w:tcPr>
             <w:tcW w:type="dxa" w:w="2800"/>
-            <w:vAlign w:val="top"/>
-          </w:tcPr>
-          <w:p>
-            <w:r>
-              <w:rPr>
-                <w:rFonts w:ascii="Noto Sans CJK KR" w:hAnsi="Noto Sans CJK KR" w:eastAsia="Noto Sans CJK KR"/>
-                <w:b w:val="0"/>
-                <w:sz w:val="14"/>
-              </w:rPr>
-              <w:t>UX를 해치지 않도록 프로필 카드와 명확히 구분. Ad 라벨 필수.</w:t>
+            <w:vAlign w:val="center"/>
+          </w:tcPr>
+          <w:p>
+            <w:r>
+              <w:rPr>
+                <w:rFonts w:ascii="Malgun Gothic" w:hAnsi="Malgun Gothic"/>
+                <w:sz w:val="18"/>
+              </w:rPr>
+              <w:t>Gate 0에서 약하게 허용. 명확한 Ad 라벨, 낮은 빈도, Contact Card/Chat 상세에는 금지.</w:t>
             </w:r>
           </w:p>
         </w:tc>
         <w:tc>
           <w:tcPr>
             <w:tcW w:type="dxa" w:w="900"/>
-            <w:vAlign w:val="top"/>
-          </w:tcPr>
-          <w:p>
-            <w:r>
-              <w:rPr>
-                <w:rFonts w:ascii="Noto Sans CJK KR" w:hAnsi="Noto Sans CJK KR" w:eastAsia="Noto Sans CJK KR"/>
-                <w:b w:val="0"/>
-                <w:sz w:val="14"/>
-              </w:rPr>
-              <w:t>P0</w:t>
+            <w:vAlign w:val="center"/>
+          </w:tcPr>
+          <w:p>
+            <w:r>
+              <w:rPr>
+                <w:rFonts w:ascii="Malgun Gothic" w:hAnsi="Malgun Gothic"/>
+                <w:sz w:val="18"/>
+              </w:rPr>
+              <w:t>P0 limited</w:t>
             </w:r>
           </w:p>
         </w:tc>
@@ -7396,30 +7353,28 @@
         <w:tc>
           <w:tcPr>
             <w:tcW w:type="dxa" w:w="1700"/>
-            <w:vAlign w:val="top"/>
-          </w:tcPr>
-          <w:p>
-            <w:r>
-              <w:rPr>
-                <w:rFonts w:ascii="Noto Sans CJK KR" w:hAnsi="Noto Sans CJK KR" w:eastAsia="Noto Sans CJK KR"/>
-                <w:b w:val="0"/>
-                <w:sz w:val="14"/>
-              </w:rPr>
-              <w:t>Activity 빈 화면</w:t>
+            <w:vAlign w:val="center"/>
+          </w:tcPr>
+          <w:p>
+            <w:r>
+              <w:rPr>
+                <w:rFonts w:ascii="Malgun Gothic" w:hAnsi="Malgun Gothic"/>
+                <w:sz w:val="18"/>
+              </w:rPr>
+              <w:t>List/My 빈 화면</w:t>
             </w:r>
           </w:p>
         </w:tc>
         <w:tc>
           <w:tcPr>
             <w:tcW w:type="dxa" w:w="1600"/>
-            <w:vAlign w:val="top"/>
-          </w:tcPr>
-          <w:p>
-            <w:r>
-              <w:rPr>
-                <w:rFonts w:ascii="Noto Sans CJK KR" w:hAnsi="Noto Sans CJK KR" w:eastAsia="Noto Sans CJK KR"/>
-                <w:b w:val="0"/>
-                <w:sz w:val="14"/>
+            <w:vAlign w:val="center"/>
+          </w:tcPr>
+          <w:p>
+            <w:r>
+              <w:rPr>
+                <w:rFonts w:ascii="Malgun Gothic" w:hAnsi="Malgun Gothic"/>
+                <w:sz w:val="18"/>
               </w:rPr>
               <w:t>Banner 또는 Native</w:t>
             </w:r>
@@ -7428,48 +7383,45 @@
         <w:tc>
           <w:tcPr>
             <w:tcW w:type="dxa" w:w="3000"/>
-            <w:vAlign w:val="top"/>
-          </w:tcPr>
-          <w:p>
-            <w:r>
-              <w:rPr>
-                <w:rFonts w:ascii="Noto Sans CJK KR" w:hAnsi="Noto Sans CJK KR" w:eastAsia="Noto Sans CJK KR"/>
-                <w:b w:val="0"/>
-                <w:sz w:val="14"/>
-              </w:rPr>
-              <w:t>No likes/No visits empty state 아래</w:t>
+            <w:vAlign w:val="center"/>
+          </w:tcPr>
+          <w:p>
+            <w:r>
+              <w:rPr>
+                <w:rFonts w:ascii="Malgun Gothic" w:hAnsi="Malgun Gothic"/>
+                <w:sz w:val="18"/>
+              </w:rPr>
+              <w:t>List/My의 비핵심 빈 화면 하단</w:t>
             </w:r>
           </w:p>
         </w:tc>
         <w:tc>
           <w:tcPr>
             <w:tcW w:type="dxa" w:w="2800"/>
-            <w:vAlign w:val="top"/>
-          </w:tcPr>
-          <w:p>
-            <w:r>
-              <w:rPr>
-                <w:rFonts w:ascii="Noto Sans CJK KR" w:hAnsi="Noto Sans CJK KR" w:eastAsia="Noto Sans CJK KR"/>
-                <w:b w:val="0"/>
-                <w:sz w:val="14"/>
-              </w:rPr>
-              <w:t>방해 적고 노출 안정적.</w:t>
+            <w:vAlign w:val="center"/>
+          </w:tcPr>
+          <w:p>
+            <w:r>
+              <w:rPr>
+                <w:rFonts w:ascii="Malgun Gothic" w:hAnsi="Malgun Gothic"/>
+                <w:sz w:val="18"/>
+              </w:rPr>
+              <w:t>Gate 0에서는 기본 off. 사용성 검증 후 Remote Config로 제한 활성화.</w:t>
             </w:r>
           </w:p>
         </w:tc>
         <w:tc>
           <w:tcPr>
             <w:tcW w:type="dxa" w:w="900"/>
-            <w:vAlign w:val="top"/>
-          </w:tcPr>
-          <w:p>
-            <w:r>
-              <w:rPr>
-                <w:rFonts w:ascii="Noto Sans CJK KR" w:hAnsi="Noto Sans CJK KR" w:eastAsia="Noto Sans CJK KR"/>
-                <w:b w:val="0"/>
-                <w:sz w:val="14"/>
-              </w:rPr>
-              <w:t>P0</w:t>
+            <w:vAlign w:val="center"/>
+          </w:tcPr>
+          <w:p>
+            <w:r>
+              <w:rPr>
+                <w:rFonts w:ascii="Malgun Gothic" w:hAnsi="Malgun Gothic"/>
+                <w:sz w:val="18"/>
+              </w:rPr>
+              <w:t>P1</w:t>
             </w:r>
           </w:p>
         </w:tc>
@@ -7560,14 +7512,13 @@
         <w:tc>
           <w:tcPr>
             <w:tcW w:type="dxa" w:w="1700"/>
-            <w:vAlign w:val="top"/>
-          </w:tcPr>
-          <w:p>
-            <w:r>
-              <w:rPr>
-                <w:rFonts w:ascii="Noto Sans CJK KR" w:hAnsi="Noto Sans CJK KR" w:eastAsia="Noto Sans CJK KR"/>
-                <w:b w:val="0"/>
-                <w:sz w:val="14"/>
+            <w:vAlign w:val="center"/>
+          </w:tcPr>
+          <w:p>
+            <w:r>
+              <w:rPr>
+                <w:rFonts w:ascii="Malgun Gothic" w:hAnsi="Malgun Gothic"/>
+                <w:sz w:val="18"/>
               </w:rPr>
               <w:t>Rewarded Ad</w:t>
             </w:r>
@@ -7576,14 +7527,13 @@
         <w:tc>
           <w:tcPr>
             <w:tcW w:type="dxa" w:w="1600"/>
-            <w:vAlign w:val="top"/>
-          </w:tcPr>
-          <w:p>
-            <w:r>
-              <w:rPr>
-                <w:rFonts w:ascii="Noto Sans CJK KR" w:hAnsi="Noto Sans CJK KR" w:eastAsia="Noto Sans CJK KR"/>
-                <w:b w:val="0"/>
-                <w:sz w:val="14"/>
+            <w:vAlign w:val="center"/>
+          </w:tcPr>
+          <w:p>
+            <w:r>
+              <w:rPr>
+                <w:rFonts w:ascii="Malgun Gothic" w:hAnsi="Malgun Gothic"/>
+                <w:sz w:val="18"/>
               </w:rPr>
               <w:t>Rewarded</w:t>
             </w:r>
@@ -7592,48 +7542,45 @@
         <w:tc>
           <w:tcPr>
             <w:tcW w:type="dxa" w:w="3000"/>
-            <w:vAlign w:val="top"/>
-          </w:tcPr>
-          <w:p>
-            <w:r>
-              <w:rPr>
-                <w:rFonts w:ascii="Noto Sans CJK KR" w:hAnsi="Noto Sans CJK KR" w:eastAsia="Noto Sans CJK KR"/>
-                <w:b w:val="0"/>
-                <w:sz w:val="14"/>
-              </w:rPr>
-              <w:t>제한 도달 시: 추가 첫 메시지, LINE/Facebook 공유, 방문자 미리보기, 30분 Boost</w:t>
+            <w:vAlign w:val="center"/>
+          </w:tcPr>
+          <w:p>
+            <w:r>
+              <w:rPr>
+                <w:rFonts w:ascii="Malgun Gothic" w:hAnsi="Malgun Gothic"/>
+                <w:sz w:val="18"/>
+              </w:rPr>
+              <w:t>제한 도달 시: 추가 첫 메시지, LINE 공유, 방문자 미리보기, 30분 Boost</w:t>
             </w:r>
           </w:p>
         </w:tc>
         <w:tc>
           <w:tcPr>
             <w:tcW w:type="dxa" w:w="2800"/>
-            <w:vAlign w:val="top"/>
-          </w:tcPr>
-          <w:p>
-            <w:r>
-              <w:rPr>
-                <w:rFonts w:ascii="Noto Sans CJK KR" w:hAnsi="Noto Sans CJK KR" w:eastAsia="Noto Sans CJK KR"/>
-                <w:b w:val="0"/>
-                <w:sz w:val="14"/>
-              </w:rPr>
-              <w:t>사용자 선택형. MVP 핵심 광고 상품.</w:t>
+            <w:vAlign w:val="center"/>
+          </w:tcPr>
+          <w:p>
+            <w:r>
+              <w:rPr>
+                <w:rFonts w:ascii="Malgun Gothic" w:hAnsi="Malgun Gothic"/>
+                <w:sz w:val="18"/>
+              </w:rPr>
+              <w:t>Gate 0은 Reward ledger와 flag만 준비. UI는 LINE Trust Loop 안정화 후 활성화.</w:t>
             </w:r>
           </w:p>
         </w:tc>
         <w:tc>
           <w:tcPr>
             <w:tcW w:type="dxa" w:w="900"/>
-            <w:vAlign w:val="top"/>
-          </w:tcPr>
-          <w:p>
-            <w:r>
-              <w:rPr>
-                <w:rFonts w:ascii="Noto Sans CJK KR" w:hAnsi="Noto Sans CJK KR" w:eastAsia="Noto Sans CJK KR"/>
-                <w:b w:val="0"/>
-                <w:sz w:val="14"/>
-              </w:rPr>
-              <w:t>P0</w:t>
+            <w:vAlign w:val="center"/>
+          </w:tcPr>
+          <w:p>
+            <w:r>
+              <w:rPr>
+                <w:rFonts w:ascii="Malgun Gothic" w:hAnsi="Malgun Gothic"/>
+                <w:sz w:val="18"/>
+              </w:rPr>
+              <w:t>P1</w:t>
             </w:r>
           </w:p>
         </w:tc>
@@ -7812,7 +7759,7 @@
       </w:pPr>
       <w:r>
         <w:rPr>
-          <w:rFonts w:ascii="Noto Sans CJK KR" w:hAnsi="Noto Sans CJK KR" w:eastAsia="Noto Sans CJK KR"/>
+          <w:rFonts w:ascii="Malgun Gothic" w:hAnsi="Malgun Gothic" w:eastAsia="Noto Sans CJK KR"/>
           <w:color w:val="2E74B5"/>
         </w:rPr>
         <w:t>8.3 Rewarded Ad 보상 정책</w:t>
@@ -8061,14 +8008,13 @@
         <w:tc>
           <w:tcPr>
             <w:tcW w:type="dxa" w:w="2200"/>
-            <w:vAlign w:val="top"/>
-          </w:tcPr>
-          <w:p>
-            <w:r>
-              <w:rPr>
-                <w:rFonts w:ascii="Noto Sans CJK KR" w:hAnsi="Noto Sans CJK KR" w:eastAsia="Noto Sans CJK KR"/>
-                <w:b w:val="0"/>
-                <w:sz w:val="15"/>
+            <w:vAlign w:val="center"/>
+          </w:tcPr>
+          <w:p>
+            <w:r>
+              <w:rPr>
+                <w:rFonts w:ascii="Malgun Gothic" w:hAnsi="Malgun Gothic"/>
+                <w:sz w:val="18"/>
               </w:rPr>
               <w:t>Facebook 공유</w:t>
             </w:r>
@@ -8077,48 +8023,45 @@
         <w:tc>
           <w:tcPr>
             <w:tcW w:type="dxa" w:w="2200"/>
-            <w:vAlign w:val="top"/>
-          </w:tcPr>
-          <w:p>
-            <w:r>
-              <w:rPr>
-                <w:rFonts w:ascii="Noto Sans CJK KR" w:hAnsi="Noto Sans CJK KR" w:eastAsia="Noto Sans CJK KR"/>
-                <w:b w:val="0"/>
-                <w:sz w:val="15"/>
-              </w:rPr>
-              <w:t>하루 5명</w:t>
+            <w:vAlign w:val="center"/>
+          </w:tcPr>
+          <w:p>
+            <w:r>
+              <w:rPr>
+                <w:rFonts w:ascii="Malgun Gothic" w:hAnsi="Malgun Gothic"/>
+                <w:sz w:val="18"/>
+              </w:rPr>
+              <w:t>Gate 0 비노출</w:t>
             </w:r>
           </w:p>
         </w:tc>
         <w:tc>
           <w:tcPr>
             <w:tcW w:type="dxa" w:w="3600"/>
-            <w:vAlign w:val="top"/>
-          </w:tcPr>
-          <w:p>
-            <w:r>
-              <w:rPr>
-                <w:rFonts w:ascii="Noto Sans CJK KR" w:hAnsi="Noto Sans CJK KR" w:eastAsia="Noto Sans CJK KR"/>
-                <w:b w:val="0"/>
-                <w:sz w:val="15"/>
-              </w:rPr>
-              <w:t>+2명</w:t>
+            <w:vAlign w:val="center"/>
+          </w:tcPr>
+          <w:p>
+            <w:r>
+              <w:rPr>
+                <w:rFonts w:ascii="Malgun Gothic" w:hAnsi="Malgun Gothic"/>
+                <w:sz w:val="18"/>
+              </w:rPr>
+              <w:t>Gate 1에서 보상 정책 결정</w:t>
             </w:r>
           </w:p>
         </w:tc>
         <w:tc>
           <w:tcPr>
             <w:tcW w:type="dxa" w:w="2000"/>
-            <w:vAlign w:val="top"/>
-          </w:tcPr>
-          <w:p>
-            <w:r>
-              <w:rPr>
-                <w:rFonts w:ascii="Noto Sans CJK KR" w:hAnsi="Noto Sans CJK KR" w:eastAsia="Noto Sans CJK KR"/>
-                <w:b w:val="0"/>
-                <w:sz w:val="15"/>
-              </w:rPr>
-              <w:t>당일</w:t>
+            <w:vAlign w:val="center"/>
+          </w:tcPr>
+          <w:p>
+            <w:r>
+              <w:rPr>
+                <w:rFonts w:ascii="Malgun Gothic" w:hAnsi="Malgun Gothic"/>
+                <w:sz w:val="18"/>
+              </w:rPr>
+              <w:t>미정</w:t>
             </w:r>
           </w:p>
         </w:tc>
@@ -8265,7 +8208,7 @@
       </w:pPr>
       <w:r>
         <w:rPr>
-          <w:rFonts w:ascii="Noto Sans CJK KR" w:hAnsi="Noto Sans CJK KR" w:eastAsia="Noto Sans CJK KR"/>
+          <w:rFonts w:ascii="Malgun Gothic" w:hAnsi="Malgun Gothic" w:eastAsia="Noto Sans CJK KR"/>
           <w:color w:val="2E74B5"/>
         </w:rPr>
         <w:t>8.4 광고와 구독의 관계</w:t>
@@ -8278,7 +8221,7 @@
       </w:pPr>
       <w:r>
         <w:rPr>
-          <w:rFonts w:ascii="Noto Sans CJK KR" w:hAnsi="Noto Sans CJK KR" w:eastAsia="Noto Sans CJK KR"/>
+          <w:rFonts w:ascii="Malgun Gothic" w:hAnsi="Malgun Gothic" w:eastAsia="Noto Sans CJK KR"/>
           <w:b w:val="0"/>
           <w:i w:val="0"/>
         </w:rPr>
@@ -8292,7 +8235,7 @@
       </w:pPr>
       <w:r>
         <w:rPr>
-          <w:rFonts w:ascii="Noto Sans CJK KR" w:hAnsi="Noto Sans CJK KR" w:eastAsia="Noto Sans CJK KR"/>
+          <w:rFonts w:ascii="Malgun Gothic" w:hAnsi="Malgun Gothic" w:eastAsia="Noto Sans CJK KR"/>
           <w:b w:val="0"/>
           <w:i w:val="0"/>
         </w:rPr>
@@ -8306,7 +8249,7 @@
       </w:pPr>
       <w:r>
         <w:rPr>
-          <w:rFonts w:ascii="Noto Sans CJK KR" w:hAnsi="Noto Sans CJK KR" w:eastAsia="Noto Sans CJK KR"/>
+          <w:rFonts w:ascii="Malgun Gothic" w:hAnsi="Malgun Gothic" w:eastAsia="Noto Sans CJK KR"/>
           <w:b w:val="0"/>
           <w:i w:val="0"/>
         </w:rPr>
@@ -8321,7 +8264,7 @@
       </w:pPr>
       <w:r>
         <w:rPr>
-          <w:rFonts w:ascii="Noto Sans CJK KR" w:hAnsi="Noto Sans CJK KR" w:eastAsia="Noto Sans CJK KR"/>
+          <w:rFonts w:ascii="Malgun Gothic" w:hAnsi="Malgun Gothic" w:eastAsia="Noto Sans CJK KR"/>
           <w:color w:val="1F4E79"/>
         </w:rPr>
         <w:t>9. 언어팩 및 다국어 정책</w:t>
@@ -8333,7 +8276,7 @@
       </w:pPr>
       <w:r>
         <w:rPr>
-          <w:rFonts w:ascii="Noto Sans CJK KR" w:hAnsi="Noto Sans CJK KR" w:eastAsia="Noto Sans CJK KR"/>
+          <w:rFonts w:ascii="Malgun Gothic" w:hAnsi="Malgun Gothic" w:eastAsia="Noto Sans CJK KR"/>
           <w:b w:val="0"/>
           <w:i w:val="0"/>
         </w:rPr>
@@ -8787,7 +8730,7 @@
       </w:pPr>
       <w:r>
         <w:rPr>
-          <w:rFonts w:ascii="Noto Sans CJK KR" w:hAnsi="Noto Sans CJK KR" w:eastAsia="Noto Sans CJK KR"/>
+          <w:rFonts w:ascii="Malgun Gothic" w:hAnsi="Malgun Gothic" w:eastAsia="Noto Sans CJK KR"/>
           <w:color w:val="2E74B5"/>
         </w:rPr>
         <w:t>9.1 구현 정책</w:t>
@@ -8800,7 +8743,7 @@
       </w:pPr>
       <w:r>
         <w:rPr>
-          <w:rFonts w:ascii="Noto Sans CJK KR" w:hAnsi="Noto Sans CJK KR" w:eastAsia="Noto Sans CJK KR"/>
+          <w:rFonts w:ascii="Malgun Gothic" w:hAnsi="Malgun Gothic" w:eastAsia="Noto Sans CJK KR"/>
           <w:b w:val="0"/>
           <w:i w:val="0"/>
         </w:rPr>
@@ -8814,7 +8757,7 @@
       </w:pPr>
       <w:r>
         <w:rPr>
-          <w:rFonts w:ascii="Noto Sans CJK KR" w:hAnsi="Noto Sans CJK KR" w:eastAsia="Noto Sans CJK KR"/>
+          <w:rFonts w:ascii="Malgun Gothic" w:hAnsi="Malgun Gothic" w:eastAsia="Noto Sans CJK KR"/>
           <w:b w:val="0"/>
           <w:i w:val="0"/>
         </w:rPr>
@@ -8828,7 +8771,7 @@
       </w:pPr>
       <w:r>
         <w:rPr>
-          <w:rFonts w:ascii="Noto Sans CJK KR" w:hAnsi="Noto Sans CJK KR" w:eastAsia="Noto Sans CJK KR"/>
+          <w:rFonts w:ascii="Malgun Gothic" w:hAnsi="Malgun Gothic" w:eastAsia="Noto Sans CJK KR"/>
           <w:b w:val="0"/>
           <w:i w:val="0"/>
         </w:rPr>
@@ -8842,7 +8785,7 @@
       </w:pPr>
       <w:r>
         <w:rPr>
-          <w:rFonts w:ascii="Noto Sans CJK KR" w:hAnsi="Noto Sans CJK KR" w:eastAsia="Noto Sans CJK KR"/>
+          <w:rFonts w:ascii="Malgun Gothic" w:hAnsi="Malgun Gothic" w:eastAsia="Noto Sans CJK KR"/>
           <w:b w:val="0"/>
           <w:i w:val="0"/>
         </w:rPr>
@@ -8856,7 +8799,7 @@
       </w:pPr>
       <w:r>
         <w:rPr>
-          <w:rFonts w:ascii="Noto Sans CJK KR" w:hAnsi="Noto Sans CJK KR" w:eastAsia="Noto Sans CJK KR"/>
+          <w:rFonts w:ascii="Malgun Gothic" w:hAnsi="Malgun Gothic" w:eastAsia="Noto Sans CJK KR"/>
           <w:b w:val="0"/>
           <w:i w:val="0"/>
         </w:rPr>
@@ -8870,7 +8813,7 @@
       </w:pPr>
       <w:r>
         <w:rPr>
-          <w:rFonts w:ascii="Noto Sans CJK KR" w:hAnsi="Noto Sans CJK KR" w:eastAsia="Noto Sans CJK KR"/>
+          <w:rFonts w:ascii="Malgun Gothic" w:hAnsi="Malgun Gothic" w:eastAsia="Noto Sans CJK KR"/>
           <w:b w:val="0"/>
           <w:i w:val="0"/>
         </w:rPr>
@@ -8885,7 +8828,7 @@
       </w:pPr>
       <w:r>
         <w:rPr>
-          <w:rFonts w:ascii="Noto Sans CJK KR" w:hAnsi="Noto Sans CJK KR" w:eastAsia="Noto Sans CJK KR"/>
+          <w:rFonts w:ascii="Malgun Gothic" w:hAnsi="Malgun Gothic" w:eastAsia="Noto Sans CJK KR"/>
           <w:color w:val="2E74B5"/>
         </w:rPr>
         <w:t>9.2 언어 리소스 파일 구조</w:t>
@@ -8956,7 +8899,7 @@
       </w:pPr>
       <w:r>
         <w:rPr>
-          <w:rFonts w:ascii="Noto Sans CJK KR" w:hAnsi="Noto Sans CJK KR" w:eastAsia="Noto Sans CJK KR"/>
+          <w:rFonts w:ascii="Malgun Gothic" w:hAnsi="Malgun Gothic" w:eastAsia="Noto Sans CJK KR"/>
           <w:color w:val="1F4E79"/>
         </w:rPr>
         <w:t>10. 모바일 앱 UI/UX 상세 요구사항</w:t>
@@ -8968,7 +8911,7 @@
       </w:pPr>
       <w:r>
         <w:rPr>
-          <w:rFonts w:ascii="Noto Sans CJK KR" w:hAnsi="Noto Sans CJK KR" w:eastAsia="Noto Sans CJK KR"/>
+          <w:rFonts w:ascii="Malgun Gothic" w:hAnsi="Malgun Gothic" w:eastAsia="Noto Sans CJK KR"/>
           <w:b w:val="0"/>
           <w:i w:val="0"/>
         </w:rPr>
@@ -8983,7 +8926,7 @@
       </w:pPr>
       <w:r>
         <w:rPr>
-          <w:rFonts w:ascii="Noto Sans CJK KR" w:hAnsi="Noto Sans CJK KR" w:eastAsia="Noto Sans CJK KR"/>
+          <w:rFonts w:ascii="Malgun Gothic" w:hAnsi="Malgun Gothic" w:eastAsia="Noto Sans CJK KR"/>
           <w:color w:val="2E74B5"/>
         </w:rPr>
         <w:t>10.1 디자인 원칙</w:t>
@@ -9179,14 +9122,13 @@
         <w:tc>
           <w:tcPr>
             <w:tcW w:type="dxa" w:w="1700"/>
-            <w:vAlign w:val="top"/>
-          </w:tcPr>
-          <w:p>
-            <w:r>
-              <w:rPr>
-                <w:rFonts w:ascii="Noto Sans CJK KR" w:hAnsi="Noto Sans CJK KR" w:eastAsia="Noto Sans CJK KR"/>
-                <w:b w:val="0"/>
-                <w:sz w:val="15"/>
+            <w:vAlign w:val="center"/>
+          </w:tcPr>
+          <w:p>
+            <w:r>
+              <w:rPr>
+                <w:rFonts w:ascii="Malgun Gothic" w:hAnsi="Malgun Gothic"/>
+                <w:sz w:val="18"/>
               </w:rPr>
               <w:t>SNS Friendly</w:t>
             </w:r>
@@ -9195,32 +9137,30 @@
         <w:tc>
           <w:tcPr>
             <w:tcW w:type="dxa" w:w="3700"/>
-            <w:vAlign w:val="top"/>
-          </w:tcPr>
-          <w:p>
-            <w:r>
-              <w:rPr>
-                <w:rFonts w:ascii="Noto Sans CJK KR" w:hAnsi="Noto Sans CJK KR" w:eastAsia="Noto Sans CJK KR"/>
-                <w:b w:val="0"/>
-                <w:sz w:val="15"/>
-              </w:rPr>
-              <w:t>LINE/Facebook으로 이동하는 경험을 쉽게 만든다.</w:t>
+            <w:vAlign w:val="center"/>
+          </w:tcPr>
+          <w:p>
+            <w:r>
+              <w:rPr>
+                <w:rFonts w:ascii="Malgun Gothic" w:hAnsi="Malgun Gothic"/>
+                <w:sz w:val="18"/>
+              </w:rPr>
+              <w:t>LINE으로 이동하는 경험을 쉽게 만들되 통제 가능해야 한다.</w:t>
             </w:r>
           </w:p>
         </w:tc>
         <w:tc>
           <w:tcPr>
             <w:tcW w:type="dxa" w:w="4600"/>
-            <w:vAlign w:val="top"/>
-          </w:tcPr>
-          <w:p>
-            <w:r>
-              <w:rPr>
-                <w:rFonts w:ascii="Noto Sans CJK KR" w:hAnsi="Noto Sans CJK KR" w:eastAsia="Noto Sans CJK KR"/>
-                <w:b w:val="0"/>
-                <w:sz w:val="15"/>
-              </w:rPr>
-              <w:t>채팅방에서 2탭 이내 Contact Card 공유.</w:t>
+            <w:vAlign w:val="center"/>
+          </w:tcPr>
+          <w:p>
+            <w:r>
+              <w:rPr>
+                <w:rFonts w:ascii="Malgun Gothic" w:hAnsi="Malgun Gothic"/>
+                <w:sz w:val="18"/>
+              </w:rPr>
+              <w:t>Gate 0은 LINE-first Contact Card. Facebook은 provider 모델만 준비하고 UI는 Gate 1.</w:t>
             </w:r>
           </w:p>
         </w:tc>
@@ -9229,14 +9169,13 @@
         <w:tc>
           <w:tcPr>
             <w:tcW w:type="dxa" w:w="1700"/>
-            <w:vAlign w:val="top"/>
-          </w:tcPr>
-          <w:p>
-            <w:r>
-              <w:rPr>
-                <w:rFonts w:ascii="Noto Sans CJK KR" w:hAnsi="Noto Sans CJK KR" w:eastAsia="Noto Sans CJK KR"/>
-                <w:b w:val="0"/>
-                <w:sz w:val="15"/>
+            <w:vAlign w:val="center"/>
+          </w:tcPr>
+          <w:p>
+            <w:r>
+              <w:rPr>
+                <w:rFonts w:ascii="Malgun Gothic" w:hAnsi="Malgun Gothic"/>
+                <w:sz w:val="18"/>
               </w:rPr>
               <w:t>Ad Native</w:t>
             </w:r>
@@ -9245,14 +9184,13 @@
         <w:tc>
           <w:tcPr>
             <w:tcW w:type="dxa" w:w="3700"/>
-            <w:vAlign w:val="top"/>
-          </w:tcPr>
-          <w:p>
-            <w:r>
-              <w:rPr>
-                <w:rFonts w:ascii="Noto Sans CJK KR" w:hAnsi="Noto Sans CJK KR" w:eastAsia="Noto Sans CJK KR"/>
-                <w:b w:val="0"/>
-                <w:sz w:val="15"/>
+            <w:vAlign w:val="center"/>
+          </w:tcPr>
+          <w:p>
+            <w:r>
+              <w:rPr>
+                <w:rFonts w:ascii="Malgun Gothic" w:hAnsi="Malgun Gothic"/>
+                <w:sz w:val="18"/>
               </w:rPr>
               <w:t>광고는 수익화 핵심이지만 흐름을 방해하지 않는다.</w:t>
             </w:r>
@@ -9261,16 +9199,15 @@
         <w:tc>
           <w:tcPr>
             <w:tcW w:type="dxa" w:w="4600"/>
-            <w:vAlign w:val="top"/>
-          </w:tcPr>
-          <w:p>
-            <w:r>
-              <w:rPr>
-                <w:rFonts w:ascii="Noto Sans CJK KR" w:hAnsi="Noto Sans CJK KR" w:eastAsia="Noto Sans CJK KR"/>
-                <w:b w:val="0"/>
-                <w:sz w:val="15"/>
-              </w:rPr>
-              <w:t>Discover/Activity에 Native/Banner. Chat 상세에는 광고 지양. Rewarded는 선택형.</w:t>
+            <w:vAlign w:val="center"/>
+          </w:tcPr>
+          <w:p>
+            <w:r>
+              <w:rPr>
+                <w:rFonts w:ascii="Malgun Gothic" w:hAnsi="Malgun Gothic"/>
+                <w:sz w:val="18"/>
+              </w:rPr>
+              <w:t>Discover Native만 약하게 허용. Chat 상세, Contact Card, report/block, Public ID 생성에는 광고 금지.</w:t>
             </w:r>
           </w:p>
         </w:tc>
@@ -9279,48 +9216,45 @@
         <w:tc>
           <w:tcPr>
             <w:tcW w:type="dxa" w:w="1700"/>
-            <w:vAlign w:val="top"/>
-          </w:tcPr>
-          <w:p>
-            <w:r>
-              <w:rPr>
-                <w:rFonts w:ascii="Noto Sans CJK KR" w:hAnsi="Noto Sans CJK KR" w:eastAsia="Noto Sans CJK KR"/>
-                <w:b w:val="0"/>
-                <w:sz w:val="15"/>
-              </w:rPr>
-              <w:t>Dark Mobile</w:t>
+            <w:vAlign w:val="center"/>
+          </w:tcPr>
+          <w:p>
+            <w:r>
+              <w:rPr>
+                <w:rFonts w:ascii="Malgun Gothic" w:hAnsi="Malgun Gothic"/>
+                <w:sz w:val="18"/>
+              </w:rPr>
+              <w:t>Bangkok Rose Trust</w:t>
             </w:r>
           </w:p>
         </w:tc>
         <w:tc>
           <w:tcPr>
             <w:tcW w:type="dxa" w:w="3700"/>
-            <w:vAlign w:val="top"/>
-          </w:tcPr>
-          <w:p>
-            <w:r>
-              <w:rPr>
-                <w:rFonts w:ascii="Noto Sans CJK KR" w:hAnsi="Noto Sans CJK KR" w:eastAsia="Noto Sans CJK KR"/>
-                <w:b w:val="0"/>
-                <w:sz w:val="15"/>
-              </w:rPr>
-              <w:t>ThaiFriendly식 어두운 배경, 사진 중심 탐색에 적합한 UI.</w:t>
+            <w:vAlign w:val="center"/>
+          </w:tcPr>
+          <w:p>
+            <w:r>
+              <w:rPr>
+                <w:rFonts w:ascii="Malgun Gothic" w:hAnsi="Malgun Gothic"/>
+                <w:sz w:val="18"/>
+              </w:rPr>
+              <w:t>사진 중심 데이팅 앱처럼 빠르지만 신뢰 레이어가 보여야 한다.</w:t>
             </w:r>
           </w:p>
         </w:tc>
         <w:tc>
           <w:tcPr>
             <w:tcW w:type="dxa" w:w="4600"/>
-            <w:vAlign w:val="top"/>
-          </w:tcPr>
-          <w:p>
-            <w:r>
-              <w:rPr>
-                <w:rFonts w:ascii="Noto Sans CJK KR" w:hAnsi="Noto Sans CJK KR" w:eastAsia="Noto Sans CJK KR"/>
-                <w:b w:val="0"/>
-                <w:sz w:val="15"/>
-              </w:rPr>
-              <w:t>다크 테마 기본, 카드/버튼 대비 확보. 라이트 테마는 Phase 2.</w:t>
+            <w:vAlign w:val="center"/>
+          </w:tcPr>
+          <w:p>
+            <w:r>
+              <w:rPr>
+                <w:rFonts w:ascii="Malgun Gothic" w:hAnsi="Malgun Gothic"/>
+                <w:sz w:val="18"/>
+              </w:rPr>
+              <w:t>라이트 기본 팔레트. LINE green은 provider UI에만 제한. 다크 chrome은 사진/스와이프 화면에서만 제한 사용.</w:t>
             </w:r>
           </w:p>
         </w:tc>
@@ -9385,7 +9319,7 @@
       </w:pPr>
       <w:r>
         <w:rPr>
-          <w:rFonts w:ascii="Noto Sans CJK KR" w:hAnsi="Noto Sans CJK KR" w:eastAsia="Noto Sans CJK KR"/>
+          <w:rFonts w:ascii="Malgun Gothic" w:hAnsi="Malgun Gothic" w:eastAsia="Noto Sans CJK KR"/>
           <w:color w:val="2E74B5"/>
         </w:rPr>
         <w:t>10.2 정보 구조 / Bottom Navigation</w:t>
@@ -9502,14 +9436,13 @@
         <w:tc>
           <w:tcPr>
             <w:tcW w:type="dxa" w:w="1200"/>
-            <w:vAlign w:val="top"/>
-          </w:tcPr>
-          <w:p>
-            <w:r>
-              <w:rPr>
-                <w:rFonts w:ascii="Noto Sans CJK KR" w:hAnsi="Noto Sans CJK KR" w:eastAsia="Noto Sans CJK KR"/>
-                <w:b w:val="0"/>
-                <w:sz w:val="15"/>
+            <w:vAlign w:val="center"/>
+          </w:tcPr>
+          <w:p>
+            <w:r>
+              <w:rPr>
+                <w:rFonts w:ascii="Malgun Gothic" w:hAnsi="Malgun Gothic"/>
+                <w:sz w:val="18"/>
               </w:rPr>
               <w:t>Discover</w:t>
             </w:r>
@@ -9518,14 +9451,13 @@
         <w:tc>
           <w:tcPr>
             <w:tcW w:type="dxa" w:w="3000"/>
-            <w:vAlign w:val="top"/>
-          </w:tcPr>
-          <w:p>
-            <w:r>
-              <w:rPr>
-                <w:rFonts w:ascii="Noto Sans CJK KR" w:hAnsi="Noto Sans CJK KR" w:eastAsia="Noto Sans CJK KR"/>
-                <w:b w:val="0"/>
-                <w:sz w:val="15"/>
+            <w:vAlign w:val="center"/>
+          </w:tcPr>
+          <w:p>
+            <w:r>
+              <w:rPr>
+                <w:rFonts w:ascii="Malgun Gothic" w:hAnsi="Malgun Gothic"/>
+                <w:sz w:val="18"/>
               </w:rPr>
               <w:t>검색/그리드/리스트 중심 메인 화면</w:t>
             </w:r>
@@ -9534,14 +9466,13 @@
         <w:tc>
           <w:tcPr>
             <w:tcW w:type="dxa" w:w="3900"/>
-            <w:vAlign w:val="top"/>
-          </w:tcPr>
-          <w:p>
-            <w:r>
-              <w:rPr>
-                <w:rFonts w:ascii="Noto Sans CJK KR" w:hAnsi="Noto Sans CJK KR" w:eastAsia="Noto Sans CJK KR"/>
-                <w:b w:val="0"/>
-                <w:sz w:val="15"/>
+            <w:vAlign w:val="center"/>
+          </w:tcPr>
+          <w:p>
+            <w:r>
+              <w:rPr>
+                <w:rFonts w:ascii="Malgun Gothic" w:hAnsi="Malgun Gothic"/>
+                <w:sz w:val="18"/>
               </w:rPr>
               <w:t>Grid, List, Search, Filter, Profile Detail</w:t>
             </w:r>
@@ -9550,14 +9481,13 @@
         <w:tc>
           <w:tcPr>
             <w:tcW w:type="dxa" w:w="1900"/>
-            <w:vAlign w:val="top"/>
-          </w:tcPr>
-          <w:p>
-            <w:r>
-              <w:rPr>
-                <w:rFonts w:ascii="Noto Sans CJK KR" w:hAnsi="Noto Sans CJK KR" w:eastAsia="Noto Sans CJK KR"/>
-                <w:b w:val="0"/>
-                <w:sz w:val="15"/>
+            <w:vAlign w:val="center"/>
+          </w:tcPr>
+          <w:p>
+            <w:r>
+              <w:rPr>
+                <w:rFonts w:ascii="Malgun Gothic" w:hAnsi="Malgun Gothic"/>
+                <w:sz w:val="18"/>
               </w:rPr>
               <w:t>Native Ad 주요 지면</w:t>
             </w:r>
@@ -9568,14 +9498,13 @@
         <w:tc>
           <w:tcPr>
             <w:tcW w:type="dxa" w:w="1200"/>
-            <w:vAlign w:val="top"/>
-          </w:tcPr>
-          <w:p>
-            <w:r>
-              <w:rPr>
-                <w:rFonts w:ascii="Noto Sans CJK KR" w:hAnsi="Noto Sans CJK KR" w:eastAsia="Noto Sans CJK KR"/>
-                <w:b w:val="0"/>
-                <w:sz w:val="15"/>
+            <w:vAlign w:val="center"/>
+          </w:tcPr>
+          <w:p>
+            <w:r>
+              <w:rPr>
+                <w:rFonts w:ascii="Malgun Gothic" w:hAnsi="Malgun Gothic"/>
+                <w:sz w:val="18"/>
               </w:rPr>
               <w:t>Swipe</w:t>
             </w:r>
@@ -9584,46 +9513,43 @@
         <w:tc>
           <w:tcPr>
             <w:tcW w:type="dxa" w:w="3000"/>
-            <w:vAlign w:val="top"/>
-          </w:tcPr>
-          <w:p>
-            <w:r>
-              <w:rPr>
-                <w:rFonts w:ascii="Noto Sans CJK KR" w:hAnsi="Noto Sans CJK KR" w:eastAsia="Noto Sans CJK KR"/>
-                <w:b w:val="0"/>
-                <w:sz w:val="15"/>
-              </w:rPr>
-              <w:t>빠른 스와이프/Hot 사용자 탐색</w:t>
+            <w:vAlign w:val="center"/>
+          </w:tcPr>
+          <w:p>
+            <w:r>
+              <w:rPr>
+                <w:rFonts w:ascii="Malgun Gothic" w:hAnsi="Malgun Gothic"/>
+                <w:sz w:val="18"/>
+              </w:rPr>
+              <w:t>빠른 스와이프 사용자 탐색</w:t>
             </w:r>
           </w:p>
         </w:tc>
         <w:tc>
           <w:tcPr>
             <w:tcW w:type="dxa" w:w="3900"/>
-            <w:vAlign w:val="top"/>
-          </w:tcPr>
-          <w:p>
-            <w:r>
-              <w:rPr>
-                <w:rFonts w:ascii="Noto Sans CJK KR" w:hAnsi="Noto Sans CJK KR" w:eastAsia="Noto Sans CJK KR"/>
-                <w:b w:val="0"/>
-                <w:sz w:val="15"/>
-              </w:rPr>
-              <w:t>Swipe Card, Quick Message</w:t>
+            <w:vAlign w:val="center"/>
+          </w:tcPr>
+          <w:p>
+            <w:r>
+              <w:rPr>
+                <w:rFonts w:ascii="Malgun Gothic" w:hAnsi="Malgun Gothic"/>
+                <w:sz w:val="18"/>
+              </w:rPr>
+              <w:t>Swipe Card, Quick Message, distance badge</w:t>
             </w:r>
           </w:p>
         </w:tc>
         <w:tc>
           <w:tcPr>
             <w:tcW w:type="dxa" w:w="1900"/>
-            <w:vAlign w:val="top"/>
-          </w:tcPr>
-          <w:p>
-            <w:r>
-              <w:rPr>
-                <w:rFonts w:ascii="Noto Sans CJK KR" w:hAnsi="Noto Sans CJK KR" w:eastAsia="Noto Sans CJK KR"/>
-                <w:b w:val="0"/>
-                <w:sz w:val="15"/>
+            <w:vAlign w:val="center"/>
+          </w:tcPr>
+          <w:p>
+            <w:r>
+              <w:rPr>
+                <w:rFonts w:ascii="Malgun Gothic" w:hAnsi="Malgun Gothic"/>
+                <w:sz w:val="18"/>
               </w:rPr>
               <w:t>초기에는 광고 없음 또는 낮은 빈도</w:t>
             </w:r>
@@ -9634,14 +9560,13 @@
         <w:tc>
           <w:tcPr>
             <w:tcW w:type="dxa" w:w="1200"/>
-            <w:vAlign w:val="top"/>
-          </w:tcPr>
-          <w:p>
-            <w:r>
-              <w:rPr>
-                <w:rFonts w:ascii="Noto Sans CJK KR" w:hAnsi="Noto Sans CJK KR" w:eastAsia="Noto Sans CJK KR"/>
-                <w:b w:val="0"/>
-                <w:sz w:val="15"/>
+            <w:vAlign w:val="center"/>
+          </w:tcPr>
+          <w:p>
+            <w:r>
+              <w:rPr>
+                <w:rFonts w:ascii="Malgun Gothic" w:hAnsi="Malgun Gothic"/>
+                <w:sz w:val="18"/>
               </w:rPr>
               <w:t>Chat</w:t>
             </w:r>
@@ -9650,48 +9575,45 @@
         <w:tc>
           <w:tcPr>
             <w:tcW w:type="dxa" w:w="3000"/>
-            <w:vAlign w:val="top"/>
-          </w:tcPr>
-          <w:p>
-            <w:r>
-              <w:rPr>
-                <w:rFonts w:ascii="Noto Sans CJK KR" w:hAnsi="Noto Sans CJK KR" w:eastAsia="Noto Sans CJK KR"/>
-                <w:b w:val="0"/>
-                <w:sz w:val="15"/>
-              </w:rPr>
-              <w:t>Unread/Inbox/Outbox/채팅 상세</w:t>
+            <w:vAlign w:val="center"/>
+          </w:tcPr>
+          <w:p>
+            <w:r>
+              <w:rPr>
+                <w:rFonts w:ascii="Malgun Gothic" w:hAnsi="Malgun Gothic"/>
+                <w:sz w:val="18"/>
+              </w:rPr>
+              <w:t>채팅 및 LINE Contact Card</w:t>
             </w:r>
           </w:p>
         </w:tc>
         <w:tc>
           <w:tcPr>
             <w:tcW w:type="dxa" w:w="3900"/>
-            <w:vAlign w:val="top"/>
-          </w:tcPr>
-          <w:p>
-            <w:r>
-              <w:rPr>
-                <w:rFonts w:ascii="Noto Sans CJK KR" w:hAnsi="Noto Sans CJK KR" w:eastAsia="Noto Sans CJK KR"/>
-                <w:b w:val="0"/>
-                <w:sz w:val="15"/>
-              </w:rPr>
-              <w:t>Chat List, Chat Room, SNS Share Sheet</w:t>
+            <w:vAlign w:val="center"/>
+          </w:tcPr>
+          <w:p>
+            <w:r>
+              <w:rPr>
+                <w:rFonts w:ascii="Malgun Gothic" w:hAnsi="Malgun Gothic"/>
+                <w:sz w:val="18"/>
+              </w:rPr>
+              <w:t>Chat List, Chat Room, LINE Contact Card, first-share confirmation</w:t>
             </w:r>
           </w:p>
         </w:tc>
         <w:tc>
           <w:tcPr>
             <w:tcW w:type="dxa" w:w="1900"/>
-            <w:vAlign w:val="top"/>
-          </w:tcPr>
-          <w:p>
-            <w:r>
-              <w:rPr>
-                <w:rFonts w:ascii="Noto Sans CJK KR" w:hAnsi="Noto Sans CJK KR" w:eastAsia="Noto Sans CJK KR"/>
-                <w:b w:val="0"/>
-                <w:sz w:val="15"/>
-              </w:rPr>
-              <w:t>채팅 상세 광고 없음. 목록/빈화면만 가능</w:t>
+            <w:vAlign w:val="center"/>
+          </w:tcPr>
+          <w:p>
+            <w:r>
+              <w:rPr>
+                <w:rFonts w:ascii="Malgun Gothic" w:hAnsi="Malgun Gothic"/>
+                <w:sz w:val="18"/>
+              </w:rPr>
+              <w:t>채팅 상세 광고 없음</w:t>
             </w:r>
           </w:p>
         </w:tc>
@@ -9700,64 +9622,60 @@
         <w:tc>
           <w:tcPr>
             <w:tcW w:type="dxa" w:w="1200"/>
-            <w:vAlign w:val="top"/>
-          </w:tcPr>
-          <w:p>
-            <w:r>
-              <w:rPr>
-                <w:rFonts w:ascii="Noto Sans CJK KR" w:hAnsi="Noto Sans CJK KR" w:eastAsia="Noto Sans CJK KR"/>
-                <w:b w:val="0"/>
-                <w:sz w:val="15"/>
-              </w:rPr>
-              <w:t>Activity</w:t>
+            <w:vAlign w:val="center"/>
+          </w:tcPr>
+          <w:p>
+            <w:r>
+              <w:rPr>
+                <w:rFonts w:ascii="Malgun Gothic" w:hAnsi="Malgun Gothic"/>
+                <w:sz w:val="18"/>
+              </w:rPr>
+              <w:t>List</w:t>
             </w:r>
           </w:p>
         </w:tc>
         <w:tc>
           <w:tcPr>
             <w:tcW w:type="dxa" w:w="3000"/>
-            <w:vAlign w:val="top"/>
-          </w:tcPr>
-          <w:p>
-            <w:r>
-              <w:rPr>
-                <w:rFonts w:ascii="Noto Sans CJK KR" w:hAnsi="Noto Sans CJK KR" w:eastAsia="Noto Sans CJK KR"/>
-                <w:b w:val="0"/>
-                <w:sz w:val="15"/>
-              </w:rPr>
-              <w:t>Liked Me/Visited Me/Favorites/My Likes/My Visits/My Notes</w:t>
+            <w:vAlign w:val="center"/>
+          </w:tcPr>
+          <w:p>
+            <w:r>
+              <w:rPr>
+                <w:rFonts w:ascii="Malgun Gothic" w:hAnsi="Malgun Gothic"/>
+                <w:sz w:val="18"/>
+              </w:rPr>
+              <w:t>저장/방문/안전 액션 목록</w:t>
             </w:r>
           </w:p>
         </w:tc>
         <w:tc>
           <w:tcPr>
             <w:tcW w:type="dxa" w:w="3900"/>
-            <w:vAlign w:val="top"/>
-          </w:tcPr>
-          <w:p>
-            <w:r>
-              <w:rPr>
-                <w:rFonts w:ascii="Noto Sans CJK KR" w:hAnsi="Noto Sans CJK KR" w:eastAsia="Noto Sans CJK KR"/>
-                <w:b w:val="0"/>
-                <w:sz w:val="15"/>
-              </w:rPr>
-              <w:t>Activity Menu, Locked Lists, Rewarded Unlock</w:t>
+            <w:vAlign w:val="center"/>
+          </w:tcPr>
+          <w:p>
+            <w:r>
+              <w:rPr>
+                <w:rFonts w:ascii="Malgun Gothic" w:hAnsi="Malgun Gothic"/>
+                <w:sz w:val="18"/>
+              </w:rPr>
+              <w:t>Favorites, Visited, blocked/report/contact history entry</w:t>
             </w:r>
           </w:p>
         </w:tc>
         <w:tc>
           <w:tcPr>
             <w:tcW w:type="dxa" w:w="1900"/>
-            <w:vAlign w:val="top"/>
-          </w:tcPr>
-          <w:p>
-            <w:r>
-              <w:rPr>
-                <w:rFonts w:ascii="Noto Sans CJK KR" w:hAnsi="Noto Sans CJK KR" w:eastAsia="Noto Sans CJK KR"/>
-                <w:b w:val="0"/>
-                <w:sz w:val="15"/>
-              </w:rPr>
-              <w:t>Rewarded Ad 핵심 지면</w:t>
+            <w:vAlign w:val="center"/>
+          </w:tcPr>
+          <w:p>
+            <w:r>
+              <w:rPr>
+                <w:rFonts w:ascii="Malgun Gothic" w:hAnsi="Malgun Gothic"/>
+                <w:sz w:val="18"/>
+              </w:rPr>
+              <w:t>Gate 0 기본 off 또는 매우 낮은 빈도</w:t>
             </w:r>
           </w:p>
         </w:tc>
@@ -9766,64 +9684,60 @@
         <w:tc>
           <w:tcPr>
             <w:tcW w:type="dxa" w:w="1200"/>
-            <w:vAlign w:val="top"/>
-          </w:tcPr>
-          <w:p>
-            <w:r>
-              <w:rPr>
-                <w:rFonts w:ascii="Noto Sans CJK KR" w:hAnsi="Noto Sans CJK KR" w:eastAsia="Noto Sans CJK KR"/>
-                <w:b w:val="0"/>
-                <w:sz w:val="15"/>
-              </w:rPr>
-              <w:t>Profile</w:t>
+            <w:vAlign w:val="center"/>
+          </w:tcPr>
+          <w:p>
+            <w:r>
+              <w:rPr>
+                <w:rFonts w:ascii="Malgun Gothic" w:hAnsi="Malgun Gothic"/>
+                <w:sz w:val="18"/>
+              </w:rPr>
+              <w:t>My</w:t>
             </w:r>
           </w:p>
         </w:tc>
         <w:tc>
           <w:tcPr>
             <w:tcW w:type="dxa" w:w="3000"/>
-            <w:vAlign w:val="top"/>
-          </w:tcPr>
-          <w:p>
-            <w:r>
-              <w:rPr>
-                <w:rFonts w:ascii="Noto Sans CJK KR" w:hAnsi="Noto Sans CJK KR" w:eastAsia="Noto Sans CJK KR"/>
-                <w:b w:val="0"/>
-                <w:sz w:val="15"/>
-              </w:rPr>
-              <w:t>내 프로필/사진/Public ID/SNS 설정/언어/설정</w:t>
+            <w:vAlign w:val="center"/>
+          </w:tcPr>
+          <w:p>
+            <w:r>
+              <w:rPr>
+                <w:rFonts w:ascii="Malgun Gothic" w:hAnsi="Malgun Gothic"/>
+                <w:sz w:val="18"/>
+              </w:rPr>
+              <w:t>Public Meet ID, LINE 설정, 프로필/언어/계정</w:t>
             </w:r>
           </w:p>
         </w:tc>
         <w:tc>
           <w:tcPr>
             <w:tcW w:type="dxa" w:w="3900"/>
-            <w:vAlign w:val="top"/>
-          </w:tcPr>
-          <w:p>
-            <w:r>
-              <w:rPr>
-                <w:rFonts w:ascii="Noto Sans CJK KR" w:hAnsi="Noto Sans CJK KR" w:eastAsia="Noto Sans CJK KR"/>
-                <w:b w:val="0"/>
-                <w:sz w:val="15"/>
-              </w:rPr>
-              <w:t>My Profile, Edit Profile, Photos, ID Management, Language, Settings</w:t>
+            <w:vAlign w:val="center"/>
+          </w:tcPr>
+          <w:p>
+            <w:r>
+              <w:rPr>
+                <w:rFonts w:ascii="Malgun Gothic" w:hAnsi="Malgun Gothic"/>
+                <w:sz w:val="18"/>
+              </w:rPr>
+              <w:t>My Public ID, ID regenerate, LINE setup, language, settings</w:t>
             </w:r>
           </w:p>
         </w:tc>
         <w:tc>
           <w:tcPr>
             <w:tcW w:type="dxa" w:w="1900"/>
-            <w:vAlign w:val="top"/>
-          </w:tcPr>
-          <w:p>
-            <w:r>
-              <w:rPr>
-                <w:rFonts w:ascii="Noto Sans CJK KR" w:hAnsi="Noto Sans CJK KR" w:eastAsia="Noto Sans CJK KR"/>
-                <w:b w:val="0"/>
-                <w:sz w:val="15"/>
-              </w:rPr>
-              <w:t>광고 없음 또는 설정 하단 작은 배너</w:t>
+            <w:vAlign w:val="center"/>
+          </w:tcPr>
+          <w:p>
+            <w:r>
+              <w:rPr>
+                <w:rFonts w:ascii="Malgun Gothic" w:hAnsi="Malgun Gothic"/>
+                <w:sz w:val="18"/>
+              </w:rPr>
+              <w:t>광고 없음</w:t>
             </w:r>
           </w:p>
         </w:tc>
@@ -9838,7 +9752,7 @@
       </w:pPr>
       <w:r>
         <w:rPr>
-          <w:rFonts w:ascii="Noto Sans CJK KR" w:hAnsi="Noto Sans CJK KR" w:eastAsia="Noto Sans CJK KR"/>
+          <w:rFonts w:ascii="Malgun Gothic" w:hAnsi="Malgun Gothic" w:eastAsia="Noto Sans CJK KR"/>
           <w:color w:val="2E74B5"/>
         </w:rPr>
         <w:t>10.3 주요 화면별 UI/UX 요구사항</w:t>
@@ -10386,14 +10300,13 @@
         <w:tc>
           <w:tcPr>
             <w:tcW w:type="dxa" w:w="1500"/>
-            <w:vAlign w:val="top"/>
-          </w:tcPr>
-          <w:p>
-            <w:r>
-              <w:rPr>
-                <w:rFonts w:ascii="Noto Sans CJK KR" w:hAnsi="Noto Sans CJK KR" w:eastAsia="Noto Sans CJK KR"/>
-                <w:b w:val="0"/>
-                <w:sz w:val="13"/>
+            <w:vAlign w:val="center"/>
+          </w:tcPr>
+          <w:p>
+            <w:r>
+              <w:rPr>
+                <w:rFonts w:ascii="Malgun Gothic" w:hAnsi="Malgun Gothic"/>
+                <w:sz w:val="18"/>
               </w:rPr>
               <w:t>Discover List</w:t>
             </w:r>
@@ -10402,14 +10315,13 @@
         <w:tc>
           <w:tcPr>
             <w:tcW w:type="dxa" w:w="2000"/>
-            <w:vAlign w:val="top"/>
-          </w:tcPr>
-          <w:p>
-            <w:r>
-              <w:rPr>
-                <w:rFonts w:ascii="Noto Sans CJK KR" w:hAnsi="Noto Sans CJK KR" w:eastAsia="Noto Sans CJK KR"/>
-                <w:b w:val="0"/>
-                <w:sz w:val="13"/>
+            <w:vAlign w:val="center"/>
+          </w:tcPr>
+          <w:p>
+            <w:r>
+              <w:rPr>
+                <w:rFonts w:ascii="Malgun Gothic" w:hAnsi="Malgun Gothic"/>
+                <w:sz w:val="18"/>
               </w:rPr>
               <w:t>더 많은 정보를 한 번에 확인</w:t>
             </w:r>
@@ -10418,30 +10330,28 @@
         <w:tc>
           <w:tcPr>
             <w:tcW w:type="dxa" w:w="3700"/>
-            <w:vAlign w:val="top"/>
-          </w:tcPr>
-          <w:p>
-            <w:r>
-              <w:rPr>
-                <w:rFonts w:ascii="Noto Sans CJK KR" w:hAnsi="Noto Sans CJK KR" w:eastAsia="Noto Sans CJK KR"/>
-                <w:b w:val="0"/>
-                <w:sz w:val="13"/>
-              </w:rPr>
-              <w:t>리스트 카드, 소개 한 줄, 언어, LINE/Facebook 공유 가능 badge.</w:t>
+            <w:vAlign w:val="center"/>
+          </w:tcPr>
+          <w:p>
+            <w:r>
+              <w:rPr>
+                <w:rFonts w:ascii="Malgun Gothic" w:hAnsi="Malgun Gothic"/>
+                <w:sz w:val="18"/>
+              </w:rPr>
+              <w:t>리스트 카드, 소개 한 줄, 언어, LINE 공유 가능 badge. Facebook badge는 Gate 1.</w:t>
             </w:r>
           </w:p>
         </w:tc>
         <w:tc>
           <w:tcPr>
             <w:tcW w:type="dxa" w:w="1900"/>
-            <w:vAlign w:val="top"/>
-          </w:tcPr>
-          <w:p>
-            <w:r>
-              <w:rPr>
-                <w:rFonts w:ascii="Noto Sans CJK KR" w:hAnsi="Noto Sans CJK KR" w:eastAsia="Noto Sans CJK KR"/>
-                <w:b w:val="0"/>
-                <w:sz w:val="13"/>
+            <w:vAlign w:val="center"/>
+          </w:tcPr>
+          <w:p>
+            <w:r>
+              <w:rPr>
+                <w:rFonts w:ascii="Malgun Gothic" w:hAnsi="Malgun Gothic"/>
+                <w:sz w:val="18"/>
               </w:rPr>
               <w:t>느린 네트워크 skeleton.</w:t>
             </w:r>
@@ -10450,14 +10360,13 @@
         <w:tc>
           <w:tcPr>
             <w:tcW w:type="dxa" w:w="1400"/>
-            <w:vAlign w:val="top"/>
-          </w:tcPr>
-          <w:p>
-            <w:r>
-              <w:rPr>
-                <w:rFonts w:ascii="Noto Sans CJK KR" w:hAnsi="Noto Sans CJK KR" w:eastAsia="Noto Sans CJK KR"/>
-                <w:b w:val="0"/>
-                <w:sz w:val="13"/>
+            <w:vAlign w:val="center"/>
+          </w:tcPr>
+          <w:p>
+            <w:r>
+              <w:rPr>
+                <w:rFonts w:ascii="Malgun Gothic" w:hAnsi="Malgun Gothic"/>
+                <w:sz w:val="18"/>
               </w:rPr>
               <w:t>profile_open</w:t>
             </w:r>
@@ -10468,14 +10377,13 @@
         <w:tc>
           <w:tcPr>
             <w:tcW w:type="dxa" w:w="1500"/>
-            <w:vAlign w:val="top"/>
-          </w:tcPr>
-          <w:p>
-            <w:r>
-              <w:rPr>
-                <w:rFonts w:ascii="Noto Sans CJK KR" w:hAnsi="Noto Sans CJK KR" w:eastAsia="Noto Sans CJK KR"/>
-                <w:b w:val="0"/>
-                <w:sz w:val="13"/>
+            <w:vAlign w:val="center"/>
+          </w:tcPr>
+          <w:p>
+            <w:r>
+              <w:rPr>
+                <w:rFonts w:ascii="Malgun Gothic" w:hAnsi="Malgun Gothic"/>
+                <w:sz w:val="18"/>
               </w:rPr>
               <w:t>Search Filter Sheet</w:t>
             </w:r>
@@ -10484,14 +10392,13 @@
         <w:tc>
           <w:tcPr>
             <w:tcW w:type="dxa" w:w="2000"/>
-            <w:vAlign w:val="top"/>
-          </w:tcPr>
-          <w:p>
-            <w:r>
-              <w:rPr>
-                <w:rFonts w:ascii="Noto Sans CJK KR" w:hAnsi="Noto Sans CJK KR" w:eastAsia="Noto Sans CJK KR"/>
-                <w:b w:val="0"/>
-                <w:sz w:val="13"/>
+            <w:vAlign w:val="center"/>
+          </w:tcPr>
+          <w:p>
+            <w:r>
+              <w:rPr>
+                <w:rFonts w:ascii="Malgun Gothic" w:hAnsi="Malgun Gothic"/>
+                <w:sz w:val="18"/>
               </w:rPr>
               <w:t>빠른 필터 조정</w:t>
             </w:r>
@@ -10500,46 +10407,43 @@
         <w:tc>
           <w:tcPr>
             <w:tcW w:type="dxa" w:w="3700"/>
-            <w:vAlign w:val="top"/>
-          </w:tcPr>
-          <w:p>
-            <w:r>
-              <w:rPr>
-                <w:rFonts w:ascii="Noto Sans CJK KR" w:hAnsi="Noto Sans CJK KR" w:eastAsia="Noto Sans CJK KR"/>
-                <w:b w:val="0"/>
-                <w:sz w:val="13"/>
-              </w:rPr>
-              <w:t>성별, 나이, 도시/거리, 온라인, 언어, LINE/Facebook 공유 가능, 사진 있는 사용자.</w:t>
+            <w:vAlign w:val="center"/>
+          </w:tcPr>
+          <w:p>
+            <w:r>
+              <w:rPr>
+                <w:rFonts w:ascii="Malgun Gothic" w:hAnsi="Malgun Gothic"/>
+                <w:sz w:val="18"/>
+              </w:rPr>
+              <w:t>성별, 나이, 도시/거리, 온라인, 언어, LINE 공유 가능, 사진 있는 사용자.</w:t>
             </w:r>
           </w:p>
         </w:tc>
         <w:tc>
           <w:tcPr>
             <w:tcW w:type="dxa" w:w="1900"/>
-            <w:vAlign w:val="top"/>
-          </w:tcPr>
-          <w:p>
-            <w:r>
-              <w:rPr>
-                <w:rFonts w:ascii="Noto Sans CJK KR" w:hAnsi="Noto Sans CJK KR" w:eastAsia="Noto Sans CJK KR"/>
-                <w:b w:val="0"/>
-                <w:sz w:val="13"/>
-              </w:rPr>
-              <w:t>무료/광고 잠금 필터 구분.</w:t>
+            <w:vAlign w:val="center"/>
+          </w:tcPr>
+          <w:p>
+            <w:r>
+              <w:rPr>
+                <w:rFonts w:ascii="Malgun Gothic" w:hAnsi="Malgun Gothic"/>
+                <w:sz w:val="18"/>
+              </w:rPr>
+              <w:t>무료/광고 잠금 필터 구분. Facebook 필터는 Gate 1.</w:t>
             </w:r>
           </w:p>
         </w:tc>
         <w:tc>
           <w:tcPr>
             <w:tcW w:type="dxa" w:w="1400"/>
-            <w:vAlign w:val="top"/>
-          </w:tcPr>
-          <w:p>
-            <w:r>
-              <w:rPr>
-                <w:rFonts w:ascii="Noto Sans CJK KR" w:hAnsi="Noto Sans CJK KR" w:eastAsia="Noto Sans CJK KR"/>
-                <w:b w:val="0"/>
-                <w:sz w:val="13"/>
+            <w:vAlign w:val="center"/>
+          </w:tcPr>
+          <w:p>
+            <w:r>
+              <w:rPr>
+                <w:rFonts w:ascii="Malgun Gothic" w:hAnsi="Malgun Gothic"/>
+                <w:sz w:val="18"/>
               </w:rPr>
               <w:t>filter_apply</w:t>
             </w:r>
@@ -10550,14 +10454,13 @@
         <w:tc>
           <w:tcPr>
             <w:tcW w:type="dxa" w:w="1500"/>
-            <w:vAlign w:val="top"/>
-          </w:tcPr>
-          <w:p>
-            <w:r>
-              <w:rPr>
-                <w:rFonts w:ascii="Noto Sans CJK KR" w:hAnsi="Noto Sans CJK KR" w:eastAsia="Noto Sans CJK KR"/>
-                <w:b w:val="0"/>
-                <w:sz w:val="13"/>
+            <w:vAlign w:val="center"/>
+          </w:tcPr>
+          <w:p>
+            <w:r>
+              <w:rPr>
+                <w:rFonts w:ascii="Malgun Gothic" w:hAnsi="Malgun Gothic"/>
+                <w:sz w:val="18"/>
               </w:rPr>
               <w:t>Profile Detail</w:t>
             </w:r>
@@ -10566,14 +10469,13 @@
         <w:tc>
           <w:tcPr>
             <w:tcW w:type="dxa" w:w="2000"/>
-            <w:vAlign w:val="top"/>
-          </w:tcPr>
-          <w:p>
-            <w:r>
-              <w:rPr>
-                <w:rFonts w:ascii="Noto Sans CJK KR" w:hAnsi="Noto Sans CJK KR" w:eastAsia="Noto Sans CJK KR"/>
-                <w:b w:val="0"/>
-                <w:sz w:val="13"/>
+            <w:vAlign w:val="center"/>
+          </w:tcPr>
+          <w:p>
+            <w:r>
+              <w:rPr>
+                <w:rFonts w:ascii="Malgun Gothic" w:hAnsi="Malgun Gothic"/>
+                <w:sz w:val="18"/>
               </w:rPr>
               <w:t>상대 정보를 보고 채팅 유도</w:t>
             </w:r>
@@ -10582,30 +10484,28 @@
         <w:tc>
           <w:tcPr>
             <w:tcW w:type="dxa" w:w="3700"/>
-            <w:vAlign w:val="top"/>
-          </w:tcPr>
-          <w:p>
-            <w:r>
-              <w:rPr>
-                <w:rFonts w:ascii="Noto Sans CJK KR" w:hAnsi="Noto Sans CJK KR" w:eastAsia="Noto Sans CJK KR"/>
-                <w:b w:val="0"/>
-                <w:sz w:val="13"/>
-              </w:rPr>
-              <w:t>큰 사진 carousel, Chat CTA, Like/Favorite, 기본 정보, 소개, 언어, SNS 공유 가능 표시, Report/Block.</w:t>
+            <w:vAlign w:val="center"/>
+          </w:tcPr>
+          <w:p>
+            <w:r>
+              <w:rPr>
+                <w:rFonts w:ascii="Malgun Gothic" w:hAnsi="Malgun Gothic"/>
+                <w:sz w:val="18"/>
+              </w:rPr>
+              <w:t>큰 사진 carousel, Chat CTA, Like/Favorite, 기본 정보, 소개, 언어, LINE 공유 가능 표시, Report/Block.</w:t>
             </w:r>
           </w:p>
         </w:tc>
         <w:tc>
           <w:tcPr>
             <w:tcW w:type="dxa" w:w="1900"/>
-            <w:vAlign w:val="top"/>
-          </w:tcPr>
-          <w:p>
-            <w:r>
-              <w:rPr>
-                <w:rFonts w:ascii="Noto Sans CJK KR" w:hAnsi="Noto Sans CJK KR" w:eastAsia="Noto Sans CJK KR"/>
-                <w:b w:val="0"/>
-                <w:sz w:val="13"/>
+            <w:vAlign w:val="center"/>
+          </w:tcPr>
+          <w:p>
+            <w:r>
+              <w:rPr>
+                <w:rFonts w:ascii="Malgun Gothic" w:hAnsi="Malgun Gothic"/>
+                <w:sz w:val="18"/>
               </w:rPr>
               <w:t>사진 없음 시 ID 이미지 상단 표시.</w:t>
             </w:r>
@@ -10614,14 +10514,13 @@
         <w:tc>
           <w:tcPr>
             <w:tcW w:type="dxa" w:w="1400"/>
-            <w:vAlign w:val="top"/>
-          </w:tcPr>
-          <w:p>
-            <w:r>
-              <w:rPr>
-                <w:rFonts w:ascii="Noto Sans CJK KR" w:hAnsi="Noto Sans CJK KR" w:eastAsia="Noto Sans CJK KR"/>
-                <w:b w:val="0"/>
-                <w:sz w:val="13"/>
+            <w:vAlign w:val="center"/>
+          </w:tcPr>
+          <w:p>
+            <w:r>
+              <w:rPr>
+                <w:rFonts w:ascii="Malgun Gothic" w:hAnsi="Malgun Gothic"/>
+                <w:sz w:val="18"/>
               </w:rPr>
               <w:t>profile_detail_view, chat_cta_click</w:t>
             </w:r>
@@ -10632,14 +10531,13 @@
         <w:tc>
           <w:tcPr>
             <w:tcW w:type="dxa" w:w="1500"/>
-            <w:vAlign w:val="top"/>
-          </w:tcPr>
-          <w:p>
-            <w:r>
-              <w:rPr>
-                <w:rFonts w:ascii="Noto Sans CJK KR" w:hAnsi="Noto Sans CJK KR" w:eastAsia="Noto Sans CJK KR"/>
-                <w:b w:val="0"/>
-                <w:sz w:val="13"/>
+            <w:vAlign w:val="center"/>
+          </w:tcPr>
+          <w:p>
+            <w:r>
+              <w:rPr>
+                <w:rFonts w:ascii="Malgun Gothic" w:hAnsi="Malgun Gothic"/>
+                <w:sz w:val="18"/>
               </w:rPr>
               <w:t>Chat Room</w:t>
             </w:r>
@@ -10648,46 +10546,43 @@
         <w:tc>
           <w:tcPr>
             <w:tcW w:type="dxa" w:w="2000"/>
-            <w:vAlign w:val="top"/>
-          </w:tcPr>
-          <w:p>
-            <w:r>
-              <w:rPr>
-                <w:rFonts w:ascii="Noto Sans CJK KR" w:hAnsi="Noto Sans CJK KR" w:eastAsia="Noto Sans CJK KR"/>
-                <w:b w:val="0"/>
-                <w:sz w:val="13"/>
-              </w:rPr>
-              <w:t>대화와 SNS 공유</w:t>
+            <w:vAlign w:val="center"/>
+          </w:tcPr>
+          <w:p>
+            <w:r>
+              <w:rPr>
+                <w:rFonts w:ascii="Malgun Gothic" w:hAnsi="Malgun Gothic"/>
+                <w:sz w:val="18"/>
+              </w:rPr>
+              <w:t>대화와 LINE 공유</w:t>
             </w:r>
           </w:p>
         </w:tc>
         <w:tc>
           <w:tcPr>
             <w:tcW w:type="dxa" w:w="3700"/>
-            <w:vAlign w:val="top"/>
-          </w:tcPr>
-          <w:p>
-            <w:r>
-              <w:rPr>
-                <w:rFonts w:ascii="Noto Sans CJK KR" w:hAnsi="Noto Sans CJK KR" w:eastAsia="Noto Sans CJK KR"/>
-                <w:b w:val="0"/>
-                <w:sz w:val="13"/>
-              </w:rPr>
-              <w:t>상단 프로필, 짧은 안전 문구, 메시지 리스트, 입력창, + 메뉴, LINE/Facebook 공유 버튼.</w:t>
+            <w:vAlign w:val="center"/>
+          </w:tcPr>
+          <w:p>
+            <w:r>
+              <w:rPr>
+                <w:rFonts w:ascii="Malgun Gothic" w:hAnsi="Malgun Gothic"/>
+                <w:sz w:val="18"/>
+              </w:rPr>
+              <w:t>상단 프로필, 짧은 안전 문구, 메시지 리스트, 입력창, + 메뉴, LINE Contact Card 버튼.</w:t>
             </w:r>
           </w:p>
         </w:tc>
         <w:tc>
           <w:tcPr>
             <w:tcW w:type="dxa" w:w="1900"/>
-            <w:vAlign w:val="top"/>
-          </w:tcPr>
-          <w:p>
-            <w:r>
-              <w:rPr>
-                <w:rFonts w:ascii="Noto Sans CJK KR" w:hAnsi="Noto Sans CJK KR" w:eastAsia="Noto Sans CJK KR"/>
-                <w:b w:val="0"/>
-                <w:sz w:val="13"/>
+            <w:vAlign w:val="center"/>
+          </w:tcPr>
+          <w:p>
+            <w:r>
+              <w:rPr>
+                <w:rFonts w:ascii="Malgun Gothic" w:hAnsi="Malgun Gothic"/>
+                <w:sz w:val="18"/>
               </w:rPr>
               <w:t>차단/탈퇴/정지 상태 처리. 광고 없음.</w:t>
             </w:r>
@@ -10696,14 +10591,13 @@
         <w:tc>
           <w:tcPr>
             <w:tcW w:type="dxa" w:w="1400"/>
-            <w:vAlign w:val="top"/>
-          </w:tcPr>
-          <w:p>
-            <w:r>
-              <w:rPr>
-                <w:rFonts w:ascii="Noto Sans CJK KR" w:hAnsi="Noto Sans CJK KR" w:eastAsia="Noto Sans CJK KR"/>
-                <w:b w:val="0"/>
-                <w:sz w:val="13"/>
+            <w:vAlign w:val="center"/>
+          </w:tcPr>
+          <w:p>
+            <w:r>
+              <w:rPr>
+                <w:rFonts w:ascii="Malgun Gothic" w:hAnsi="Malgun Gothic"/>
+                <w:sz w:val="18"/>
               </w:rPr>
               <w:t>message_send, contact_share_click</w:t>
             </w:r>
@@ -10714,78 +10608,73 @@
         <w:tc>
           <w:tcPr>
             <w:tcW w:type="dxa" w:w="1500"/>
-            <w:vAlign w:val="top"/>
-          </w:tcPr>
-          <w:p>
-            <w:r>
-              <w:rPr>
-                <w:rFonts w:ascii="Noto Sans CJK KR" w:hAnsi="Noto Sans CJK KR" w:eastAsia="Noto Sans CJK KR"/>
-                <w:b w:val="0"/>
-                <w:sz w:val="13"/>
-              </w:rPr>
-              <w:t>LINE/Facebook Card</w:t>
+            <w:vAlign w:val="center"/>
+          </w:tcPr>
+          <w:p>
+            <w:r>
+              <w:rPr>
+                <w:rFonts w:ascii="Malgun Gothic" w:hAnsi="Malgun Gothic"/>
+                <w:sz w:val="18"/>
+              </w:rPr>
+              <w:t>LINE Contact Card</w:t>
             </w:r>
           </w:p>
         </w:tc>
         <w:tc>
           <w:tcPr>
             <w:tcW w:type="dxa" w:w="2000"/>
-            <w:vAlign w:val="top"/>
-          </w:tcPr>
-          <w:p>
-            <w:r>
-              <w:rPr>
-                <w:rFonts w:ascii="Noto Sans CJK KR" w:hAnsi="Noto Sans CJK KR" w:eastAsia="Noto Sans CJK KR"/>
-                <w:b w:val="0"/>
-                <w:sz w:val="13"/>
-              </w:rPr>
-              <w:t>외부 SNS로 빠르게 이동</w:t>
+            <w:vAlign w:val="center"/>
+          </w:tcPr>
+          <w:p>
+            <w:r>
+              <w:rPr>
+                <w:rFonts w:ascii="Malgun Gothic" w:hAnsi="Malgun Gothic"/>
+                <w:sz w:val="18"/>
+              </w:rPr>
+              <w:t>외부 LINE으로 빠르게 이동하되 raw 값을 숨김</w:t>
             </w:r>
           </w:p>
         </w:tc>
         <w:tc>
           <w:tcPr>
             <w:tcW w:type="dxa" w:w="3700"/>
-            <w:vAlign w:val="top"/>
-          </w:tcPr>
-          <w:p>
-            <w:r>
-              <w:rPr>
-                <w:rFonts w:ascii="Noto Sans CJK KR" w:hAnsi="Noto Sans CJK KR" w:eastAsia="Noto Sans CJK KR"/>
-                <w:b w:val="0"/>
-                <w:sz w:val="13"/>
-              </w:rPr>
-              <w:t>브랜드 아이콘, QR/링크 미리보기, Open, Copy, Report, Block.</w:t>
+            <w:vAlign w:val="center"/>
+          </w:tcPr>
+          <w:p>
+            <w:r>
+              <w:rPr>
+                <w:rFonts w:ascii="Malgun Gothic" w:hAnsi="Malgun Gothic"/>
+                <w:sz w:val="18"/>
+              </w:rPr>
+              <w:t>LINE 아이콘, redacted card, Open LINE, Report, Block, Revoke. raw copy 없음.</w:t>
             </w:r>
           </w:p>
         </w:tc>
         <w:tc>
           <w:tcPr>
             <w:tcW w:type="dxa" w:w="1900"/>
-            <w:vAlign w:val="top"/>
-          </w:tcPr>
-          <w:p>
-            <w:r>
-              <w:rPr>
-                <w:rFonts w:ascii="Noto Sans CJK KR" w:hAnsi="Noto Sans CJK KR" w:eastAsia="Noto Sans CJK KR"/>
-                <w:b w:val="0"/>
-                <w:sz w:val="13"/>
-              </w:rPr>
-              <w:t>링크 만료/삭제/차단 시 비활성화.</w:t>
+            <w:vAlign w:val="center"/>
+          </w:tcPr>
+          <w:p>
+            <w:r>
+              <w:rPr>
+                <w:rFonts w:ascii="Malgun Gothic" w:hAnsi="Malgun Gothic"/>
+                <w:sz w:val="18"/>
+              </w:rPr>
+              <w:t>revoked/reported/blocked/provider unavailable 상태 처리.</w:t>
             </w:r>
           </w:p>
         </w:tc>
         <w:tc>
           <w:tcPr>
             <w:tcW w:type="dxa" w:w="1400"/>
-            <w:vAlign w:val="top"/>
-          </w:tcPr>
-          <w:p>
-            <w:r>
-              <w:rPr>
-                <w:rFonts w:ascii="Noto Sans CJK KR" w:hAnsi="Noto Sans CJK KR" w:eastAsia="Noto Sans CJK KR"/>
-                <w:b w:val="0"/>
-                <w:sz w:val="13"/>
+            <w:vAlign w:val="center"/>
+          </w:tcPr>
+          <w:p>
+            <w:r>
+              <w:rPr>
+                <w:rFonts w:ascii="Malgun Gothic" w:hAnsi="Malgun Gothic"/>
+                <w:sz w:val="18"/>
               </w:rPr>
               <w:t>contact_card_view, contact_open</w:t>
             </w:r>
@@ -10796,80 +10685,75 @@
         <w:tc>
           <w:tcPr>
             <w:tcW w:type="dxa" w:w="1500"/>
-            <w:vAlign w:val="top"/>
-          </w:tcPr>
-          <w:p>
-            <w:r>
-              <w:rPr>
-                <w:rFonts w:ascii="Noto Sans CJK KR" w:hAnsi="Noto Sans CJK KR" w:eastAsia="Noto Sans CJK KR"/>
-                <w:b w:val="0"/>
-                <w:sz w:val="13"/>
-              </w:rPr>
-              <w:t>Activity</w:t>
+            <w:vAlign w:val="center"/>
+          </w:tcPr>
+          <w:p>
+            <w:r>
+              <w:rPr>
+                <w:rFonts w:ascii="Malgun Gothic" w:hAnsi="Malgun Gothic"/>
+                <w:sz w:val="18"/>
+              </w:rPr>
+              <w:t>List</w:t>
             </w:r>
           </w:p>
         </w:tc>
         <w:tc>
           <w:tcPr>
             <w:tcW w:type="dxa" w:w="2000"/>
-            <w:vAlign w:val="top"/>
-          </w:tcPr>
-          <w:p>
-            <w:r>
-              <w:rPr>
-                <w:rFonts w:ascii="Noto Sans CJK KR" w:hAnsi="Noto Sans CJK KR" w:eastAsia="Noto Sans CJK KR"/>
-                <w:b w:val="0"/>
-                <w:sz w:val="13"/>
-              </w:rPr>
-              <w:t>관심/방문/즐겨찾기 관리</w:t>
+            <w:vAlign w:val="center"/>
+          </w:tcPr>
+          <w:p>
+            <w:r>
+              <w:rPr>
+                <w:rFonts w:ascii="Malgun Gothic" w:hAnsi="Malgun Gothic"/>
+                <w:sz w:val="18"/>
+              </w:rPr>
+              <w:t>관심/방문/안전 액션 관리</w:t>
             </w:r>
           </w:p>
         </w:tc>
         <w:tc>
           <w:tcPr>
             <w:tcW w:type="dxa" w:w="3700"/>
-            <w:vAlign w:val="top"/>
-          </w:tcPr>
-          <w:p>
-            <w:r>
-              <w:rPr>
-                <w:rFonts w:ascii="Noto Sans CJK KR" w:hAnsi="Noto Sans CJK KR" w:eastAsia="Noto Sans CJK KR"/>
-                <w:b w:val="0"/>
-                <w:sz w:val="13"/>
-              </w:rPr>
-              <w:t>상단 dropdown 또는 segmented menu: Liked Me, Visited Me, Favorites 등.</w:t>
+            <w:vAlign w:val="center"/>
+          </w:tcPr>
+          <w:p>
+            <w:r>
+              <w:rPr>
+                <w:rFonts w:ascii="Malgun Gothic" w:hAnsi="Malgun Gothic"/>
+                <w:sz w:val="18"/>
+              </w:rPr>
+              <w:t>Favorites, visited preview, contact history, blocked/report entry.</w:t>
             </w:r>
           </w:p>
         </w:tc>
         <w:tc>
           <w:tcPr>
             <w:tcW w:type="dxa" w:w="1900"/>
-            <w:vAlign w:val="top"/>
-          </w:tcPr>
-          <w:p>
-            <w:r>
-              <w:rPr>
-                <w:rFonts w:ascii="Noto Sans CJK KR" w:hAnsi="Noto Sans CJK KR" w:eastAsia="Noto Sans CJK KR"/>
-                <w:b w:val="0"/>
-                <w:sz w:val="13"/>
-              </w:rPr>
-              <w:t>잠금 목록은 광고 보기 CTA.</w:t>
+            <w:vAlign w:val="center"/>
+          </w:tcPr>
+          <w:p>
+            <w:r>
+              <w:rPr>
+                <w:rFonts w:ascii="Malgun Gothic" w:hAnsi="Malgun Gothic"/>
+                <w:sz w:val="18"/>
+              </w:rPr>
+              <w:t>잠금/빈 목록은 과한 paywall 대신 Discover 복귀 CTA.</w:t>
             </w:r>
           </w:p>
         </w:tc>
         <w:tc>
           <w:tcPr>
             <w:tcW w:type="dxa" w:w="1400"/>
-            <w:vAlign w:val="top"/>
-          </w:tcPr>
-          <w:p>
-            <w:r>
-              <w:rPr>
-                <w:rFonts w:ascii="Noto Sans CJK KR" w:hAnsi="Noto Sans CJK KR" w:eastAsia="Noto Sans CJK KR"/>
-                <w:b w:val="0"/>
-                <w:sz w:val="13"/>
-              </w:rPr>
-              <w:t>activity_open, rewarded_offer_show</w:t>
+            <w:vAlign w:val="center"/>
+          </w:tcPr>
+          <w:p>
+            <w:r>
+              <w:rPr>
+                <w:rFonts w:ascii="Malgun Gothic" w:hAnsi="Malgun Gothic"/>
+                <w:sz w:val="18"/>
+              </w:rPr>
+              <w:t>list_open</w:t>
             </w:r>
           </w:p>
         </w:tc>
@@ -10878,62 +10762,58 @@
         <w:tc>
           <w:tcPr>
             <w:tcW w:type="dxa" w:w="1500"/>
-            <w:vAlign w:val="top"/>
-          </w:tcPr>
-          <w:p>
-            <w:r>
-              <w:rPr>
-                <w:rFonts w:ascii="Noto Sans CJK KR" w:hAnsi="Noto Sans CJK KR" w:eastAsia="Noto Sans CJK KR"/>
-                <w:b w:val="0"/>
-                <w:sz w:val="13"/>
-              </w:rPr>
-              <w:t>My Profile</w:t>
+            <w:vAlign w:val="center"/>
+          </w:tcPr>
+          <w:p>
+            <w:r>
+              <w:rPr>
+                <w:rFonts w:ascii="Malgun Gothic" w:hAnsi="Malgun Gothic"/>
+                <w:sz w:val="18"/>
+              </w:rPr>
+              <w:t>My</w:t>
             </w:r>
           </w:p>
         </w:tc>
         <w:tc>
           <w:tcPr>
             <w:tcW w:type="dxa" w:w="2000"/>
-            <w:vAlign w:val="top"/>
-          </w:tcPr>
-          <w:p>
-            <w:r>
-              <w:rPr>
-                <w:rFonts w:ascii="Noto Sans CJK KR" w:hAnsi="Noto Sans CJK KR" w:eastAsia="Noto Sans CJK KR"/>
-                <w:b w:val="0"/>
-                <w:sz w:val="13"/>
-              </w:rPr>
-              <w:t>내 정보/ID/SNS/사진 관리</w:t>
+            <w:vAlign w:val="center"/>
+          </w:tcPr>
+          <w:p>
+            <w:r>
+              <w:rPr>
+                <w:rFonts w:ascii="Malgun Gothic" w:hAnsi="Malgun Gothic"/>
+                <w:sz w:val="18"/>
+              </w:rPr>
+              <w:t>내 정보/ID/LINE/언어 관리</w:t>
             </w:r>
           </w:p>
         </w:tc>
         <w:tc>
           <w:tcPr>
             <w:tcW w:type="dxa" w:w="3700"/>
-            <w:vAlign w:val="top"/>
-          </w:tcPr>
-          <w:p>
-            <w:r>
-              <w:rPr>
-                <w:rFonts w:ascii="Noto Sans CJK KR" w:hAnsi="Noto Sans CJK KR" w:eastAsia="Noto Sans CJK KR"/>
-                <w:b w:val="0"/>
-                <w:sz w:val="13"/>
-              </w:rPr>
-              <w:t>Details/Photos/Preview 탭. Public ID 관리 카드, SNS 연락처 설정, 언어 설정.</w:t>
+            <w:vAlign w:val="center"/>
+          </w:tcPr>
+          <w:p>
+            <w:r>
+              <w:rPr>
+                <w:rFonts w:ascii="Malgun Gothic" w:hAnsi="Malgun Gothic"/>
+                <w:sz w:val="18"/>
+              </w:rPr>
+              <w:t>Public ID 카드, ID 이미지, Generate New ID, LINE setup, language, settings.</w:t>
             </w:r>
           </w:p>
         </w:tc>
         <w:tc>
           <w:tcPr>
             <w:tcW w:type="dxa" w:w="1900"/>
-            <w:vAlign w:val="top"/>
-          </w:tcPr>
-          <w:p>
-            <w:r>
-              <w:rPr>
-                <w:rFonts w:ascii="Noto Sans CJK KR" w:hAnsi="Noto Sans CJK KR" w:eastAsia="Noto Sans CJK KR"/>
-                <w:b w:val="0"/>
-                <w:sz w:val="13"/>
+            <w:vAlign w:val="center"/>
+          </w:tcPr>
+          <w:p>
+            <w:r>
+              <w:rPr>
+                <w:rFonts w:ascii="Malgun Gothic" w:hAnsi="Malgun Gothic"/>
+                <w:sz w:val="18"/>
               </w:rPr>
               <w:t>ID 재생성 제한 시 남은 시간 표시.</w:t>
             </w:r>
@@ -10942,16 +10822,15 @@
         <w:tc>
           <w:tcPr>
             <w:tcW w:type="dxa" w:w="1400"/>
-            <w:vAlign w:val="top"/>
-          </w:tcPr>
-          <w:p>
-            <w:r>
-              <w:rPr>
-                <w:rFonts w:ascii="Noto Sans CJK KR" w:hAnsi="Noto Sans CJK KR" w:eastAsia="Noto Sans CJK KR"/>
-                <w:b w:val="0"/>
-                <w:sz w:val="13"/>
-              </w:rPr>
-              <w:t>profile_edit_open</w:t>
+            <w:vAlign w:val="center"/>
+          </w:tcPr>
+          <w:p>
+            <w:r>
+              <w:rPr>
+                <w:rFonts w:ascii="Malgun Gothic" w:hAnsi="Malgun Gothic"/>
+                <w:sz w:val="18"/>
+              </w:rPr>
+              <w:t>my_open, public_id_switch</w:t>
             </w:r>
           </w:p>
         </w:tc>
@@ -11212,7 +11091,7 @@
       </w:pPr>
       <w:r>
         <w:rPr>
-          <w:rFonts w:ascii="Noto Sans CJK KR" w:hAnsi="Noto Sans CJK KR" w:eastAsia="Noto Sans CJK KR"/>
+          <w:rFonts w:ascii="Malgun Gothic" w:hAnsi="Malgun Gothic" w:eastAsia="Noto Sans CJK KR"/>
           <w:color w:val="2E74B5"/>
         </w:rPr>
         <w:t>10.4 화면 플로우</w:t>
@@ -11239,34 +11118,15 @@
           <w:tcPr>
             <w:tcW w:type="dxa" w:w="10656"/>
             <w:shd w:fill="F7F7F7"/>
-          </w:tcPr>
-          <w:p>
-            <w:pPr>
-              <w:spacing w:before="0" w:after="0" w:line="240" w:lineRule="auto"/>
-            </w:pPr>
-            <w:r>
-              <w:rPr>
-                <w:rFonts w:ascii="Noto Sans Mono CJK KR" w:hAnsi="Noto Sans Mono CJK KR" w:eastAsia="Noto Sans Mono CJK KR"/>
-                <w:sz w:val="16"/>
-              </w:rPr>
-              <w:t>첫 실행/가입</w:t>
-              <w:br/>
-              <w:t>Splash -&gt; Language Check -&gt; Login -&gt; Public ID + ID Image -&gt; Minimal Profile -&gt; Discover</w:t>
-              <w:br/>
-              <w:br/>
-              <w:t>탐색/연결</w:t>
-              <w:br/>
-              <w:t>Discover -&gt; Profile Detail -&gt; Chat -&gt; LINE/Facebook Share Sheet -&gt; Contact Card -&gt; Open SNS</w:t>
-              <w:br/>
-              <w:br/>
-              <w:t>인기 사용자 새 ID</w:t>
-              <w:br/>
-              <w:t>My Profile -&gt; ID Management -&gt; Create New Public ID -&gt; Select ID Image -&gt; Archive Previous ID -&gt; Discover as New ID</w:t>
-              <w:br/>
-              <w:br/>
-              <w:t>광고 보상</w:t>
-              <w:br/>
-              <w:t>Limit Reached -&gt; Rewarded Ad Sheet -&gt; Watch Ad -&gt; Grant Extra Message/Share/Boost -&gt; Continue Action</w:t>
+            <w:vAlign w:val="center"/>
+          </w:tcPr>
+          <w:p>
+            <w:r>
+              <w:rPr>
+                <w:rFonts w:ascii="Malgun Gothic" w:hAnsi="Malgun Gothic"/>
+                <w:sz w:val="18"/>
+              </w:rPr>
+              <w:t>첫 실행/가입 Splash -&gt; Language Check -&gt; Login -&gt; Public ID + ID Image -&gt; Minimal Profile -&gt; Discover/Swipe 탐색 -&gt; Profile Detail -&gt; Chat -&gt; LINE Contact Card 확인 -&gt; ContactExchange 생성 -&gt; Open LINE -&gt; Revoke/Report/Block 필요 시 실행 인기 사용자 새 ID My -&gt; Public ID -&gt; Create New Public ID -&gt; Select ID Image -&gt; Archive Previous ID -&gt; Discover as New ID 광고 보상 Limit Reached -&gt; Rewarded Ad Sheet -&gt; Watch Ad -&gt; Grant Extra Message/LINE Share/Boost -&gt; Continue Action (Gate 0에서는 reward UI 기본 off)</w:t>
             </w:r>
           </w:p>
         </w:tc>
@@ -11281,7 +11141,7 @@
       </w:pPr>
       <w:r>
         <w:rPr>
-          <w:rFonts w:ascii="Noto Sans CJK KR" w:hAnsi="Noto Sans CJK KR" w:eastAsia="Noto Sans CJK KR"/>
+          <w:rFonts w:ascii="Malgun Gothic" w:hAnsi="Malgun Gothic" w:eastAsia="Noto Sans CJK KR"/>
           <w:color w:val="2E74B5"/>
         </w:rPr>
         <w:t>10.5 주요 컴포넌트 스펙</w:t>
@@ -11733,7 +11593,7 @@
       </w:pPr>
       <w:r>
         <w:rPr>
-          <w:rFonts w:ascii="Noto Sans CJK KR" w:hAnsi="Noto Sans CJK KR" w:eastAsia="Noto Sans CJK KR"/>
+          <w:rFonts w:ascii="Malgun Gothic" w:hAnsi="Malgun Gothic" w:eastAsia="Noto Sans CJK KR"/>
           <w:color w:val="2E74B5"/>
         </w:rPr>
         <w:t>10.6 UI 상태 정의</w:t>
@@ -12018,7 +11878,7 @@
       </w:pPr>
       <w:r>
         <w:rPr>
-          <w:rFonts w:ascii="Noto Sans CJK KR" w:hAnsi="Noto Sans CJK KR" w:eastAsia="Noto Sans CJK KR"/>
+          <w:rFonts w:ascii="Malgun Gothic" w:hAnsi="Malgun Gothic" w:eastAsia="Noto Sans CJK KR"/>
           <w:color w:val="2E74B5"/>
         </w:rPr>
         <w:t>10.7 UI 카피 예시</w:t>
@@ -12370,7 +12230,7 @@
       </w:pPr>
       <w:r>
         <w:rPr>
-          <w:rFonts w:ascii="Noto Sans CJK KR" w:hAnsi="Noto Sans CJK KR" w:eastAsia="Noto Sans CJK KR"/>
+          <w:rFonts w:ascii="Malgun Gothic" w:hAnsi="Malgun Gothic" w:eastAsia="Noto Sans CJK KR"/>
           <w:color w:val="1F4E79"/>
         </w:rPr>
         <w:t>11. Flutter 앱 개발 환경 및 라이브러리</w:t>
@@ -12382,7 +12242,7 @@
       </w:pPr>
       <w:r>
         <w:rPr>
-          <w:rFonts w:ascii="Noto Sans CJK KR" w:hAnsi="Noto Sans CJK KR" w:eastAsia="Noto Sans CJK KR"/>
+          <w:rFonts w:ascii="Malgun Gothic" w:hAnsi="Malgun Gothic" w:eastAsia="Noto Sans CJK KR"/>
           <w:b w:val="0"/>
           <w:i w:val="0"/>
         </w:rPr>
@@ -12872,7 +12732,7 @@
       </w:pPr>
       <w:r>
         <w:rPr>
-          <w:rFonts w:ascii="Noto Sans CJK KR" w:hAnsi="Noto Sans CJK KR" w:eastAsia="Noto Sans CJK KR"/>
+          <w:rFonts w:ascii="Malgun Gothic" w:hAnsi="Malgun Gothic" w:eastAsia="Noto Sans CJK KR"/>
           <w:color w:val="2E74B5"/>
         </w:rPr>
         <w:t>11.1 플랫폼 기준</w:t>
@@ -13055,7 +12915,7 @@
       </w:pPr>
       <w:r>
         <w:rPr>
-          <w:rFonts w:ascii="Noto Sans CJK KR" w:hAnsi="Noto Sans CJK KR" w:eastAsia="Noto Sans CJK KR"/>
+          <w:rFonts w:ascii="Malgun Gothic" w:hAnsi="Malgun Gothic" w:eastAsia="Noto Sans CJK KR"/>
           <w:color w:val="1F4E79"/>
         </w:rPr>
         <w:t>12. 백엔드 아키텍처 및 모듈</w:t>
@@ -13067,7 +12927,7 @@
       </w:pPr>
       <w:r>
         <w:rPr>
-          <w:rFonts w:ascii="Noto Sans CJK KR" w:hAnsi="Noto Sans CJK KR" w:eastAsia="Noto Sans CJK KR"/>
+          <w:rFonts w:ascii="Malgun Gothic" w:hAnsi="Malgun Gothic" w:eastAsia="Noto Sans CJK KR"/>
           <w:b w:val="0"/>
           <w:i w:val="0"/>
         </w:rPr>
@@ -13164,7 +13024,7 @@
       </w:pPr>
       <w:r>
         <w:rPr>
-          <w:rFonts w:ascii="Noto Sans CJK KR" w:hAnsi="Noto Sans CJK KR" w:eastAsia="Noto Sans CJK KR"/>
+          <w:rFonts w:ascii="Malgun Gothic" w:hAnsi="Malgun Gothic" w:eastAsia="Noto Sans CJK KR"/>
           <w:color w:val="2E74B5"/>
         </w:rPr>
         <w:t>12.1 기술 스택</w:t>
@@ -13483,7 +13343,7 @@
       </w:pPr>
       <w:r>
         <w:rPr>
-          <w:rFonts w:ascii="Noto Sans CJK KR" w:hAnsi="Noto Sans CJK KR" w:eastAsia="Noto Sans CJK KR"/>
+          <w:rFonts w:ascii="Malgun Gothic" w:hAnsi="Malgun Gothic" w:eastAsia="Noto Sans CJK KR"/>
           <w:color w:val="1F4E79"/>
         </w:rPr>
         <w:t>13. 데이터베이스 모델 초안</w:t>
@@ -13497,7 +13357,7 @@
       </w:pPr>
       <w:r>
         <w:rPr>
-          <w:rFonts w:ascii="Noto Sans CJK KR" w:hAnsi="Noto Sans CJK KR" w:eastAsia="Noto Sans CJK KR"/>
+          <w:rFonts w:ascii="Malgun Gothic" w:hAnsi="Malgun Gothic" w:eastAsia="Noto Sans CJK KR"/>
           <w:color w:val="2E74B5"/>
         </w:rPr>
         <w:t>13.1 핵심 모델</w:t>
@@ -13693,7 +13553,7 @@
       </w:pPr>
       <w:r>
         <w:rPr>
-          <w:rFonts w:ascii="Noto Sans CJK KR" w:hAnsi="Noto Sans CJK KR" w:eastAsia="Noto Sans CJK KR"/>
+          <w:rFonts w:ascii="Malgun Gothic" w:hAnsi="Malgun Gothic" w:eastAsia="Noto Sans CJK KR"/>
           <w:color w:val="2E74B5"/>
         </w:rPr>
         <w:t>13.2 광고/보상 모델</w:t>
@@ -13793,7 +13653,7 @@
       </w:pPr>
       <w:r>
         <w:rPr>
-          <w:rFonts w:ascii="Noto Sans CJK KR" w:hAnsi="Noto Sans CJK KR" w:eastAsia="Noto Sans CJK KR"/>
+          <w:rFonts w:ascii="Malgun Gothic" w:hAnsi="Malgun Gothic" w:eastAsia="Noto Sans CJK KR"/>
           <w:color w:val="1F4E79"/>
         </w:rPr>
         <w:t>14. API 계약 초안</w:t>
@@ -14339,14 +14199,13 @@
         <w:tc>
           <w:tcPr>
             <w:tcW w:type="dxa" w:w="1700"/>
-            <w:vAlign w:val="top"/>
-          </w:tcPr>
-          <w:p>
-            <w:r>
-              <w:rPr>
-                <w:rFonts w:ascii="Noto Sans CJK KR" w:hAnsi="Noto Sans CJK KR" w:eastAsia="Noto Sans CJK KR"/>
-                <w:b w:val="0"/>
-                <w:sz w:val="14"/>
+            <w:vAlign w:val="center"/>
+          </w:tcPr>
+          <w:p>
+            <w:r>
+              <w:rPr>
+                <w:rFonts w:ascii="Malgun Gothic" w:hAnsi="Malgun Gothic"/>
+                <w:sz w:val="18"/>
               </w:rPr>
               <w:t>External Contact</w:t>
             </w:r>
@@ -14355,14 +14214,13 @@
         <w:tc>
           <w:tcPr>
             <w:tcW w:type="dxa" w:w="4200"/>
-            <w:vAlign w:val="top"/>
-          </w:tcPr>
-          <w:p>
-            <w:r>
-              <w:rPr>
-                <w:rFonts w:ascii="Noto Sans CJK KR" w:hAnsi="Noto Sans CJK KR" w:eastAsia="Noto Sans CJK KR"/>
-                <w:b w:val="0"/>
-                <w:sz w:val="14"/>
+            <w:vAlign w:val="center"/>
+          </w:tcPr>
+          <w:p>
+            <w:r>
+              <w:rPr>
+                <w:rFonts w:ascii="Malgun Gothic" w:hAnsi="Malgun Gothic"/>
+                <w:sz w:val="18"/>
               </w:rPr>
               <w:t>POST /api/v1/external-contacts/facebook</w:t>
             </w:r>
@@ -14371,16 +14229,15 @@
         <w:tc>
           <w:tcPr>
             <w:tcW w:type="dxa" w:w="4100"/>
-            <w:vAlign w:val="top"/>
-          </w:tcPr>
-          <w:p>
-            <w:r>
-              <w:rPr>
-                <w:rFonts w:ascii="Noto Sans CJK KR" w:hAnsi="Noto Sans CJK KR" w:eastAsia="Noto Sans CJK KR"/>
-                <w:b w:val="0"/>
-                <w:sz w:val="14"/>
-              </w:rPr>
-              <w:t>Facebook 프로필/Messenger 링크 등록/수정</w:t>
+            <w:vAlign w:val="center"/>
+          </w:tcPr>
+          <w:p>
+            <w:r>
+              <w:rPr>
+                <w:rFonts w:ascii="Malgun Gothic" w:hAnsi="Malgun Gothic"/>
+                <w:sz w:val="18"/>
+              </w:rPr>
+              <w:t>Gate 1. 모델/계약은 준비하되 Gate 0 UI에서는 비노출</w:t>
             </w:r>
           </w:p>
         </w:tc>
@@ -14439,14 +14296,13 @@
         <w:tc>
           <w:tcPr>
             <w:tcW w:type="dxa" w:w="1700"/>
-            <w:vAlign w:val="top"/>
-          </w:tcPr>
-          <w:p>
-            <w:r>
-              <w:rPr>
-                <w:rFonts w:ascii="Noto Sans CJK KR" w:hAnsi="Noto Sans CJK KR" w:eastAsia="Noto Sans CJK KR"/>
-                <w:b w:val="0"/>
-                <w:sz w:val="14"/>
+            <w:vAlign w:val="center"/>
+          </w:tcPr>
+          <w:p>
+            <w:r>
+              <w:rPr>
+                <w:rFonts w:ascii="Malgun Gothic" w:hAnsi="Malgun Gothic"/>
+                <w:sz w:val="18"/>
               </w:rPr>
               <w:t>Contact Exchange</w:t>
             </w:r>
@@ -14455,14 +14311,13 @@
         <w:tc>
           <w:tcPr>
             <w:tcW w:type="dxa" w:w="4200"/>
-            <w:vAlign w:val="top"/>
-          </w:tcPr>
-          <w:p>
-            <w:r>
-              <w:rPr>
-                <w:rFonts w:ascii="Noto Sans CJK KR" w:hAnsi="Noto Sans CJK KR" w:eastAsia="Noto Sans CJK KR"/>
-                <w:b w:val="0"/>
-                <w:sz w:val="14"/>
+            <w:vAlign w:val="center"/>
+          </w:tcPr>
+          <w:p>
+            <w:r>
+              <w:rPr>
+                <w:rFonts w:ascii="Malgun Gothic" w:hAnsi="Malgun Gothic"/>
+                <w:sz w:val="18"/>
               </w:rPr>
               <w:t>POST /api/v1/chats/rooms/:roomId/contact-exchanges/facebook</w:t>
             </w:r>
@@ -14471,16 +14326,15 @@
         <w:tc>
           <w:tcPr>
             <w:tcW w:type="dxa" w:w="4100"/>
-            <w:vAlign w:val="top"/>
-          </w:tcPr>
-          <w:p>
-            <w:r>
-              <w:rPr>
-                <w:rFonts w:ascii="Noto Sans CJK KR" w:hAnsi="Noto Sans CJK KR" w:eastAsia="Noto Sans CJK KR"/>
-                <w:b w:val="0"/>
-                <w:sz w:val="14"/>
-              </w:rPr>
-              <w:t>채팅방 Facebook 카드 공유</w:t>
+            <w:vAlign w:val="center"/>
+          </w:tcPr>
+          <w:p>
+            <w:r>
+              <w:rPr>
+                <w:rFonts w:ascii="Malgun Gothic" w:hAnsi="Malgun Gothic"/>
+                <w:sz w:val="18"/>
+              </w:rPr>
+              <w:t>Gate 1. LINE 안정화 후 활성화</w:t>
             </w:r>
           </w:p>
         </w:tc>
@@ -14695,7 +14549,7 @@
       </w:pPr>
       <w:r>
         <w:rPr>
-          <w:rFonts w:ascii="Noto Sans CJK KR" w:hAnsi="Noto Sans CJK KR" w:eastAsia="Noto Sans CJK KR"/>
+          <w:rFonts w:ascii="Malgun Gothic" w:hAnsi="Malgun Gothic" w:eastAsia="Noto Sans CJK KR"/>
           <w:color w:val="1F4E79"/>
         </w:rPr>
         <w:t>15. 채팅/푸시/실시간 처리</w:t>
@@ -14708,7 +14562,7 @@
       </w:pPr>
       <w:r>
         <w:rPr>
-          <w:rFonts w:ascii="Noto Sans CJK KR" w:hAnsi="Noto Sans CJK KR" w:eastAsia="Noto Sans CJK KR"/>
+          <w:rFonts w:ascii="Malgun Gothic" w:hAnsi="Malgun Gothic" w:eastAsia="Noto Sans CJK KR"/>
           <w:b w:val="0"/>
           <w:i w:val="0"/>
         </w:rPr>
@@ -14722,7 +14576,7 @@
       </w:pPr>
       <w:r>
         <w:rPr>
-          <w:rFonts w:ascii="Noto Sans CJK KR" w:hAnsi="Noto Sans CJK KR" w:eastAsia="Noto Sans CJK KR"/>
+          <w:rFonts w:ascii="Malgun Gothic" w:hAnsi="Malgun Gothic" w:eastAsia="Noto Sans CJK KR"/>
           <w:b w:val="0"/>
           <w:i w:val="0"/>
         </w:rPr>
@@ -14736,7 +14590,7 @@
       </w:pPr>
       <w:r>
         <w:rPr>
-          <w:rFonts w:ascii="Noto Sans CJK KR" w:hAnsi="Noto Sans CJK KR" w:eastAsia="Noto Sans CJK KR"/>
+          <w:rFonts w:ascii="Malgun Gothic" w:hAnsi="Malgun Gothic" w:eastAsia="Noto Sans CJK KR"/>
           <w:b w:val="0"/>
           <w:i w:val="0"/>
         </w:rPr>
@@ -14750,7 +14604,7 @@
       </w:pPr>
       <w:r>
         <w:rPr>
-          <w:rFonts w:ascii="Noto Sans CJK KR" w:hAnsi="Noto Sans CJK KR" w:eastAsia="Noto Sans CJK KR"/>
+          <w:rFonts w:ascii="Malgun Gothic" w:hAnsi="Malgun Gothic" w:eastAsia="Noto Sans CJK KR"/>
           <w:b w:val="0"/>
           <w:i w:val="0"/>
         </w:rPr>
@@ -14764,7 +14618,7 @@
       </w:pPr>
       <w:r>
         <w:rPr>
-          <w:rFonts w:ascii="Noto Sans CJK KR" w:hAnsi="Noto Sans CJK KR" w:eastAsia="Noto Sans CJK KR"/>
+          <w:rFonts w:ascii="Malgun Gothic" w:hAnsi="Malgun Gothic" w:eastAsia="Noto Sans CJK KR"/>
           <w:b w:val="0"/>
           <w:i w:val="0"/>
         </w:rPr>
@@ -14779,7 +14633,7 @@
       </w:pPr>
       <w:r>
         <w:rPr>
-          <w:rFonts w:ascii="Noto Sans CJK KR" w:hAnsi="Noto Sans CJK KR" w:eastAsia="Noto Sans CJK KR"/>
+          <w:rFonts w:ascii="Malgun Gothic" w:hAnsi="Malgun Gothic" w:eastAsia="Noto Sans CJK KR"/>
           <w:color w:val="2E74B5"/>
         </w:rPr>
         <w:t>15.1 채팅 정책 초기값</w:t>
@@ -14806,31 +14660,15 @@
           <w:tcPr>
             <w:tcW w:type="dxa" w:w="10656"/>
             <w:shd w:fill="F7F7F7"/>
-          </w:tcPr>
-          <w:p>
-            <w:pPr>
-              <w:spacing w:before="0" w:after="0" w:line="240" w:lineRule="auto"/>
-            </w:pPr>
-            <w:r>
-              <w:rPr>
-                <w:rFonts w:ascii="Noto Sans Mono CJK KR" w:hAnsi="Noto Sans Mono CJK KR" w:eastAsia="Noto Sans Mono CJK KR"/>
-                <w:sz w:val="16"/>
-              </w:rPr>
-              <w:t>REQUIRE_MATCH_TO_CHAT=false</w:t>
-              <w:br/>
-              <w:t>MAX_FIRST_MESSAGES_PER_DAY_FREE=10</w:t>
-              <w:br/>
-              <w:t>MAX_LINE_SHARES_PER_DAY_FREE=5</w:t>
-              <w:br/>
-              <w:t>MAX_FACEBOOK_SHARES_PER_DAY_FREE=5</w:t>
-              <w:br/>
-              <w:t>REWARDED_EXTRA_MESSAGES=3</w:t>
-              <w:br/>
-              <w:t>REWARDED_EXTRA_LINE_SHARES=2</w:t>
-              <w:br/>
-              <w:t>REWARDED_EXTRA_FACEBOOK_SHARES=2</w:t>
-              <w:br/>
-              <w:t>CHAT_DETAIL_ADS_ENABLED=false</w:t>
+            <w:vAlign w:val="center"/>
+          </w:tcPr>
+          <w:p>
+            <w:r>
+              <w:rPr>
+                <w:rFonts w:ascii="Malgun Gothic" w:hAnsi="Malgun Gothic"/>
+                <w:sz w:val="18"/>
+              </w:rPr>
+              <w:t>REQUIRE_MATCH_TO_CHAT=false CONTACT_PROVIDER_LINE_ENABLED=true CONTACT_PROVIDER_FACEBOOK_ENABLED=false MAX_FIRST_MESSAGES_PER_DAY_FREE=10 MAX_LINE_SHARES_PER_DAY_FREE=5 MAX_FACEBOOK_SHARES_PER_DAY_FREE=0 REWARDED_EXTRA_MESSAGES=3 REWARDED_EXTRA_LINE_SHARES=2 REWARDED_EXTRA_FACEBOOK_SHARES=0 CHAT_DETAIL_ADS_ENABLED=false DISCOVER_NATIVE_ADS_ENABLED=false REWARDED_UI_ENABLED=false</w:t>
             </w:r>
           </w:p>
         </w:tc>
@@ -14845,7 +14683,7 @@
       </w:pPr>
       <w:r>
         <w:rPr>
-          <w:rFonts w:ascii="Noto Sans CJK KR" w:hAnsi="Noto Sans CJK KR" w:eastAsia="Noto Sans CJK KR"/>
+          <w:rFonts w:ascii="Malgun Gothic" w:hAnsi="Malgun Gothic" w:eastAsia="Noto Sans CJK KR"/>
           <w:color w:val="1F4E79"/>
         </w:rPr>
         <w:t>16. 검색/추천/위치 설계</w:t>
@@ -15134,7 +14972,7 @@
       </w:pPr>
       <w:r>
         <w:rPr>
-          <w:rFonts w:ascii="Noto Sans CJK KR" w:hAnsi="Noto Sans CJK KR" w:eastAsia="Noto Sans CJK KR"/>
+          <w:rFonts w:ascii="Malgun Gothic" w:hAnsi="Malgun Gothic" w:eastAsia="Noto Sans CJK KR"/>
           <w:color w:val="1F4E79"/>
         </w:rPr>
         <w:t>17. Low-Friction Safety 정책</w:t>
@@ -15146,7 +14984,7 @@
       </w:pPr>
       <w:r>
         <w:rPr>
-          <w:rFonts w:ascii="Noto Sans CJK KR" w:hAnsi="Noto Sans CJK KR" w:eastAsia="Noto Sans CJK KR"/>
+          <w:rFonts w:ascii="Malgun Gothic" w:hAnsi="Malgun Gothic" w:eastAsia="Noto Sans CJK KR"/>
           <w:b w:val="0"/>
           <w:i w:val="0"/>
         </w:rPr>
@@ -15466,7 +15304,7 @@
       </w:pPr>
       <w:r>
         <w:rPr>
-          <w:rFonts w:ascii="Noto Sans CJK KR" w:hAnsi="Noto Sans CJK KR" w:eastAsia="Noto Sans CJK KR"/>
+          <w:rFonts w:ascii="Malgun Gothic" w:hAnsi="Malgun Gothic" w:eastAsia="Noto Sans CJK KR"/>
           <w:color w:val="2E74B5"/>
         </w:rPr>
         <w:t>17.1 Feature Flag</w:t>
@@ -15532,7 +15370,7 @@
       </w:pPr>
       <w:r>
         <w:rPr>
-          <w:rFonts w:ascii="Noto Sans CJK KR" w:hAnsi="Noto Sans CJK KR" w:eastAsia="Noto Sans CJK KR"/>
+          <w:rFonts w:ascii="Malgun Gothic" w:hAnsi="Malgun Gothic" w:eastAsia="Noto Sans CJK KR"/>
           <w:color w:val="1F4E79"/>
         </w:rPr>
         <w:t>18. 관리자/운영 기능</w:t>
@@ -15851,7 +15689,7 @@
       </w:pPr>
       <w:r>
         <w:rPr>
-          <w:rFonts w:ascii="Noto Sans CJK KR" w:hAnsi="Noto Sans CJK KR" w:eastAsia="Noto Sans CJK KR"/>
+          <w:rFonts w:ascii="Malgun Gothic" w:hAnsi="Malgun Gothic" w:eastAsia="Noto Sans CJK KR"/>
           <w:color w:val="1F4E79"/>
         </w:rPr>
         <w:t>19. AWS 인프라 및 배포</w:t>
@@ -15920,7 +15758,7 @@
       </w:pPr>
       <w:r>
         <w:rPr>
-          <w:rFonts w:ascii="Noto Sans CJK KR" w:hAnsi="Noto Sans CJK KR" w:eastAsia="Noto Sans CJK KR"/>
+          <w:rFonts w:ascii="Malgun Gothic" w:hAnsi="Malgun Gothic" w:eastAsia="Noto Sans CJK KR"/>
           <w:b w:val="0"/>
           <w:i w:val="0"/>
         </w:rPr>
@@ -15934,7 +15772,7 @@
       </w:pPr>
       <w:r>
         <w:rPr>
-          <w:rFonts w:ascii="Noto Sans CJK KR" w:hAnsi="Noto Sans CJK KR" w:eastAsia="Noto Sans CJK KR"/>
+          <w:rFonts w:ascii="Malgun Gothic" w:hAnsi="Malgun Gothic" w:eastAsia="Noto Sans CJK KR"/>
           <w:b w:val="0"/>
           <w:i w:val="0"/>
         </w:rPr>
@@ -15948,7 +15786,7 @@
       </w:pPr>
       <w:r>
         <w:rPr>
-          <w:rFonts w:ascii="Noto Sans CJK KR" w:hAnsi="Noto Sans CJK KR" w:eastAsia="Noto Sans CJK KR"/>
+          <w:rFonts w:ascii="Malgun Gothic" w:hAnsi="Malgun Gothic" w:eastAsia="Noto Sans CJK KR"/>
           <w:b w:val="0"/>
           <w:i w:val="0"/>
         </w:rPr>
@@ -15962,7 +15800,7 @@
       </w:pPr>
       <w:r>
         <w:rPr>
-          <w:rFonts w:ascii="Noto Sans CJK KR" w:hAnsi="Noto Sans CJK KR" w:eastAsia="Noto Sans CJK KR"/>
+          <w:rFonts w:ascii="Malgun Gothic" w:hAnsi="Malgun Gothic" w:eastAsia="Noto Sans CJK KR"/>
           <w:b w:val="0"/>
           <w:i w:val="0"/>
         </w:rPr>
@@ -15977,7 +15815,7 @@
       </w:pPr>
       <w:r>
         <w:rPr>
-          <w:rFonts w:ascii="Noto Sans CJK KR" w:hAnsi="Noto Sans CJK KR" w:eastAsia="Noto Sans CJK KR"/>
+          <w:rFonts w:ascii="Malgun Gothic" w:hAnsi="Malgun Gothic" w:eastAsia="Noto Sans CJK KR"/>
           <w:color w:val="1F4E79"/>
         </w:rPr>
         <w:t>20. 분석 이벤트와 KPI</w:t>
@@ -16330,7 +16168,7 @@
       </w:pPr>
       <w:r>
         <w:rPr>
-          <w:rFonts w:ascii="Noto Sans CJK KR" w:hAnsi="Noto Sans CJK KR" w:eastAsia="Noto Sans CJK KR"/>
+          <w:rFonts w:ascii="Malgun Gothic" w:hAnsi="Malgun Gothic" w:eastAsia="Noto Sans CJK KR"/>
           <w:color w:val="2E74B5"/>
         </w:rPr>
         <w:t>20.1 초기 KPI 목표</w:t>
@@ -16683,7 +16521,7 @@
       </w:pPr>
       <w:r>
         <w:rPr>
-          <w:rFonts w:ascii="Noto Sans CJK KR" w:hAnsi="Noto Sans CJK KR" w:eastAsia="Noto Sans CJK KR"/>
+          <w:rFonts w:ascii="Malgun Gothic" w:hAnsi="Malgun Gothic" w:eastAsia="Noto Sans CJK KR"/>
           <w:color w:val="1F4E79"/>
         </w:rPr>
         <w:t>21. QA/인수 기준</w:t>
@@ -16697,7 +16535,7 @@
       </w:pPr>
       <w:r>
         <w:rPr>
-          <w:rFonts w:ascii="Noto Sans CJK KR" w:hAnsi="Noto Sans CJK KR" w:eastAsia="Noto Sans CJK KR"/>
+          <w:rFonts w:ascii="Malgun Gothic" w:hAnsi="Malgun Gothic" w:eastAsia="Noto Sans CJK KR"/>
           <w:color w:val="2E74B5"/>
         </w:rPr>
         <w:t>21.1 기능 인수 기준</w:t>
@@ -16840,14 +16678,13 @@
         <w:tc>
           <w:tcPr>
             <w:tcW w:type="dxa" w:w="2500"/>
-            <w:vAlign w:val="top"/>
-          </w:tcPr>
-          <w:p>
-            <w:r>
-              <w:rPr>
-                <w:rFonts w:ascii="Noto Sans CJK KR" w:hAnsi="Noto Sans CJK KR" w:eastAsia="Noto Sans CJK KR"/>
-                <w:b w:val="0"/>
-                <w:sz w:val="15"/>
+            <w:vAlign w:val="center"/>
+          </w:tcPr>
+          <w:p>
+            <w:r>
+              <w:rPr>
+                <w:rFonts w:ascii="Malgun Gothic" w:hAnsi="Malgun Gothic"/>
+                <w:sz w:val="18"/>
               </w:rPr>
               <w:t>LINE 공유</w:t>
             </w:r>
@@ -16856,16 +16693,15 @@
         <w:tc>
           <w:tcPr>
             <w:tcW w:type="dxa" w:w="7500"/>
-            <w:vAlign w:val="top"/>
-          </w:tcPr>
-          <w:p>
-            <w:r>
-              <w:rPr>
-                <w:rFonts w:ascii="Noto Sans CJK KR" w:hAnsi="Noto Sans CJK KR" w:eastAsia="Noto Sans CJK KR"/>
-                <w:b w:val="0"/>
-                <w:sz w:val="15"/>
-              </w:rPr>
-              <w:t>등록된 LINE 연락처를 채팅방 카드로 전송하고 상대가 열기/복사/신고/차단 가능하다.</w:t>
+            <w:vAlign w:val="center"/>
+          </w:tcPr>
+          <w:p>
+            <w:r>
+              <w:rPr>
+                <w:rFonts w:ascii="Malgun Gothic" w:hAnsi="Malgun Gothic"/>
+                <w:sz w:val="18"/>
+              </w:rPr>
+              <w:t>등록된 LINE 연락처를 ContactExchange 권한 객체로 생성하고 채팅방에는 redacted Contact Card만 표시한다. raw LINE ID/QR/link는 ChatMessage, 로그, smoke JSON, screenshot에 복사되지 않는다.</w:t>
             </w:r>
           </w:p>
         </w:tc>
@@ -16874,14 +16710,13 @@
         <w:tc>
           <w:tcPr>
             <w:tcW w:type="dxa" w:w="2500"/>
-            <w:vAlign w:val="top"/>
-          </w:tcPr>
-          <w:p>
-            <w:r>
-              <w:rPr>
-                <w:rFonts w:ascii="Noto Sans CJK KR" w:hAnsi="Noto Sans CJK KR" w:eastAsia="Noto Sans CJK KR"/>
-                <w:b w:val="0"/>
-                <w:sz w:val="15"/>
+            <w:vAlign w:val="center"/>
+          </w:tcPr>
+          <w:p>
+            <w:r>
+              <w:rPr>
+                <w:rFonts w:ascii="Malgun Gothic" w:hAnsi="Malgun Gothic"/>
+                <w:sz w:val="18"/>
               </w:rPr>
               <w:t>Facebook 공유</w:t>
             </w:r>
@@ -16890,16 +16725,15 @@
         <w:tc>
           <w:tcPr>
             <w:tcW w:type="dxa" w:w="7500"/>
-            <w:vAlign w:val="top"/>
-          </w:tcPr>
-          <w:p>
-            <w:r>
-              <w:rPr>
-                <w:rFonts w:ascii="Noto Sans CJK KR" w:hAnsi="Noto Sans CJK KR" w:eastAsia="Noto Sans CJK KR"/>
-                <w:b w:val="0"/>
-                <w:sz w:val="15"/>
-              </w:rPr>
-              <w:t>등록된 Facebook 링크를 채팅방 카드로 전송하고 상대가 열기/복사/신고/차단 가능하다.</w:t>
+            <w:vAlign w:val="center"/>
+          </w:tcPr>
+          <w:p>
+            <w:r>
+              <w:rPr>
+                <w:rFonts w:ascii="Malgun Gothic" w:hAnsi="Malgun Gothic"/>
+                <w:sz w:val="18"/>
+              </w:rPr>
+              <w:t>Gate 1 인수 기준. Gate 0에서는 feature flag가 false이며 Facebook 공유 UI가 노출되지 않는다.</w:t>
             </w:r>
           </w:p>
         </w:tc>
@@ -16908,14 +16742,13 @@
         <w:tc>
           <w:tcPr>
             <w:tcW w:type="dxa" w:w="2500"/>
-            <w:vAlign w:val="top"/>
-          </w:tcPr>
-          <w:p>
-            <w:r>
-              <w:rPr>
-                <w:rFonts w:ascii="Noto Sans CJK KR" w:hAnsi="Noto Sans CJK KR" w:eastAsia="Noto Sans CJK KR"/>
-                <w:b w:val="0"/>
-                <w:sz w:val="15"/>
+            <w:vAlign w:val="center"/>
+          </w:tcPr>
+          <w:p>
+            <w:r>
+              <w:rPr>
+                <w:rFonts w:ascii="Malgun Gothic" w:hAnsi="Malgun Gothic"/>
+                <w:sz w:val="18"/>
               </w:rPr>
               <w:t>광고</w:t>
             </w:r>
@@ -16924,16 +16757,15 @@
         <w:tc>
           <w:tcPr>
             <w:tcW w:type="dxa" w:w="7500"/>
-            <w:vAlign w:val="top"/>
-          </w:tcPr>
-          <w:p>
-            <w:r>
-              <w:rPr>
-                <w:rFonts w:ascii="Noto Sans CJK KR" w:hAnsi="Noto Sans CJK KR" w:eastAsia="Noto Sans CJK KR"/>
-                <w:b w:val="0"/>
-                <w:sz w:val="15"/>
-              </w:rPr>
-              <w:t>Discover Native Ad, Rewarded Ad 보상 지급, 광고 이벤트 로깅이 동작한다. 광고 실패 시 앱 기능이 비정상 종료되지 않는다.</w:t>
+            <w:vAlign w:val="center"/>
+          </w:tcPr>
+          <w:p>
+            <w:r>
+              <w:rPr>
+                <w:rFonts w:ascii="Malgun Gothic" w:hAnsi="Malgun Gothic"/>
+                <w:sz w:val="18"/>
+              </w:rPr>
+              <w:t>Gate 0에서는 Discover Native Ad 슬롯이 약하게 허용되고 Contact Card/Chat 상세/Public ID/report/block에는 광고가 노출되지 않는다. Reward ledger는 append-only/idempotent 계약을 통과한다.</w:t>
             </w:r>
           </w:p>
         </w:tc>
@@ -17050,7 +16882,7 @@
       </w:pPr>
       <w:r>
         <w:rPr>
-          <w:rFonts w:ascii="Noto Sans CJK KR" w:hAnsi="Noto Sans CJK KR" w:eastAsia="Noto Sans CJK KR"/>
+          <w:rFonts w:ascii="Malgun Gothic" w:hAnsi="Malgun Gothic" w:eastAsia="Noto Sans CJK KR"/>
           <w:color w:val="2E74B5"/>
         </w:rPr>
         <w:t>21.2 모바일 기기 QA</w:t>
@@ -17301,7 +17133,7 @@
       </w:pPr>
       <w:r>
         <w:rPr>
-          <w:rFonts w:ascii="Noto Sans CJK KR" w:hAnsi="Noto Sans CJK KR" w:eastAsia="Noto Sans CJK KR"/>
+          <w:rFonts w:ascii="Malgun Gothic" w:hAnsi="Malgun Gothic" w:eastAsia="Noto Sans CJK KR"/>
           <w:color w:val="1F4E79"/>
         </w:rPr>
         <w:t>22. 개발 일정 및 스프린트 계획</w:t>
@@ -17418,14 +17250,13 @@
         <w:tc>
           <w:tcPr>
             <w:tcW w:type="dxa" w:w="1300"/>
-            <w:vAlign w:val="top"/>
-          </w:tcPr>
-          <w:p>
-            <w:r>
-              <w:rPr>
-                <w:rFonts w:ascii="Noto Sans CJK KR" w:hAnsi="Noto Sans CJK KR" w:eastAsia="Noto Sans CJK KR"/>
-                <w:b w:val="0"/>
-                <w:sz w:val="14"/>
+            <w:vAlign w:val="center"/>
+          </w:tcPr>
+          <w:p>
+            <w:r>
+              <w:rPr>
+                <w:rFonts w:ascii="Malgun Gothic" w:hAnsi="Malgun Gothic"/>
+                <w:sz w:val="18"/>
               </w:rPr>
               <w:t>Sprint 0</w:t>
             </w:r>
@@ -17434,48 +17265,45 @@
         <w:tc>
           <w:tcPr>
             <w:tcW w:type="dxa" w:w="3000"/>
-            <w:vAlign w:val="top"/>
-          </w:tcPr>
-          <w:p>
-            <w:r>
-              <w:rPr>
-                <w:rFonts w:ascii="Noto Sans CJK KR" w:hAnsi="Noto Sans CJK KR" w:eastAsia="Noto Sans CJK KR"/>
-                <w:b w:val="0"/>
-                <w:sz w:val="14"/>
-              </w:rPr>
-              <w:t>ERD/API/Feature Flag 확정</w:t>
+            <w:vAlign w:val="center"/>
+          </w:tcPr>
+          <w:p>
+            <w:r>
+              <w:rPr>
+                <w:rFonts w:ascii="Malgun Gothic" w:hAnsi="Malgun Gothic"/>
+                <w:sz w:val="18"/>
+              </w:rPr>
+              <w:t>OpenAPI/Feature Flag/DB matrix, fixture-backed Gate 0 API service boundary</w:t>
             </w:r>
           </w:p>
         </w:tc>
         <w:tc>
           <w:tcPr>
             <w:tcW w:type="dxa" w:w="3400"/>
-            <w:vAlign w:val="top"/>
-          </w:tcPr>
-          <w:p>
-            <w:r>
-              <w:rPr>
-                <w:rFonts w:ascii="Noto Sans CJK KR" w:hAnsi="Noto Sans CJK KR" w:eastAsia="Noto Sans CJK KR"/>
-                <w:b w:val="0"/>
-                <w:sz w:val="14"/>
-              </w:rPr>
-              <w:t>Figma UIUX, 디자인 시스템, 언어 키 설계</w:t>
+            <w:vAlign w:val="center"/>
+          </w:tcPr>
+          <w:p>
+            <w:r>
+              <w:rPr>
+                <w:rFonts w:ascii="Malgun Gothic" w:hAnsi="Malgun Gothic"/>
+                <w:sz w:val="18"/>
+              </w:rPr>
+              <w:t>DESIGN.md, PRODUCT.md, HTML wireframes, 5-tab route shell</w:t>
             </w:r>
           </w:p>
         </w:tc>
         <w:tc>
           <w:tcPr>
             <w:tcW w:type="dxa" w:w="2300"/>
-            <w:vAlign w:val="top"/>
-          </w:tcPr>
-          <w:p>
-            <w:r>
-              <w:rPr>
-                <w:rFonts w:ascii="Noto Sans CJK KR" w:hAnsi="Noto Sans CJK KR" w:eastAsia="Noto Sans CJK KR"/>
-                <w:b w:val="0"/>
-                <w:sz w:val="14"/>
-              </w:rPr>
-              <w:t>화면 정의서, API 계약, DB 초안</w:t>
+            <w:vAlign w:val="center"/>
+          </w:tcPr>
+          <w:p>
+            <w:r>
+              <w:rPr>
+                <w:rFonts w:ascii="Malgun Gothic" w:hAnsi="Malgun Gothic"/>
+                <w:sz w:val="18"/>
+              </w:rPr>
+              <w:t>wireframe QA, mobile route QA, npm test 통과</w:t>
             </w:r>
           </w:p>
         </w:tc>
@@ -17484,14 +17312,13 @@
         <w:tc>
           <w:tcPr>
             <w:tcW w:type="dxa" w:w="1300"/>
-            <w:vAlign w:val="top"/>
-          </w:tcPr>
-          <w:p>
-            <w:r>
-              <w:rPr>
-                <w:rFonts w:ascii="Noto Sans CJK KR" w:hAnsi="Noto Sans CJK KR" w:eastAsia="Noto Sans CJK KR"/>
-                <w:b w:val="0"/>
-                <w:sz w:val="14"/>
+            <w:vAlign w:val="center"/>
+          </w:tcPr>
+          <w:p>
+            <w:r>
+              <w:rPr>
+                <w:rFonts w:ascii="Malgun Gothic" w:hAnsi="Malgun Gothic"/>
+                <w:sz w:val="18"/>
               </w:rPr>
               <w:t>Sprint 1</w:t>
             </w:r>
@@ -17500,48 +17327,45 @@
         <w:tc>
           <w:tcPr>
             <w:tcW w:type="dxa" w:w="3000"/>
-            <w:vAlign w:val="top"/>
-          </w:tcPr>
-          <w:p>
-            <w:r>
-              <w:rPr>
-                <w:rFonts w:ascii="Noto Sans CJK KR" w:hAnsi="Noto Sans CJK KR" w:eastAsia="Noto Sans CJK KR"/>
-                <w:b w:val="0"/>
-                <w:sz w:val="14"/>
-              </w:rPr>
-              <w:t>Auth/UserIdentity/PublicIdentity 기본</w:t>
+            <w:vAlign w:val="center"/>
+          </w:tcPr>
+          <w:p>
+            <w:r>
+              <w:rPr>
+                <w:rFonts w:ascii="Malgun Gothic" w:hAnsi="Malgun Gothic"/>
+                <w:sz w:val="18"/>
+              </w:rPr>
+              <w:t>PublicIdentity/Discover/Chat/LINE ContactExchange service 구현 확장</w:t>
             </w:r>
           </w:p>
         </w:tc>
         <w:tc>
           <w:tcPr>
             <w:tcW w:type="dxa" w:w="3400"/>
-            <w:vAlign w:val="top"/>
-          </w:tcPr>
-          <w:p>
-            <w:r>
-              <w:rPr>
-                <w:rFonts w:ascii="Noto Sans CJK KR" w:hAnsi="Noto Sans CJK KR" w:eastAsia="Noto Sans CJK KR"/>
-                <w:b w:val="0"/>
-                <w:sz w:val="14"/>
-              </w:rPr>
-              <w:t>Login, Public ID 생성, ID 이미지 선택</w:t>
+            <w:vAlign w:val="center"/>
+          </w:tcPr>
+          <w:p>
+            <w:r>
+              <w:rPr>
+                <w:rFonts w:ascii="Malgun Gothic" w:hAnsi="Malgun Gothic"/>
+                <w:sz w:val="18"/>
+              </w:rPr>
+              <w:t>Public ID, Discover/Swipe, Chat, LINE Contact Card Flutter shell 연결</w:t>
             </w:r>
           </w:p>
         </w:tc>
         <w:tc>
           <w:tcPr>
             <w:tcW w:type="dxa" w:w="2300"/>
-            <w:vAlign w:val="top"/>
-          </w:tcPr>
-          <w:p>
-            <w:r>
-              <w:rPr>
-                <w:rFonts w:ascii="Noto Sans CJK KR" w:hAnsi="Noto Sans CJK KR" w:eastAsia="Noto Sans CJK KR"/>
-                <w:b w:val="0"/>
-                <w:sz w:val="14"/>
-              </w:rPr>
-              <w:t>가입 완료 플로우</w:t>
+            <w:vAlign w:val="center"/>
+          </w:tcPr>
+          <w:p>
+            <w:r>
+              <w:rPr>
+                <w:rFonts w:ascii="Malgun Gothic" w:hAnsi="Malgun Gothic"/>
+                <w:sz w:val="18"/>
+              </w:rPr>
+              <w:t>Gate 0 Trust Loop vertical slice</w:t>
             </w:r>
           </w:p>
         </w:tc>
@@ -17682,14 +17506,13 @@
         <w:tc>
           <w:tcPr>
             <w:tcW w:type="dxa" w:w="1300"/>
-            <w:vAlign w:val="top"/>
-          </w:tcPr>
-          <w:p>
-            <w:r>
-              <w:rPr>
-                <w:rFonts w:ascii="Noto Sans CJK KR" w:hAnsi="Noto Sans CJK KR" w:eastAsia="Noto Sans CJK KR"/>
-                <w:b w:val="0"/>
-                <w:sz w:val="14"/>
+            <w:vAlign w:val="center"/>
+          </w:tcPr>
+          <w:p>
+            <w:r>
+              <w:rPr>
+                <w:rFonts w:ascii="Malgun Gothic" w:hAnsi="Malgun Gothic"/>
+                <w:sz w:val="18"/>
               </w:rPr>
               <w:t>Sprint 4</w:t>
             </w:r>
@@ -17698,48 +17521,45 @@
         <w:tc>
           <w:tcPr>
             <w:tcW w:type="dxa" w:w="3000"/>
-            <w:vAlign w:val="top"/>
-          </w:tcPr>
-          <w:p>
-            <w:r>
-              <w:rPr>
-                <w:rFonts w:ascii="Noto Sans CJK KR" w:hAnsi="Noto Sans CJK KR" w:eastAsia="Noto Sans CJK KR"/>
-                <w:b w:val="0"/>
-                <w:sz w:val="14"/>
-              </w:rPr>
-              <w:t>Chat/ContactExchange LINE/Facebook</w:t>
+            <w:vAlign w:val="center"/>
+          </w:tcPr>
+          <w:p>
+            <w:r>
+              <w:rPr>
+                <w:rFonts w:ascii="Malgun Gothic" w:hAnsi="Malgun Gothic"/>
+                <w:sz w:val="18"/>
+              </w:rPr>
+              <w:t>Chat/ContactExchange LINE-first</w:t>
             </w:r>
           </w:p>
         </w:tc>
         <w:tc>
           <w:tcPr>
             <w:tcW w:type="dxa" w:w="3400"/>
-            <w:vAlign w:val="top"/>
-          </w:tcPr>
-          <w:p>
-            <w:r>
-              <w:rPr>
-                <w:rFonts w:ascii="Noto Sans CJK KR" w:hAnsi="Noto Sans CJK KR" w:eastAsia="Noto Sans CJK KR"/>
-                <w:b w:val="0"/>
-                <w:sz w:val="14"/>
-              </w:rPr>
-              <w:t>채팅방, LINE/Facebook Contact Card</w:t>
+            <w:vAlign w:val="center"/>
+          </w:tcPr>
+          <w:p>
+            <w:r>
+              <w:rPr>
+                <w:rFonts w:ascii="Malgun Gothic" w:hAnsi="Malgun Gothic"/>
+                <w:sz w:val="18"/>
+              </w:rPr>
+              <w:t>채팅방, LINE Contact Card, revoke/report/block 상태</w:t>
             </w:r>
           </w:p>
         </w:tc>
         <w:tc>
           <w:tcPr>
             <w:tcW w:type="dxa" w:w="2300"/>
-            <w:vAlign w:val="top"/>
-          </w:tcPr>
-          <w:p>
-            <w:r>
-              <w:rPr>
-                <w:rFonts w:ascii="Noto Sans CJK KR" w:hAnsi="Noto Sans CJK KR" w:eastAsia="Noto Sans CJK KR"/>
-                <w:b w:val="0"/>
-                <w:sz w:val="14"/>
-              </w:rPr>
-              <w:t>SNS 공유 MVP</w:t>
+            <w:vAlign w:val="center"/>
+          </w:tcPr>
+          <w:p>
+            <w:r>
+              <w:rPr>
+                <w:rFonts w:ascii="Malgun Gothic" w:hAnsi="Malgun Gothic"/>
+                <w:sz w:val="18"/>
+              </w:rPr>
+              <w:t>LINE 공유 MVP</w:t>
             </w:r>
           </w:p>
         </w:tc>
@@ -17748,14 +17568,13 @@
         <w:tc>
           <w:tcPr>
             <w:tcW w:type="dxa" w:w="1300"/>
-            <w:vAlign w:val="top"/>
-          </w:tcPr>
-          <w:p>
-            <w:r>
-              <w:rPr>
-                <w:rFonts w:ascii="Noto Sans CJK KR" w:hAnsi="Noto Sans CJK KR" w:eastAsia="Noto Sans CJK KR"/>
-                <w:b w:val="0"/>
-                <w:sz w:val="14"/>
+            <w:vAlign w:val="center"/>
+          </w:tcPr>
+          <w:p>
+            <w:r>
+              <w:rPr>
+                <w:rFonts w:ascii="Malgun Gothic" w:hAnsi="Malgun Gothic"/>
+                <w:sz w:val="18"/>
               </w:rPr>
               <w:t>Sprint 5</w:t>
             </w:r>
@@ -17764,48 +17583,45 @@
         <w:tc>
           <w:tcPr>
             <w:tcW w:type="dxa" w:w="3000"/>
-            <w:vAlign w:val="top"/>
-          </w:tcPr>
-          <w:p>
-            <w:r>
-              <w:rPr>
-                <w:rFonts w:ascii="Noto Sans CJK KR" w:hAnsi="Noto Sans CJK KR" w:eastAsia="Noto Sans CJK KR"/>
-                <w:b w:val="0"/>
-                <w:sz w:val="14"/>
-              </w:rPr>
-              <w:t>Ad Events/Rewards/Remote Config</w:t>
+            <w:vAlign w:val="center"/>
+          </w:tcPr>
+          <w:p>
+            <w:r>
+              <w:rPr>
+                <w:rFonts w:ascii="Malgun Gothic" w:hAnsi="Malgun Gothic"/>
+                <w:sz w:val="18"/>
+              </w:rPr>
+              <w:t>RewardLedger/Ad Events/Remote Config</w:t>
             </w:r>
           </w:p>
         </w:tc>
         <w:tc>
           <w:tcPr>
             <w:tcW w:type="dxa" w:w="3400"/>
-            <w:vAlign w:val="top"/>
-          </w:tcPr>
-          <w:p>
-            <w:r>
-              <w:rPr>
-                <w:rFonts w:ascii="Noto Sans CJK KR" w:hAnsi="Noto Sans CJK KR" w:eastAsia="Noto Sans CJK KR"/>
-                <w:b w:val="0"/>
-                <w:sz w:val="14"/>
-              </w:rPr>
-              <w:t>AdMob Native/Rewarded, 보상 지급 UI</w:t>
+            <w:vAlign w:val="center"/>
+          </w:tcPr>
+          <w:p>
+            <w:r>
+              <w:rPr>
+                <w:rFonts w:ascii="Malgun Gothic" w:hAnsi="Malgun Gothic"/>
+                <w:sz w:val="18"/>
+              </w:rPr>
+              <w:t>Discover Native Ad 제한 노출, Rewarded UI는 flag 뒤에 유지</w:t>
             </w:r>
           </w:p>
         </w:tc>
         <w:tc>
           <w:tcPr>
             <w:tcW w:type="dxa" w:w="2300"/>
-            <w:vAlign w:val="top"/>
-          </w:tcPr>
-          <w:p>
-            <w:r>
-              <w:rPr>
-                <w:rFonts w:ascii="Noto Sans CJK KR" w:hAnsi="Noto Sans CJK KR" w:eastAsia="Noto Sans CJK KR"/>
-                <w:b w:val="0"/>
-                <w:sz w:val="14"/>
-              </w:rPr>
-              <w:t>광고 수익화 MVP</w:t>
+            <w:vAlign w:val="center"/>
+          </w:tcPr>
+          <w:p>
+            <w:r>
+              <w:rPr>
+                <w:rFonts w:ascii="Malgun Gothic" w:hAnsi="Malgun Gothic"/>
+                <w:sz w:val="18"/>
+              </w:rPr>
+              <w:t>광고/보상 scaffold</w:t>
             </w:r>
           </w:p>
         </w:tc>
@@ -17814,14 +17630,13 @@
         <w:tc>
           <w:tcPr>
             <w:tcW w:type="dxa" w:w="1300"/>
-            <w:vAlign w:val="top"/>
-          </w:tcPr>
-          <w:p>
-            <w:r>
-              <w:rPr>
-                <w:rFonts w:ascii="Noto Sans CJK KR" w:hAnsi="Noto Sans CJK KR" w:eastAsia="Noto Sans CJK KR"/>
-                <w:b w:val="0"/>
-                <w:sz w:val="14"/>
+            <w:vAlign w:val="center"/>
+          </w:tcPr>
+          <w:p>
+            <w:r>
+              <w:rPr>
+                <w:rFonts w:ascii="Malgun Gothic" w:hAnsi="Malgun Gothic"/>
+                <w:sz w:val="18"/>
               </w:rPr>
               <w:t>Sprint 6</w:t>
             </w:r>
@@ -17830,46 +17645,43 @@
         <w:tc>
           <w:tcPr>
             <w:tcW w:type="dxa" w:w="3000"/>
-            <w:vAlign w:val="top"/>
-          </w:tcPr>
-          <w:p>
-            <w:r>
-              <w:rPr>
-                <w:rFonts w:ascii="Noto Sans CJK KR" w:hAnsi="Noto Sans CJK KR" w:eastAsia="Noto Sans CJK KR"/>
-                <w:b w:val="0"/>
-                <w:sz w:val="14"/>
-              </w:rPr>
-              <w:t>Reports/Blocks/Admin</w:t>
+            <w:vAlign w:val="center"/>
+          </w:tcPr>
+          <w:p>
+            <w:r>
+              <w:rPr>
+                <w:rFonts w:ascii="Malgun Gothic" w:hAnsi="Malgun Gothic"/>
+                <w:sz w:val="18"/>
+              </w:rPr>
+              <w:t>Reports/Blocks/Admin inspection data</w:t>
             </w:r>
           </w:p>
         </w:tc>
         <w:tc>
           <w:tcPr>
             <w:tcW w:type="dxa" w:w="3400"/>
-            <w:vAlign w:val="top"/>
-          </w:tcPr>
-          <w:p>
-            <w:r>
-              <w:rPr>
-                <w:rFonts w:ascii="Noto Sans CJK KR" w:hAnsi="Noto Sans CJK KR" w:eastAsia="Noto Sans CJK KR"/>
-                <w:b w:val="0"/>
-                <w:sz w:val="14"/>
-              </w:rPr>
-              <w:t>신고/차단, ID 관리, Activity</w:t>
+            <w:vAlign w:val="center"/>
+          </w:tcPr>
+          <w:p>
+            <w:r>
+              <w:rPr>
+                <w:rFonts w:ascii="Malgun Gothic" w:hAnsi="Malgun Gothic"/>
+                <w:sz w:val="18"/>
+              </w:rPr>
+              <w:t>List/My 안전 액션, ID 관리, contact history</w:t>
             </w:r>
           </w:p>
         </w:tc>
         <w:tc>
           <w:tcPr>
             <w:tcW w:type="dxa" w:w="2300"/>
-            <w:vAlign w:val="top"/>
-          </w:tcPr>
-          <w:p>
-            <w:r>
-              <w:rPr>
-                <w:rFonts w:ascii="Noto Sans CJK KR" w:hAnsi="Noto Sans CJK KR" w:eastAsia="Noto Sans CJK KR"/>
-                <w:b w:val="0"/>
-                <w:sz w:val="14"/>
+            <w:vAlign w:val="center"/>
+          </w:tcPr>
+          <w:p>
+            <w:r>
+              <w:rPr>
+                <w:rFonts w:ascii="Malgun Gothic" w:hAnsi="Malgun Gothic"/>
+                <w:sz w:val="18"/>
               </w:rPr>
               <w:t>운영 MVP</w:t>
             </w:r>
@@ -17952,7 +17764,7 @@
       </w:pPr>
       <w:r>
         <w:rPr>
-          <w:rFonts w:ascii="Noto Sans CJK KR" w:hAnsi="Noto Sans CJK KR" w:eastAsia="Noto Sans CJK KR"/>
+          <w:rFonts w:ascii="Malgun Gothic" w:hAnsi="Malgun Gothic" w:eastAsia="Noto Sans CJK KR"/>
           <w:color w:val="1F4E79"/>
         </w:rPr>
         <w:t>23. 참고 공식 문서</w:t>
@@ -18373,7 +18185,7 @@
       </w:pPr>
       <w:r>
         <w:rPr>
-          <w:rFonts w:ascii="Noto Sans CJK KR" w:hAnsi="Noto Sans CJK KR" w:eastAsia="Noto Sans CJK KR"/>
+          <w:rFonts w:ascii="Malgun Gothic" w:hAnsi="Malgun Gothic" w:eastAsia="Noto Sans CJK KR"/>
           <w:color w:val="1F4E79"/>
         </w:rPr>
         <w:t>24. 오픈 이슈 및 최종 결정 필요 항목</w:t>
@@ -18619,14 +18431,13 @@
         <w:tc>
           <w:tcPr>
             <w:tcW w:type="dxa" w:w="2300"/>
-            <w:vAlign w:val="top"/>
-          </w:tcPr>
-          <w:p>
-            <w:r>
-              <w:rPr>
-                <w:rFonts w:ascii="Noto Sans CJK KR" w:hAnsi="Noto Sans CJK KR" w:eastAsia="Noto Sans CJK KR"/>
-                <w:b w:val="0"/>
-                <w:sz w:val="15"/>
+            <w:vAlign w:val="center"/>
+          </w:tcPr>
+          <w:p>
+            <w:r>
+              <w:rPr>
+                <w:rFonts w:ascii="Malgun Gothic" w:hAnsi="Malgun Gothic"/>
+                <w:sz w:val="18"/>
               </w:rPr>
               <w:t>광고 빈도</w:t>
             </w:r>
@@ -18635,14 +18446,13 @@
         <w:tc>
           <w:tcPr>
             <w:tcW w:type="dxa" w:w="4300"/>
-            <w:vAlign w:val="top"/>
-          </w:tcPr>
-          <w:p>
-            <w:r>
-              <w:rPr>
-                <w:rFonts w:ascii="Noto Sans CJK KR" w:hAnsi="Noto Sans CJK KR" w:eastAsia="Noto Sans CJK KR"/>
-                <w:b w:val="0"/>
-                <w:sz w:val="15"/>
+            <w:vAlign w:val="center"/>
+          </w:tcPr>
+          <w:p>
+            <w:r>
+              <w:rPr>
+                <w:rFonts w:ascii="Malgun Gothic" w:hAnsi="Malgun Gothic"/>
+                <w:sz w:val="18"/>
               </w:rPr>
               <w:t>Discover Native Ad 간격과 Reward 보상량</w:t>
             </w:r>
@@ -18651,16 +18461,15 @@
         <w:tc>
           <w:tcPr>
             <w:tcW w:type="dxa" w:w="3400"/>
-            <w:vAlign w:val="top"/>
-          </w:tcPr>
-          <w:p>
-            <w:r>
-              <w:rPr>
-                <w:rFonts w:ascii="Noto Sans CJK KR" w:hAnsi="Noto Sans CJK KR" w:eastAsia="Noto Sans CJK KR"/>
-                <w:b w:val="0"/>
-                <w:sz w:val="15"/>
-              </w:rPr>
-              <w:t>8~12개 카드당 1개, Reward는 공유 +2회</w:t>
+            <w:vAlign w:val="center"/>
+          </w:tcPr>
+          <w:p>
+            <w:r>
+              <w:rPr>
+                <w:rFonts w:ascii="Malgun Gothic" w:hAnsi="Malgun Gothic"/>
+                <w:sz w:val="18"/>
+              </w:rPr>
+              <w:t>Gate 0은 Discover Native 약하게 허용, Reward UI 기본 off, ledger만 준비</w:t>
             </w:r>
           </w:p>
         </w:tc>
@@ -18769,14 +18578,13 @@
         <w:tc>
           <w:tcPr>
             <w:tcW w:type="dxa" w:w="2300"/>
-            <w:vAlign w:val="top"/>
-          </w:tcPr>
-          <w:p>
-            <w:r>
-              <w:rPr>
-                <w:rFonts w:ascii="Noto Sans CJK KR" w:hAnsi="Noto Sans CJK KR" w:eastAsia="Noto Sans CJK KR"/>
-                <w:b w:val="0"/>
-                <w:sz w:val="15"/>
+            <w:vAlign w:val="center"/>
+          </w:tcPr>
+          <w:p>
+            <w:r>
+              <w:rPr>
+                <w:rFonts w:ascii="Malgun Gothic" w:hAnsi="Malgun Gothic"/>
+                <w:sz w:val="18"/>
               </w:rPr>
               <w:t>Facebook 공유 형태</w:t>
             </w:r>
@@ -18785,14 +18593,13 @@
         <w:tc>
           <w:tcPr>
             <w:tcW w:type="dxa" w:w="4300"/>
-            <w:vAlign w:val="top"/>
-          </w:tcPr>
-          <w:p>
-            <w:r>
-              <w:rPr>
-                <w:rFonts w:ascii="Noto Sans CJK KR" w:hAnsi="Noto Sans CJK KR" w:eastAsia="Noto Sans CJK KR"/>
-                <w:b w:val="0"/>
-                <w:sz w:val="15"/>
+            <w:vAlign w:val="center"/>
+          </w:tcPr>
+          <w:p>
+            <w:r>
+              <w:rPr>
+                <w:rFonts w:ascii="Malgun Gothic" w:hAnsi="Malgun Gothic"/>
+                <w:sz w:val="18"/>
               </w:rPr>
               <w:t>개인 프로필 URL만 허용할지 Messenger URL도 허용할지</w:t>
             </w:r>
@@ -18801,16 +18608,15 @@
         <w:tc>
           <w:tcPr>
             <w:tcW w:type="dxa" w:w="3400"/>
-            <w:vAlign w:val="top"/>
-          </w:tcPr>
-          <w:p>
-            <w:r>
-              <w:rPr>
-                <w:rFonts w:ascii="Noto Sans CJK KR" w:hAnsi="Noto Sans CJK KR" w:eastAsia="Noto Sans CJK KR"/>
-                <w:b w:val="0"/>
-                <w:sz w:val="15"/>
-              </w:rPr>
-              <w:t>둘 다 허용, 사용자가 직접 등록</w:t>
+            <w:vAlign w:val="center"/>
+          </w:tcPr>
+          <w:p>
+            <w:r>
+              <w:rPr>
+                <w:rFonts w:ascii="Malgun Gothic" w:hAnsi="Malgun Gothic"/>
+                <w:sz w:val="18"/>
+              </w:rPr>
+              <w:t>Gate 1에서 둘 다 허용 가능. Gate 0 UI는 LINE-first로 고정</w:t>
             </w:r>
           </w:p>
         </w:tc>
@@ -18919,6 +18725,479 @@
       </w:tr>
     </w:tbl>
     <w:p/>
+    <w:p/>
+    <w:p>
+      <w:r>
+        <w:br w:type="page"/>
+      </w:r>
+    </w:p>
+    <w:p>
+      <w:pPr>
+        <w:pStyle w:val="Heading1"/>
+      </w:pPr>
+      <w:r>
+        <w:rPr>
+          <w:rFonts w:ascii="Malgun Gothic" w:hAnsi="Malgun Gothic"/>
+        </w:rPr>
+        <w:t>25. 2026-06-04 구현 착수 업데이트</w:t>
+      </w:r>
+    </w:p>
+    <w:p>
+      <w:r>
+        <w:rPr>
+          <w:rFonts w:ascii="Malgun Gothic" w:hAnsi="Malgun Gothic"/>
+        </w:rPr>
+        <w:t>본 섹션은 PRD v3.0 작성 이후 Codex/gstack 리뷰와 초기 scaffold 구현 결과를 반영한 구현 착수 기준이다. 기존 PRD의 장기 방향은 유지하되 Gate 0은 좁힌 풀 MVP로 고정한다.</w:t>
+      </w:r>
+    </w:p>
+    <w:p>
+      <w:pPr>
+        <w:pStyle w:val="Heading2"/>
+      </w:pPr>
+      <w:r>
+        <w:rPr>
+          <w:rFonts w:ascii="Malgun Gothic" w:hAnsi="Malgun Gothic"/>
+        </w:rPr>
+        <w:t>25.1 Gate 0 고정 결정</w:t>
+      </w:r>
+    </w:p>
+    <w:p>
+      <w:pPr>
+        <w:pStyle w:val="ListBullet"/>
+      </w:pPr>
+      <w:r>
+        <w:rPr>
+          <w:rFonts w:ascii="Malgun Gothic" w:hAnsi="Malgun Gothic"/>
+        </w:rPr>
+        <w:t>Gate 0 하단 내비게이션은 Discover, Swipe, Chat, List, My로 고정한다.</w:t>
+      </w:r>
+    </w:p>
+    <w:p>
+      <w:pPr>
+        <w:pStyle w:val="ListBullet"/>
+      </w:pPr>
+      <w:r>
+        <w:rPr>
+          <w:rFonts w:ascii="Malgun Gothic" w:hAnsi="Malgun Gothic"/>
+        </w:rPr>
+        <w:t>Safety는 top-level 탭이 아니라 Profile Detail, Chat, Contact Card, List, My에서 접근 가능한 액션으로 둔다.</w:t>
+      </w:r>
+    </w:p>
+    <w:p>
+      <w:pPr>
+        <w:pStyle w:val="ListBullet"/>
+      </w:pPr>
+      <w:r>
+        <w:rPr>
+          <w:rFonts w:ascii="Malgun Gothic" w:hAnsi="Malgun Gothic"/>
+        </w:rPr>
+        <w:t>LINE은 Gate 0 UI에 노출되는 유일한 외부 연락처 provider다. Facebook은 ContactExchange 모델에는 남기되 Gate 1 feature flag 뒤에 둔다.</w:t>
+      </w:r>
+    </w:p>
+    <w:p>
+      <w:pPr>
+        <w:pStyle w:val="ListBullet"/>
+      </w:pPr>
+      <w:r>
+        <w:rPr>
+          <w:rFonts w:ascii="Malgun Gothic" w:hAnsi="Malgun Gothic"/>
+        </w:rPr>
+        <w:t>ContactExchange는 권한 객체다. ChatMessage에는 contactExchangeId만 저장하고 raw LINE/Facebook 값은 복사하지 않는다.</w:t>
+      </w:r>
+    </w:p>
+    <w:p>
+      <w:pPr>
+        <w:pStyle w:val="ListBullet"/>
+      </w:pPr>
+      <w:r>
+        <w:rPr>
+          <w:rFonts w:ascii="Malgun Gothic" w:hAnsi="Malgun Gothic"/>
+        </w:rPr>
+        <w:t>Discover Native Ad는 약하게 허용한다. Chat 상세, Contact Card, Public ID 생성/재생성, report/block 흐름에는 광고를 넣지 않는다.</w:t>
+      </w:r>
+    </w:p>
+    <w:p>
+      <w:pPr>
+        <w:pStyle w:val="ListBullet"/>
+      </w:pPr>
+      <w:r>
+        <w:rPr>
+          <w:rFonts w:ascii="Malgun Gothic" w:hAnsi="Malgun Gothic"/>
+        </w:rPr>
+        <w:t>RewardLedger는 append-only/idempotent 계약을 먼저 준비하고 Rewarded UI는 Gate 0 기본 off로 둔다.</w:t>
+      </w:r>
+    </w:p>
+    <w:p>
+      <w:pPr>
+        <w:pStyle w:val="ListBullet"/>
+      </w:pPr>
+      <w:r>
+        <w:rPr>
+          <w:rFonts w:ascii="Malgun Gothic" w:hAnsi="Malgun Gothic"/>
+        </w:rPr>
+        <w:t>UI 소스 오브 트루스는 DESIGN.md, PRODUCT.md, wireframes/index.html, wireframes/qa-check.mjs에 둔다.</w:t>
+      </w:r>
+    </w:p>
+    <w:p>
+      <w:pPr>
+        <w:pStyle w:val="Heading2"/>
+      </w:pPr>
+      <w:r>
+        <w:rPr>
+          <w:rFonts w:ascii="Malgun Gothic" w:hAnsi="Malgun Gothic"/>
+        </w:rPr>
+        <w:t>25.2 현재 repo 구현 상태</w:t>
+      </w:r>
+    </w:p>
+    <w:tbl>
+      <w:tblPr>
+        <w:tblW w:type="auto" w:w="0"/>
+        <w:jc w:val="center"/>
+        <w:tblLook w:firstColumn="1" w:firstRow="1" w:lastColumn="0" w:lastRow="0" w:noHBand="0" w:noVBand="1" w:val="04A0"/>
+      </w:tblPr>
+      <w:tblGrid>
+        <w:gridCol w:w="3552"/>
+        <w:gridCol w:w="3552"/>
+        <w:gridCol w:w="3552"/>
+      </w:tblGrid>
+      <w:tr>
+        <w:tc>
+          <w:tcPr>
+            <w:tcW w:type="dxa" w:w="3552"/>
+            <w:vAlign w:val="center"/>
+          </w:tcPr>
+          <w:p>
+            <w:r>
+              <w:rPr>
+                <w:rFonts w:ascii="Malgun Gothic" w:hAnsi="Malgun Gothic"/>
+                <w:sz w:val="18"/>
+              </w:rPr>
+              <w:t>영역</w:t>
+            </w:r>
+          </w:p>
+        </w:tc>
+        <w:tc>
+          <w:tcPr>
+            <w:tcW w:type="dxa" w:w="3552"/>
+            <w:vAlign w:val="center"/>
+          </w:tcPr>
+          <w:p>
+            <w:r>
+              <w:rPr>
+                <w:rFonts w:ascii="Malgun Gothic" w:hAnsi="Malgun Gothic"/>
+                <w:sz w:val="18"/>
+              </w:rPr>
+              <w:t>현재 상태</w:t>
+            </w:r>
+          </w:p>
+        </w:tc>
+        <w:tc>
+          <w:tcPr>
+            <w:tcW w:type="dxa" w:w="3552"/>
+            <w:vAlign w:val="center"/>
+          </w:tcPr>
+          <w:p>
+            <w:r>
+              <w:rPr>
+                <w:rFonts w:ascii="Malgun Gothic" w:hAnsi="Malgun Gothic"/>
+                <w:sz w:val="18"/>
+              </w:rPr>
+              <w:t>검증</w:t>
+            </w:r>
+          </w:p>
+        </w:tc>
+      </w:tr>
+      <w:tr>
+        <w:tc>
+          <w:tcPr>
+            <w:tcW w:type="dxa" w:w="3552"/>
+            <w:vAlign w:val="center"/>
+          </w:tcPr>
+          <w:p>
+            <w:r>
+              <w:rPr>
+                <w:rFonts w:ascii="Malgun Gothic" w:hAnsi="Malgun Gothic"/>
+                <w:sz w:val="18"/>
+              </w:rPr>
+              <w:t>Design/Product</w:t>
+            </w:r>
+          </w:p>
+        </w:tc>
+        <w:tc>
+          <w:tcPr>
+            <w:tcW w:type="dxa" w:w="3552"/>
+            <w:vAlign w:val="center"/>
+          </w:tcPr>
+          <w:p>
+            <w:r>
+              <w:rPr>
+                <w:rFonts w:ascii="Malgun Gothic" w:hAnsi="Malgun Gothic"/>
+                <w:sz w:val="18"/>
+              </w:rPr>
+              <w:t>DESIGN.md, PRODUCT.md, HTML wireframes 작성 완료</w:t>
+            </w:r>
+          </w:p>
+        </w:tc>
+        <w:tc>
+          <w:tcPr>
+            <w:tcW w:type="dxa" w:w="3552"/>
+            <w:vAlign w:val="center"/>
+          </w:tcPr>
+          <w:p>
+            <w:r>
+              <w:rPr>
+                <w:rFonts w:ascii="Malgun Gothic" w:hAnsi="Malgun Gothic"/>
+                <w:sz w:val="18"/>
+              </w:rPr>
+              <w:t>wireframes/qa-check.mjs</w:t>
+            </w:r>
+          </w:p>
+        </w:tc>
+      </w:tr>
+      <w:tr>
+        <w:tc>
+          <w:tcPr>
+            <w:tcW w:type="dxa" w:w="3552"/>
+            <w:vAlign w:val="center"/>
+          </w:tcPr>
+          <w:p>
+            <w:r>
+              <w:rPr>
+                <w:rFonts w:ascii="Malgun Gothic" w:hAnsi="Malgun Gothic"/>
+                <w:sz w:val="18"/>
+              </w:rPr>
+              <w:t>Mobile route shell</w:t>
+            </w:r>
+          </w:p>
+        </w:tc>
+        <w:tc>
+          <w:tcPr>
+            <w:tcW w:type="dxa" w:w="3552"/>
+            <w:vAlign w:val="center"/>
+          </w:tcPr>
+          <w:p>
+            <w:r>
+              <w:rPr>
+                <w:rFonts w:ascii="Malgun Gothic" w:hAnsi="Malgun Gothic"/>
+                <w:sz w:val="18"/>
+              </w:rPr>
+              <w:t>Flutter Gate 0 route table이 5-tab 계약으로 정렬됨</w:t>
+            </w:r>
+          </w:p>
+        </w:tc>
+        <w:tc>
+          <w:tcPr>
+            <w:tcW w:type="dxa" w:w="3552"/>
+            <w:vAlign w:val="center"/>
+          </w:tcPr>
+          <w:p>
+            <w:r>
+              <w:rPr>
+                <w:rFonts w:ascii="Malgun Gothic" w:hAnsi="Malgun Gothic"/>
+                <w:sz w:val="18"/>
+              </w:rPr>
+              <w:t>scripts/check-mobile-routes.mjs</w:t>
+            </w:r>
+          </w:p>
+        </w:tc>
+      </w:tr>
+      <w:tr>
+        <w:tc>
+          <w:tcPr>
+            <w:tcW w:type="dxa" w:w="3552"/>
+            <w:vAlign w:val="center"/>
+          </w:tcPr>
+          <w:p>
+            <w:r>
+              <w:rPr>
+                <w:rFonts w:ascii="Malgun Gothic" w:hAnsi="Malgun Gothic"/>
+                <w:sz w:val="18"/>
+              </w:rPr>
+              <w:t>API scaffold</w:t>
+            </w:r>
+          </w:p>
+        </w:tc>
+        <w:tc>
+          <w:tcPr>
+            <w:tcW w:type="dxa" w:w="3552"/>
+            <w:vAlign w:val="center"/>
+          </w:tcPr>
+          <w:p>
+            <w:r>
+              <w:rPr>
+                <w:rFonts w:ascii="Malgun Gothic" w:hAnsi="Malgun Gothic"/>
+                <w:sz w:val="18"/>
+              </w:rPr>
+              <w:t>apps/api/src/gate0-service.mjs service boundary 뒤에 fixture-backed Trust Loop 구현</w:t>
+            </w:r>
+          </w:p>
+        </w:tc>
+        <w:tc>
+          <w:tcPr>
+            <w:tcW w:type="dxa" w:w="3552"/>
+            <w:vAlign w:val="center"/>
+          </w:tcPr>
+          <w:p>
+            <w:r>
+              <w:rPr>
+                <w:rFonts w:ascii="Malgun Gothic" w:hAnsi="Malgun Gothic"/>
+                <w:sz w:val="18"/>
+              </w:rPr>
+              <w:t>scripts/check-api-runtime.mjs, scripts/check-trust-loop.mjs</w:t>
+            </w:r>
+          </w:p>
+        </w:tc>
+      </w:tr>
+      <w:tr>
+        <w:tc>
+          <w:tcPr>
+            <w:tcW w:type="dxa" w:w="3552"/>
+            <w:vAlign w:val="center"/>
+          </w:tcPr>
+          <w:p>
+            <w:r>
+              <w:rPr>
+                <w:rFonts w:ascii="Malgun Gothic" w:hAnsi="Malgun Gothic"/>
+                <w:sz w:val="18"/>
+              </w:rPr>
+              <w:t>Contracts</w:t>
+            </w:r>
+          </w:p>
+        </w:tc>
+        <w:tc>
+          <w:tcPr>
+            <w:tcW w:type="dxa" w:w="3552"/>
+            <w:vAlign w:val="center"/>
+          </w:tcPr>
+          <w:p>
+            <w:r>
+              <w:rPr>
+                <w:rFonts w:ascii="Malgun Gothic" w:hAnsi="Malgun Gothic"/>
+                <w:sz w:val="18"/>
+              </w:rPr>
+              <w:t>OpenAPI/Dart client placeholder와 contract drift gate 유지</w:t>
+            </w:r>
+          </w:p>
+        </w:tc>
+        <w:tc>
+          <w:tcPr>
+            <w:tcW w:type="dxa" w:w="3552"/>
+            <w:vAlign w:val="center"/>
+          </w:tcPr>
+          <w:p>
+            <w:r>
+              <w:rPr>
+                <w:rFonts w:ascii="Malgun Gothic" w:hAnsi="Malgun Gothic"/>
+                <w:sz w:val="18"/>
+              </w:rPr>
+              <w:t>npm test, GitHub contract-drift workflow</w:t>
+            </w:r>
+          </w:p>
+        </w:tc>
+      </w:tr>
+      <w:tr>
+        <w:tc>
+          <w:tcPr>
+            <w:tcW w:type="dxa" w:w="3552"/>
+            <w:vAlign w:val="center"/>
+          </w:tcPr>
+          <w:p>
+            <w:r>
+              <w:rPr>
+                <w:rFonts w:ascii="Malgun Gothic" w:hAnsi="Malgun Gothic"/>
+                <w:sz w:val="18"/>
+              </w:rPr>
+              <w:t>Privacy/Safety</w:t>
+            </w:r>
+          </w:p>
+        </w:tc>
+        <w:tc>
+          <w:tcPr>
+            <w:tcW w:type="dxa" w:w="3552"/>
+            <w:vAlign w:val="center"/>
+          </w:tcPr>
+          <w:p>
+            <w:r>
+              <w:rPr>
+                <w:rFonts w:ascii="Malgun Gothic" w:hAnsi="Malgun Gothic"/>
+                <w:sz w:val="18"/>
+              </w:rPr>
+              <w:t>raw contact leakage check, unified error envelope, report/block fixture 계약 유지</w:t>
+            </w:r>
+          </w:p>
+        </w:tc>
+        <w:tc>
+          <w:tcPr>
+            <w:tcW w:type="dxa" w:w="3552"/>
+            <w:vAlign w:val="center"/>
+          </w:tcPr>
+          <w:p>
+            <w:r>
+              <w:rPr>
+                <w:rFonts w:ascii="Malgun Gothic" w:hAnsi="Malgun Gothic"/>
+                <w:sz w:val="18"/>
+              </w:rPr>
+              <w:t>scripts/check-privacy-leaks.mjs, scripts/check-error-envelope.mjs</w:t>
+            </w:r>
+          </w:p>
+        </w:tc>
+      </w:tr>
+    </w:tbl>
+    <w:p>
+      <w:pPr>
+        <w:pStyle w:val="Heading2"/>
+      </w:pPr>
+      <w:r>
+        <w:rPr>
+          <w:rFonts w:ascii="Malgun Gothic" w:hAnsi="Malgun Gothic"/>
+        </w:rPr>
+        <w:t>25.3 구현 시작 순서</w:t>
+      </w:r>
+    </w:p>
+    <w:p>
+      <w:pPr>
+        <w:pStyle w:val="ListNumber"/>
+      </w:pPr>
+      <w:r>
+        <w:rPr>
+          <w:rFonts w:ascii="Malgun Gothic" w:hAnsi="Malgun Gothic"/>
+        </w:rPr>
+        <w:t>API service boundary를 유지하면서 PublicIdentity, Discover, ChatRoom, LINE ContactExchange use case를 fixture에서 실제 저장소로 단계적으로 교체한다.</w:t>
+      </w:r>
+    </w:p>
+    <w:p>
+      <w:pPr>
+        <w:pStyle w:val="ListNumber"/>
+      </w:pPr>
+      <w:r>
+        <w:rPr>
+          <w:rFonts w:ascii="Malgun Gothic" w:hAnsi="Malgun Gothic"/>
+        </w:rPr>
+        <w:t>Flutter는 5-tab shell을 먼저 실제 화면으로 연결하고, Public ID -&gt; Discover/Swipe -&gt; Profile Detail -&gt; Chat -&gt; LINE Contact Card 흐름을 세로 slice로 구현한다.</w:t>
+      </w:r>
+    </w:p>
+    <w:p>
+      <w:pPr>
+        <w:pStyle w:val="ListNumber"/>
+      </w:pPr>
+      <w:r>
+        <w:rPr>
+          <w:rFonts w:ascii="Malgun Gothic" w:hAnsi="Malgun Gothic"/>
+        </w:rPr>
+        <w:t>Contact Card lifecycle은 locked, first-share confirmation, available, revoked, reported, blocked, provider unavailable 상태를 모두 표현한다.</w:t>
+      </w:r>
+    </w:p>
+    <w:p>
+      <w:pPr>
+        <w:pStyle w:val="ListNumber"/>
+      </w:pPr>
+      <w:r>
+        <w:rPr>
+          <w:rFonts w:ascii="Malgun Gothic" w:hAnsi="Malgun Gothic"/>
+        </w:rPr>
+        <w:t>각 단계는 OpenAPI contract, mobile route contract, wireframe QA, privacy leak test, Trust Loop smoke를 통과해야 한다.</w:t>
+      </w:r>
+    </w:p>
     <w:sectPr>
       <w:footerReference w:type="default" r:id="rId9"/>
       <w:pgSz w:w="12240" w:h="15840"/>
